--- a/Documents Generation/Cover_Letter.docx
+++ b/Documents Generation/Cover_Letter.docx
@@ -1,12 +1,11 @@
 
 <file path=word/document.xml><?xml version="1.0" encoding="utf-8"?>
-<w:document xmlns:mc="http://schemas.openxmlformats.org/markup-compatibility/2006" xmlns:o="urn:schemas-microsoft-com:office:office" xmlns:r="http://schemas.openxmlformats.org/officeDocument/2006/relationships" xmlns:m="http://schemas.openxmlformats.org/officeDocument/2006/math" xmlns:v="urn:schemas-microsoft-com:vml" xmlns:wp="http://schemas.openxmlformats.org/drawingml/2006/wordprocessingDrawing" xmlns:w10="urn:schemas-microsoft-com:office:word" xmlns:w="http://schemas.openxmlformats.org/wordprocessingml/2006/main" xmlns:wne="http://schemas.microsoft.com/office/word/2006/wordml" xmlns:sl="http://schemas.openxmlformats.org/schemaLibrary/2006/main" xmlns:a="http://schemas.openxmlformats.org/drawingml/2006/main" xmlns:pic="http://schemas.openxmlformats.org/drawingml/2006/picture" xmlns:c="http://schemas.openxmlformats.org/drawingml/2006/chart" xmlns:lc="http://schemas.openxmlformats.org/drawingml/2006/lockedCanvas" xmlns:dgm="http://schemas.openxmlformats.org/drawingml/2006/diagram" xmlns:wps="http://schemas.microsoft.com/office/word/2010/wordprocessingShape" xmlns:wpg="http://schemas.microsoft.com/office/word/2010/wordprocessingGroup" xmlns:w14="http://schemas.microsoft.com/office/word/2010/wordml" xmlns:w15="http://schemas.microsoft.com/office/word/2012/wordml" xmlns:w16="http://schemas.microsoft.com/office/word/2018/wordml" xmlns:w16cex="http://schemas.microsoft.com/office/word/2018/wordml/cex" xmlns:w16cid="http://schemas.microsoft.com/office/word/2016/wordml/cid" xmlns="http://schemas.microsoft.com/office/tasks/2019/documenttasks" xmlns:cr="http://schemas.microsoft.com/office/comments/2020/reactions">
+<w:document xmlns:wpc="http://schemas.microsoft.com/office/word/2010/wordprocessingCanvas" xmlns:cx="http://schemas.microsoft.com/office/drawing/2014/chartex" xmlns:mc="http://schemas.openxmlformats.org/markup-compatibility/2006" xmlns:o="urn:schemas-microsoft-com:office:office" xmlns:r="http://schemas.openxmlformats.org/officeDocument/2006/relationships" xmlns:m="http://schemas.openxmlformats.org/officeDocument/2006/math" xmlns:v="urn:schemas-microsoft-com:vml" xmlns:wp14="http://schemas.microsoft.com/office/word/2010/wordprocessingDrawing" xmlns:wp="http://schemas.openxmlformats.org/drawingml/2006/wordprocessingDrawing" xmlns:w10="urn:schemas-microsoft-com:office:word" xmlns:w="http://schemas.openxmlformats.org/wordprocessingml/2006/main" xmlns:w14="http://schemas.microsoft.com/office/word/2010/wordml" xmlns:w15="http://schemas.microsoft.com/office/word/2012/wordml" xmlns:w16se="http://schemas.microsoft.com/office/word/2015/wordml/symex" xmlns:wpg="http://schemas.microsoft.com/office/word/2010/wordprocessingGroup" xmlns:wpi="http://schemas.microsoft.com/office/word/2010/wordprocessingInk" xmlns:wne="http://schemas.microsoft.com/office/word/2006/wordml" xmlns:wps="http://schemas.microsoft.com/office/word/2010/wordprocessingShape" mc:Ignorable="w14 w15 w16se wp14">
   <w:body>
     <w:p>
       <w:pPr>
-        <w:spacing w:before="29" w:lineRule="auto"/>
-        <w:ind w:left="23" w:right="0" w:firstLine="0"/>
-        <w:jc w:val="left"/>
+        <w:spacing w:before="29"/>
+        <w:ind w:left="23"/>
         <w:rPr>
           <w:sz w:val="20"/>
           <w:szCs w:val="20"/>
@@ -14,11 +13,10 @@
       </w:pPr>
       <w:r>
         <w:rPr>
-          <w:b w:val="1"/>
-          <w:bCs w:val="1"/>
-          <w:sz w:val="20"/>
-          <w:szCs w:val="20"/>
-          <w:rtl w:val="0"/>
+          <w:b/>
+          <w:bCs/>
+          <w:sz w:val="20"/>
+          <w:szCs w:val="20"/>
         </w:rPr>
         <w:t xml:space="preserve">Date: </w:t>
       </w:r>
@@ -26,318 +24,163 @@
         <w:rPr>
           <w:sz w:val="20"/>
           <w:szCs w:val="20"/>
-          <w:rtl w:val="0"/>
-        </w:rPr>
-        <w:t xml:space="preserve">date</w:t>
+        </w:rPr>
+        <w:t xml:space="preserve">{{date}} </w:t>
       </w:r>
     </w:p>
     <w:p>
       <w:pPr>
-        <w:keepNext w:val="0"/>
-        <w:keepLines w:val="0"/>
-        <w:pageBreakBefore w:val="0"/>
-        <w:widowControl w:val="0"/>
         <w:pBdr>
-          <w:top w:space="0" w:sz="0" w:val="nil"/>
-          <w:left w:space="0" w:sz="0" w:val="nil"/>
-          <w:bottom w:space="0" w:sz="0" w:val="nil"/>
-          <w:right w:space="0" w:sz="0" w:val="nil"/>
-          <w:between w:space="0" w:sz="0" w:val="nil"/>
+          <w:top w:val="nil"/>
+          <w:left w:val="nil"/>
+          <w:bottom w:val="nil"/>
+          <w:right w:val="nil"/>
+          <w:between w:val="nil"/>
         </w:pBdr>
-        <w:shd w:fill="auto" w:val="clear"/>
-        <w:spacing w:after="0" w:before="129" w:line="240" w:lineRule="auto"/>
-        <w:ind w:left="0" w:right="0" w:firstLine="0"/>
-        <w:jc w:val="left"/>
-        <w:rPr>
-          <w:rFonts w:ascii="Calibri" w:cs="Calibri" w:eastAsia="Calibri" w:hAnsi="Calibri"/>
-          <w:b w:val="0"/>
-          <w:bCs w:val="0"/>
-          <w:i w:val="0"/>
-          <w:iCs w:val="0"/>
-          <w:smallCaps w:val="0"/>
-          <w:strike w:val="0"/>
+        <w:spacing w:before="129"/>
+        <w:rPr>
           <w:color w:val="000000"/>
           <w:sz w:val="20"/>
           <w:szCs w:val="20"/>
-          <w:u w:val="none"/>
-          <w:shd w:fill="auto" w:val="clear"/>
-          <w:vertAlign w:val="baseline"/>
         </w:rPr>
       </w:pPr>
-      <w:r>
-        <w:rPr>
-          <w:rtl w:val="0"/>
-        </w:rPr>
-      </w:r>
     </w:p>
     <w:p>
       <w:pPr>
         <w:pStyle w:val="Heading1"/>
         <w:ind w:firstLine="23"/>
-        <w:rPr/>
       </w:pPr>
       <w:r>
-        <w:rPr>
-          <w:rtl w:val="0"/>
-        </w:rPr>
-        <w:t xml:space="preserve">To</w:t>
+        <w:t>To</w:t>
       </w:r>
     </w:p>
     <w:p>
       <w:pPr>
-        <w:keepNext w:val="0"/>
-        <w:keepLines w:val="0"/>
-        <w:pageBreakBefore w:val="0"/>
-        <w:widowControl w:val="0"/>
         <w:pBdr>
-          <w:top w:space="0" w:sz="0" w:val="nil"/>
-          <w:left w:space="0" w:sz="0" w:val="nil"/>
-          <w:bottom w:space="0" w:sz="0" w:val="nil"/>
-          <w:right w:space="0" w:sz="0" w:val="nil"/>
-          <w:between w:space="0" w:sz="0" w:val="nil"/>
+          <w:top w:val="nil"/>
+          <w:left w:val="nil"/>
+          <w:bottom w:val="nil"/>
+          <w:right w:val="nil"/>
+          <w:between w:val="nil"/>
         </w:pBdr>
-        <w:shd w:fill="auto" w:val="clear"/>
-        <w:spacing w:after="0" w:before="55" w:line="240" w:lineRule="auto"/>
-        <w:ind w:left="23" w:right="0" w:firstLine="0"/>
-        <w:jc w:val="left"/>
-        <w:rPr>
-          <w:rFonts w:ascii="Calibri" w:cs="Calibri" w:eastAsia="Calibri" w:hAnsi="Calibri"/>
-          <w:b w:val="0"/>
-          <w:bCs w:val="0"/>
-          <w:i w:val="0"/>
-          <w:iCs w:val="0"/>
-          <w:smallCaps w:val="0"/>
-          <w:strike w:val="0"/>
+        <w:spacing w:before="55"/>
+        <w:ind w:left="23"/>
+        <w:rPr>
           <w:color w:val="000000"/>
           <w:sz w:val="20"/>
           <w:szCs w:val="20"/>
-          <w:u w:val="none"/>
-          <w:shd w:fill="auto" w:val="clear"/>
-          <w:vertAlign w:val="baseline"/>
         </w:rPr>
       </w:pPr>
       <w:r>
         <w:rPr>
-          <w:rFonts w:ascii="Calibri" w:cs="Calibri" w:eastAsia="Calibri" w:hAnsi="Calibri"/>
-          <w:b w:val="0"/>
-          <w:bCs w:val="0"/>
-          <w:i w:val="0"/>
-          <w:iCs w:val="0"/>
-          <w:smallCaps w:val="0"/>
-          <w:strike w:val="0"/>
           <w:color w:val="000000"/>
           <w:sz w:val="20"/>
           <w:szCs w:val="20"/>
-          <w:u w:val="none"/>
-          <w:shd w:fill="auto" w:val="clear"/>
-          <w:vertAlign w:val="baseline"/>
-          <w:rtl w:val="0"/>
-        </w:rPr>
-        <w:t xml:space="preserve">The Visa Officer</w:t>
+        </w:rPr>
+        <w:t>The Visa Officer</w:t>
       </w:r>
     </w:p>
     <w:p>
       <w:pPr>
-        <w:keepNext w:val="0"/>
-        <w:keepLines w:val="0"/>
-        <w:pageBreakBefore w:val="0"/>
-        <w:widowControl w:val="0"/>
         <w:pBdr>
-          <w:top w:space="0" w:sz="0" w:val="nil"/>
-          <w:left w:space="0" w:sz="0" w:val="nil"/>
-          <w:bottom w:space="0" w:sz="0" w:val="nil"/>
-          <w:right w:space="0" w:sz="0" w:val="nil"/>
-          <w:between w:space="0" w:sz="0" w:val="nil"/>
+          <w:top w:val="nil"/>
+          <w:left w:val="nil"/>
+          <w:bottom w:val="nil"/>
+          <w:right w:val="nil"/>
+          <w:between w:val="nil"/>
         </w:pBdr>
-        <w:shd w:fill="auto" w:val="clear"/>
-        <w:spacing w:after="0" w:before="55" w:line="291.99999999999994" w:lineRule="auto"/>
-        <w:ind w:left="23" w:right="6029" w:firstLine="0"/>
-        <w:jc w:val="left"/>
-        <w:rPr>
-          <w:rFonts w:ascii="Calibri" w:cs="Calibri" w:eastAsia="Calibri" w:hAnsi="Calibri"/>
-          <w:b w:val="0"/>
-          <w:bCs w:val="0"/>
-          <w:i w:val="0"/>
-          <w:iCs w:val="0"/>
-          <w:smallCaps w:val="0"/>
-          <w:strike w:val="0"/>
+        <w:spacing w:before="55" w:line="291" w:lineRule="auto"/>
+        <w:ind w:left="23" w:right="6029"/>
+        <w:rPr>
           <w:color w:val="000000"/>
           <w:sz w:val="20"/>
           <w:szCs w:val="20"/>
-          <w:u w:val="none"/>
-          <w:shd w:fill="auto" w:val="clear"/>
-          <w:vertAlign w:val="baseline"/>
         </w:rPr>
       </w:pPr>
       <w:r>
         <w:rPr>
-          <w:rFonts w:ascii="Calibri" w:cs="Calibri" w:eastAsia="Calibri" w:hAnsi="Calibri"/>
-          <w:b w:val="0"/>
-          <w:bCs w:val="0"/>
-          <w:i w:val="0"/>
-          <w:iCs w:val="0"/>
-          <w:smallCaps w:val="0"/>
-          <w:strike w:val="0"/>
           <w:color w:val="000000"/>
           <w:sz w:val="20"/>
           <w:szCs w:val="20"/>
-          <w:u w:val="none"/>
-          <w:shd w:fill="auto" w:val="clear"/>
-          <w:vertAlign w:val="baseline"/>
-          <w:rtl w:val="0"/>
-        </w:rPr>
-        <w:t xml:space="preserve">Embassy of Germany / France Abu Dhabi, United Arab Emirates</w:t>
+        </w:rPr>
+        <w:t>Embassy of Germany / France Abu Dhabi, United Arab Emirates</w:t>
       </w:r>
     </w:p>
     <w:p>
       <w:pPr>
-        <w:keepNext w:val="0"/>
-        <w:keepLines w:val="0"/>
-        <w:pageBreakBefore w:val="0"/>
-        <w:widowControl w:val="0"/>
         <w:pBdr>
-          <w:top w:space="0" w:sz="0" w:val="nil"/>
-          <w:left w:space="0" w:sz="0" w:val="nil"/>
-          <w:bottom w:space="0" w:sz="0" w:val="nil"/>
-          <w:right w:space="0" w:sz="0" w:val="nil"/>
-          <w:between w:space="0" w:sz="0" w:val="nil"/>
+          <w:top w:val="nil"/>
+          <w:left w:val="nil"/>
+          <w:bottom w:val="nil"/>
+          <w:right w:val="nil"/>
+          <w:between w:val="nil"/>
         </w:pBdr>
-        <w:shd w:fill="auto" w:val="clear"/>
-        <w:spacing w:after="0" w:before="76" w:line="240" w:lineRule="auto"/>
-        <w:ind w:left="0" w:right="0" w:firstLine="0"/>
-        <w:jc w:val="left"/>
-        <w:rPr>
-          <w:rFonts w:ascii="Calibri" w:cs="Calibri" w:eastAsia="Calibri" w:hAnsi="Calibri"/>
-          <w:b w:val="0"/>
-          <w:bCs w:val="0"/>
-          <w:i w:val="0"/>
-          <w:iCs w:val="0"/>
-          <w:smallCaps w:val="0"/>
-          <w:strike w:val="0"/>
+        <w:spacing w:before="76"/>
+        <w:rPr>
           <w:color w:val="000000"/>
           <w:sz w:val="20"/>
           <w:szCs w:val="20"/>
-          <w:u w:val="none"/>
-          <w:shd w:fill="auto" w:val="clear"/>
-          <w:vertAlign w:val="baseline"/>
         </w:rPr>
       </w:pPr>
-      <w:r>
-        <w:rPr>
-          <w:rtl w:val="0"/>
-        </w:rPr>
-      </w:r>
     </w:p>
     <w:p>
       <w:pPr>
         <w:pStyle w:val="Heading1"/>
-        <w:spacing w:line="291.99999999999994" w:lineRule="auto"/>
+        <w:spacing w:line="291" w:lineRule="auto"/>
         <w:ind w:firstLine="23"/>
-        <w:rPr/>
       </w:pPr>
       <w:r>
-        <w:rPr>
-          <w:rtl w:val="0"/>
-        </w:rPr>
-        <w:t xml:space="preserve">Subject: Cover Letter – Schengen Visa Application as Domestic Worker Accompanying Employer</w:t>
+        <w:t>Subject: Cover Letter – Schengen Visa Application as Domestic Worker Accompanying Employer</w:t>
       </w:r>
     </w:p>
     <w:p>
       <w:pPr>
-        <w:keepNext w:val="0"/>
-        <w:keepLines w:val="0"/>
-        <w:pageBreakBefore w:val="0"/>
-        <w:widowControl w:val="0"/>
         <w:pBdr>
-          <w:top w:space="0" w:sz="0" w:val="nil"/>
-          <w:left w:space="0" w:sz="0" w:val="nil"/>
-          <w:bottom w:space="0" w:sz="0" w:val="nil"/>
-          <w:right w:space="0" w:sz="0" w:val="nil"/>
-          <w:between w:space="0" w:sz="0" w:val="nil"/>
+          <w:top w:val="nil"/>
+          <w:left w:val="nil"/>
+          <w:bottom w:val="nil"/>
+          <w:right w:val="nil"/>
+          <w:between w:val="nil"/>
         </w:pBdr>
-        <w:shd w:fill="auto" w:val="clear"/>
-        <w:spacing w:after="0" w:before="77" w:line="240" w:lineRule="auto"/>
-        <w:ind w:left="0" w:right="0" w:firstLine="0"/>
-        <w:jc w:val="left"/>
-        <w:rPr>
-          <w:rFonts w:ascii="Calibri" w:cs="Calibri" w:eastAsia="Calibri" w:hAnsi="Calibri"/>
-          <w:b w:val="1"/>
-          <w:bCs w:val="1"/>
-          <w:i w:val="0"/>
-          <w:iCs w:val="0"/>
-          <w:smallCaps w:val="0"/>
-          <w:strike w:val="0"/>
+        <w:spacing w:before="77"/>
+        <w:rPr>
+          <w:b/>
+          <w:bCs/>
           <w:color w:val="000000"/>
           <w:sz w:val="20"/>
           <w:szCs w:val="20"/>
-          <w:u w:val="none"/>
-          <w:shd w:fill="auto" w:val="clear"/>
-          <w:vertAlign w:val="baseline"/>
         </w:rPr>
       </w:pPr>
-      <w:r>
-        <w:rPr>
-          <w:rtl w:val="0"/>
-        </w:rPr>
-      </w:r>
     </w:p>
     <w:p>
       <w:pPr>
-        <w:keepNext w:val="0"/>
-        <w:keepLines w:val="0"/>
-        <w:pageBreakBefore w:val="0"/>
-        <w:widowControl w:val="0"/>
         <w:pBdr>
-          <w:top w:space="0" w:sz="0" w:val="nil"/>
-          <w:left w:space="0" w:sz="0" w:val="nil"/>
-          <w:bottom w:space="0" w:sz="0" w:val="nil"/>
-          <w:right w:space="0" w:sz="0" w:val="nil"/>
-          <w:between w:space="0" w:sz="0" w:val="nil"/>
+          <w:top w:val="nil"/>
+          <w:left w:val="nil"/>
+          <w:bottom w:val="nil"/>
+          <w:right w:val="nil"/>
+          <w:between w:val="nil"/>
         </w:pBdr>
-        <w:shd w:fill="auto" w:val="clear"/>
-        <w:spacing w:after="0" w:before="0" w:line="240" w:lineRule="auto"/>
-        <w:ind w:left="23" w:right="0" w:firstLine="0"/>
-        <w:jc w:val="left"/>
-        <w:rPr>
-          <w:rFonts w:ascii="Calibri" w:cs="Calibri" w:eastAsia="Calibri" w:hAnsi="Calibri"/>
-          <w:b w:val="0"/>
-          <w:bCs w:val="0"/>
-          <w:i w:val="0"/>
-          <w:iCs w:val="0"/>
-          <w:smallCaps w:val="0"/>
-          <w:strike w:val="0"/>
+        <w:ind w:left="23"/>
+        <w:rPr>
           <w:color w:val="000000"/>
           <w:sz w:val="20"/>
           <w:szCs w:val="20"/>
-          <w:u w:val="none"/>
-          <w:shd w:fill="auto" w:val="clear"/>
-          <w:vertAlign w:val="baseline"/>
         </w:rPr>
       </w:pPr>
       <w:r>
         <w:rPr>
-          <w:rFonts w:ascii="Calibri" w:cs="Calibri" w:eastAsia="Calibri" w:hAnsi="Calibri"/>
-          <w:b w:val="0"/>
-          <w:bCs w:val="0"/>
-          <w:i w:val="0"/>
-          <w:iCs w:val="0"/>
-          <w:smallCaps w:val="0"/>
-          <w:strike w:val="0"/>
           <w:color w:val="000000"/>
           <w:sz w:val="20"/>
           <w:szCs w:val="20"/>
-          <w:u w:val="none"/>
-          <w:shd w:fill="auto" w:val="clear"/>
-          <w:vertAlign w:val="baseline"/>
-          <w:rtl w:val="0"/>
-        </w:rPr>
-        <w:t xml:space="preserve">Dear Sir / Madam,</w:t>
+        </w:rPr>
+        <w:t>Dear Sir / Madam,</w:t>
       </w:r>
     </w:p>
     <w:p>
       <w:pPr>
-        <w:spacing w:before="174" w:line="291.99999999999994" w:lineRule="auto"/>
-        <w:ind w:left="23" w:right="20" w:firstLine="0"/>
+        <w:spacing w:before="174" w:line="291" w:lineRule="auto"/>
+        <w:ind w:left="23" w:right="20"/>
         <w:jc w:val="both"/>
         <w:rPr>
           <w:sz w:val="20"/>
@@ -348,53 +191,142 @@
         <w:rPr>
           <w:sz w:val="20"/>
           <w:szCs w:val="20"/>
-          <w:rtl w:val="0"/>
         </w:rPr>
         <w:t xml:space="preserve">I, </w:t>
       </w:r>
       <w:r>
         <w:rPr>
-          <w:b w:val="1"/>
-          <w:bCs w:val="1"/>
-          <w:sz w:val="20"/>
-          <w:szCs w:val="20"/>
-          <w:rtl w:val="0"/>
-        </w:rPr>
-        <w:t xml:space="preserve">maid full name</w:t>
-      </w:r>
-      <w:r>
-        <w:rPr>
-          <w:sz w:val="20"/>
-          <w:szCs w:val="20"/>
-          <w:rtl w:val="0"/>
+          <w:sz w:val="20"/>
+          <w:szCs w:val="20"/>
+        </w:rPr>
+        <w:t>{{</w:t>
+      </w:r>
+      <w:proofErr w:type="spellStart"/>
+      <w:r>
+        <w:rPr>
+          <w:b/>
+          <w:bCs/>
+          <w:sz w:val="20"/>
+          <w:szCs w:val="20"/>
+        </w:rPr>
+        <w:t>maid_full_</w:t>
+      </w:r>
+      <w:r>
+        <w:rPr>
+          <w:b/>
+          <w:bCs/>
+          <w:sz w:val="20"/>
+          <w:szCs w:val="20"/>
+        </w:rPr>
+        <w:t>name</w:t>
+      </w:r>
+      <w:proofErr w:type="spellEnd"/>
+      <w:r>
+        <w:rPr>
+          <w:b/>
+          <w:bCs/>
+          <w:sz w:val="20"/>
+          <w:szCs w:val="20"/>
+        </w:rPr>
+        <w:t>}}</w:t>
+      </w:r>
+      <w:r>
+        <w:rPr>
+          <w:sz w:val="20"/>
+          <w:szCs w:val="20"/>
         </w:rPr>
         <w:t xml:space="preserve">, holder of </w:t>
       </w:r>
       <w:r>
         <w:rPr>
-          <w:b w:val="1"/>
-          <w:bCs w:val="1"/>
-          <w:sz w:val="20"/>
-          <w:szCs w:val="20"/>
-          <w:rtl w:val="0"/>
-        </w:rPr>
-        <w:t xml:space="preserve">Passport No. maid passport number</w:t>
-      </w:r>
-      <w:r>
-        <w:rPr>
-          <w:sz w:val="20"/>
-          <w:szCs w:val="20"/>
-          <w:rtl w:val="0"/>
-        </w:rPr>
-        <w:t xml:space="preserve">, respectfully submit this ap- plication for a </w:t>
-      </w:r>
-      <w:r>
-        <w:rPr>
-          <w:b w:val="1"/>
-          <w:bCs w:val="1"/>
-          <w:sz w:val="20"/>
-          <w:szCs w:val="20"/>
-          <w:rtl w:val="0"/>
+          <w:sz w:val="20"/>
+          <w:szCs w:val="20"/>
+        </w:rPr>
+        <w:t xml:space="preserve">Passport No. </w:t>
+      </w:r>
+      <w:r>
+        <w:rPr>
+          <w:b/>
+          <w:bCs/>
+          <w:sz w:val="20"/>
+          <w:szCs w:val="20"/>
+        </w:rPr>
+        <w:t>{{</w:t>
+      </w:r>
+      <w:proofErr w:type="spellStart"/>
+      <w:r>
+        <w:rPr>
+          <w:b/>
+          <w:bCs/>
+          <w:sz w:val="20"/>
+          <w:szCs w:val="20"/>
+        </w:rPr>
+        <w:t>maid</w:t>
+      </w:r>
+      <w:r>
+        <w:rPr>
+          <w:sz w:val="20"/>
+          <w:szCs w:val="20"/>
+        </w:rPr>
+        <w:t>_</w:t>
+      </w:r>
+      <w:r>
+        <w:rPr>
+          <w:b/>
+          <w:bCs/>
+          <w:sz w:val="20"/>
+          <w:szCs w:val="20"/>
+        </w:rPr>
+        <w:t>p</w:t>
+      </w:r>
+      <w:r>
+        <w:rPr>
+          <w:b/>
+          <w:bCs/>
+          <w:sz w:val="20"/>
+          <w:szCs w:val="20"/>
+        </w:rPr>
+        <w:t>assport</w:t>
+      </w:r>
+      <w:r>
+        <w:rPr>
+          <w:b/>
+          <w:bCs/>
+          <w:sz w:val="20"/>
+          <w:szCs w:val="20"/>
+        </w:rPr>
+        <w:t>_number</w:t>
+      </w:r>
+      <w:proofErr w:type="spellEnd"/>
+      <w:r>
+        <w:rPr>
+          <w:b/>
+          <w:bCs/>
+          <w:sz w:val="20"/>
+          <w:szCs w:val="20"/>
+        </w:rPr>
+        <w:t>}}</w:t>
+      </w:r>
+      <w:r>
+        <w:rPr>
+          <w:sz w:val="20"/>
+          <w:szCs w:val="20"/>
+        </w:rPr>
+        <w:t>, respectfully submit this ap</w:t>
+      </w:r>
+      <w:r>
+        <w:rPr>
+          <w:sz w:val="20"/>
+          <w:szCs w:val="20"/>
+        </w:rPr>
+        <w:t xml:space="preserve">plication for a </w:t>
+      </w:r>
+      <w:r>
+        <w:rPr>
+          <w:b/>
+          <w:bCs/>
+          <w:sz w:val="20"/>
+          <w:szCs w:val="20"/>
         </w:rPr>
         <w:t xml:space="preserve">short-term Schengen visa </w:t>
       </w:r>
@@ -402,69 +334,149 @@
         <w:rPr>
           <w:sz w:val="20"/>
           <w:szCs w:val="20"/>
-          <w:rtl w:val="0"/>
         </w:rPr>
         <w:t xml:space="preserve">to travel to </w:t>
       </w:r>
       <w:r>
         <w:rPr>
-          <w:b w:val="1"/>
-          <w:bCs w:val="1"/>
-          <w:sz w:val="20"/>
-          <w:szCs w:val="20"/>
-          <w:rtl w:val="0"/>
-        </w:rPr>
-        <w:t xml:space="preserve">Germany / France </w:t>
-      </w:r>
-      <w:r>
-        <w:rPr>
-          <w:sz w:val="20"/>
-          <w:szCs w:val="20"/>
-          <w:rtl w:val="0"/>
+          <w:b/>
+          <w:bCs/>
+          <w:sz w:val="20"/>
+          <w:szCs w:val="20"/>
+        </w:rPr>
+        <w:t>{{</w:t>
+      </w:r>
+      <w:proofErr w:type="spellStart"/>
+      <w:r>
+        <w:rPr>
+          <w:b/>
+          <w:bCs/>
+          <w:sz w:val="20"/>
+          <w:szCs w:val="20"/>
+        </w:rPr>
+        <w:t>schengen_country</w:t>
+      </w:r>
+      <w:proofErr w:type="spellEnd"/>
+      <w:r>
+        <w:rPr>
+          <w:b/>
+          <w:bCs/>
+          <w:sz w:val="20"/>
+          <w:szCs w:val="20"/>
+        </w:rPr>
+        <w:t xml:space="preserve">}} </w:t>
+      </w:r>
+      <w:r>
+        <w:rPr>
+          <w:sz w:val="20"/>
+          <w:szCs w:val="20"/>
         </w:rPr>
         <w:t xml:space="preserve">from </w:t>
       </w:r>
       <w:r>
         <w:rPr>
-          <w:b w:val="1"/>
-          <w:bCs w:val="1"/>
-          <w:sz w:val="20"/>
-          <w:szCs w:val="20"/>
-          <w:rtl w:val="0"/>
-        </w:rPr>
-        <w:t xml:space="preserve">departure date </w:t>
-      </w:r>
-      <w:r>
-        <w:rPr>
-          <w:sz w:val="20"/>
-          <w:szCs w:val="20"/>
-          <w:rtl w:val="0"/>
+          <w:sz w:val="20"/>
+          <w:szCs w:val="20"/>
+        </w:rPr>
+        <w:t>{{</w:t>
+      </w:r>
+      <w:proofErr w:type="spellStart"/>
+      <w:r>
+        <w:rPr>
+          <w:b/>
+          <w:bCs/>
+          <w:sz w:val="20"/>
+          <w:szCs w:val="20"/>
+        </w:rPr>
+        <w:t>departure_</w:t>
+      </w:r>
+      <w:r>
+        <w:rPr>
+          <w:b/>
+          <w:bCs/>
+          <w:sz w:val="20"/>
+          <w:szCs w:val="20"/>
+        </w:rPr>
+        <w:t>date</w:t>
+      </w:r>
+      <w:proofErr w:type="spellEnd"/>
+      <w:r>
+        <w:rPr>
+          <w:b/>
+          <w:bCs/>
+          <w:sz w:val="20"/>
+          <w:szCs w:val="20"/>
+        </w:rPr>
+        <w:t>}}</w:t>
+      </w:r>
+      <w:r>
+        <w:rPr>
+          <w:b/>
+          <w:bCs/>
+          <w:sz w:val="20"/>
+          <w:szCs w:val="20"/>
+        </w:rPr>
+        <w:t xml:space="preserve"> </w:t>
+      </w:r>
+      <w:r>
+        <w:rPr>
+          <w:sz w:val="20"/>
+          <w:szCs w:val="20"/>
         </w:rPr>
         <w:t xml:space="preserve">to </w:t>
       </w:r>
       <w:r>
         <w:rPr>
-          <w:b w:val="1"/>
-          <w:bCs w:val="1"/>
-          <w:sz w:val="20"/>
-          <w:szCs w:val="20"/>
-          <w:rtl w:val="0"/>
-        </w:rPr>
-        <w:t xml:space="preserve">return date</w:t>
-      </w:r>
-      <w:r>
-        <w:rPr>
-          <w:sz w:val="20"/>
-          <w:szCs w:val="20"/>
-          <w:rtl w:val="0"/>
-        </w:rPr>
-        <w:t xml:space="preserve">.</w:t>
-      </w:r>
-      <w:r>
+          <w:sz w:val="20"/>
+          <w:szCs w:val="20"/>
+        </w:rPr>
+        <w:t>{{</w:t>
+      </w:r>
+      <w:proofErr w:type="spellStart"/>
+      <w:r>
+        <w:rPr>
+          <w:b/>
+          <w:bCs/>
+          <w:sz w:val="20"/>
+          <w:szCs w:val="20"/>
+        </w:rPr>
+        <w:t>return_</w:t>
+      </w:r>
+      <w:r>
+        <w:rPr>
+          <w:b/>
+          <w:bCs/>
+          <w:sz w:val="20"/>
+          <w:szCs w:val="20"/>
+        </w:rPr>
+        <w:t>date</w:t>
+      </w:r>
+      <w:proofErr w:type="spellEnd"/>
+      <w:r>
+        <w:rPr>
+          <w:b/>
+          <w:bCs/>
+          <w:sz w:val="20"/>
+          <w:szCs w:val="20"/>
+        </w:rPr>
+        <w:t>}}</w:t>
+      </w:r>
+      <w:r>
+        <w:rPr>
+          <w:sz w:val="20"/>
+          <w:szCs w:val="20"/>
+        </w:rPr>
+        <w:t>.</w:t>
+      </w:r>
+      <w:r>
+        <w:rPr>
+          <w:noProof/>
+          <w:lang w:val="en-US"/>
+        </w:rPr>
         <mc:AlternateContent>
           <mc:Choice Requires="wpg">
             <w:drawing>
-              <wp:anchor allowOverlap="1" behindDoc="0" distB="0" distT="0" distL="0" distR="0" hidden="0" layoutInCell="1" locked="0" relativeHeight="0" simplePos="0">
+              <wp:anchor distT="0" distB="0" distL="0" distR="0" simplePos="0" relativeHeight="251658240" behindDoc="0" locked="0" layoutInCell="1" hidden="0" allowOverlap="1">
                 <wp:simplePos x="0" y="0"/>
                 <wp:positionH relativeFrom="column">
                   <wp:posOffset>466039</wp:posOffset>
@@ -473,23 +485,27 @@
                   <wp:posOffset>223043</wp:posOffset>
                 </wp:positionV>
                 <wp:extent cx="43815" cy="12700"/>
-                <wp:effectExtent b="0" l="0" r="0" t="0"/>
+                <wp:effectExtent l="0" t="0" r="0" b="0"/>
                 <wp:wrapNone/>
-                <wp:docPr id="8" name=""/>
-                <a:graphic>
+                <wp:docPr id="8" name="Freeform 8"/>
+                <wp:cNvGraphicFramePr/>
+                <a:graphic xmlns:a="http://schemas.openxmlformats.org/drawingml/2006/main">
                   <a:graphicData uri="http://schemas.microsoft.com/office/word/2010/wordprocessingShape">
                     <wps:wsp>
                       <wps:cNvSpPr/>
-                      <wps:cNvPr id="9" name="Shape 9"/>
                       <wps:spPr>
                         <a:xfrm>
                           <a:off x="5324093" y="3779365"/>
                           <a:ext cx="43815" cy="1270"/>
                         </a:xfrm>
                         <a:custGeom>
-                          <a:rect b="b" l="l" r="r" t="t"/>
+                          <a:avLst/>
+                          <a:gdLst/>
+                          <a:ahLst/>
+                          <a:cxnLst/>
+                          <a:rect l="l" t="t" r="r" b="b"/>
                           <a:pathLst>
-                            <a:path extrusionOk="0" h="120000" w="43815">
+                            <a:path w="43815" h="120000" extrusionOk="0">
                               <a:moveTo>
                                 <a:pt x="0" y="0"/>
                               </a:moveTo>
@@ -500,17 +516,17 @@
                           </a:pathLst>
                         </a:custGeom>
                         <a:noFill/>
-                        <a:ln cap="flat" cmpd="sng" w="9525">
+                        <a:ln w="9525" cap="flat" cmpd="sng">
                           <a:solidFill>
                             <a:srgbClr val="000000"/>
                           </a:solidFill>
                           <a:prstDash val="solid"/>
                           <a:round/>
-                          <a:headEnd len="sm" w="sm" type="none"/>
-                          <a:tailEnd len="sm" w="sm" type="none"/>
+                          <a:headEnd type="none" w="sm" len="sm"/>
+                          <a:tailEnd type="none" w="sm" len="sm"/>
                         </a:ln>
                       </wps:spPr>
-                      <wps:bodyPr anchorCtr="0" anchor="ctr" bIns="91425" lIns="91425" spcFirstLastPara="1" rIns="91425" wrap="square" tIns="91425">
+                      <wps:bodyPr spcFirstLastPara="1" wrap="square" lIns="91425" tIns="91425" rIns="91425" bIns="91425" anchor="ctr" anchorCtr="0">
                         <a:noAutofit/>
                       </wps:bodyPr>
                     </wps:wsp>
@@ -519,7 +535,7 @@
               </wp:anchor>
             </w:drawing>
           </mc:Choice>
-          <mc:Fallback>
+          <mc:Fallback xmlns:sl="http://schemas.openxmlformats.org/schemaLibrary/2006/main" xmlns:a="http://schemas.openxmlformats.org/drawingml/2006/main" xmlns:pic="http://schemas.openxmlformats.org/drawingml/2006/picture" xmlns:c="http://schemas.openxmlformats.org/drawingml/2006/chart" xmlns:lc="http://schemas.openxmlformats.org/drawingml/2006/lockedCanvas" xmlns:dgm="http://schemas.openxmlformats.org/drawingml/2006/diagram" xmlns:w16="http://schemas.microsoft.com/office/word/2018/wordml" xmlns:w16cex="http://schemas.microsoft.com/office/word/2018/wordml/cex" xmlns:w16cid="http://schemas.microsoft.com/office/word/2016/wordml/cid" xmlns="http://schemas.microsoft.com/office/tasks/2019/documenttasks" xmlns:cr="http://schemas.microsoft.com/office/comments/2020/reactions">
             <w:drawing>
               <wp:anchor allowOverlap="1" behindDoc="0" distB="0" distT="0" distL="0" distR="0" hidden="0" layoutInCell="1" locked="0" relativeHeight="0" simplePos="0">
                 <wp:simplePos x="0" y="0"/>
@@ -564,10 +580,14 @@
         </mc:AlternateContent>
       </w:r>
       <w:r>
+        <w:rPr>
+          <w:noProof/>
+          <w:lang w:val="en-US"/>
+        </w:rPr>
         <mc:AlternateContent>
           <mc:Choice Requires="wpg">
             <w:drawing>
-              <wp:anchor allowOverlap="1" behindDoc="0" distB="0" distT="0" distL="0" distR="0" hidden="0" layoutInCell="1" locked="0" relativeHeight="0" simplePos="0">
+              <wp:anchor distT="0" distB="0" distL="0" distR="0" simplePos="0" relativeHeight="251659264" behindDoc="0" locked="0" layoutInCell="1" hidden="0" allowOverlap="1">
                 <wp:simplePos x="0" y="0"/>
                 <wp:positionH relativeFrom="column">
                   <wp:posOffset>724547</wp:posOffset>
@@ -576,23 +596,27 @@
                   <wp:posOffset>223043</wp:posOffset>
                 </wp:positionV>
                 <wp:extent cx="43815" cy="12700"/>
-                <wp:effectExtent b="0" l="0" r="0" t="0"/>
+                <wp:effectExtent l="0" t="0" r="0" b="0"/>
                 <wp:wrapNone/>
-                <wp:docPr id="17" name=""/>
-                <a:graphic>
+                <wp:docPr id="17" name="Freeform 17"/>
+                <wp:cNvGraphicFramePr/>
+                <a:graphic xmlns:a="http://schemas.openxmlformats.org/drawingml/2006/main">
                   <a:graphicData uri="http://schemas.microsoft.com/office/word/2010/wordprocessingShape">
                     <wps:wsp>
                       <wps:cNvSpPr/>
-                      <wps:cNvPr id="18" name="Shape 18"/>
                       <wps:spPr>
                         <a:xfrm>
                           <a:off x="5324093" y="3779365"/>
                           <a:ext cx="43815" cy="1270"/>
                         </a:xfrm>
                         <a:custGeom>
-                          <a:rect b="b" l="l" r="r" t="t"/>
+                          <a:avLst/>
+                          <a:gdLst/>
+                          <a:ahLst/>
+                          <a:cxnLst/>
+                          <a:rect l="l" t="t" r="r" b="b"/>
                           <a:pathLst>
-                            <a:path extrusionOk="0" h="120000" w="43815">
+                            <a:path w="43815" h="120000" extrusionOk="0">
                               <a:moveTo>
                                 <a:pt x="0" y="0"/>
                               </a:moveTo>
@@ -603,17 +627,17 @@
                           </a:pathLst>
                         </a:custGeom>
                         <a:noFill/>
-                        <a:ln cap="flat" cmpd="sng" w="9525">
+                        <a:ln w="9525" cap="flat" cmpd="sng">
                           <a:solidFill>
                             <a:srgbClr val="000000"/>
                           </a:solidFill>
                           <a:prstDash val="solid"/>
                           <a:round/>
-                          <a:headEnd len="sm" w="sm" type="none"/>
-                          <a:tailEnd len="sm" w="sm" type="none"/>
+                          <a:headEnd type="none" w="sm" len="sm"/>
+                          <a:tailEnd type="none" w="sm" len="sm"/>
                         </a:ln>
                       </wps:spPr>
-                      <wps:bodyPr anchorCtr="0" anchor="ctr" bIns="91425" lIns="91425" spcFirstLastPara="1" rIns="91425" wrap="square" tIns="91425">
+                      <wps:bodyPr spcFirstLastPara="1" wrap="square" lIns="91425" tIns="91425" rIns="91425" bIns="91425" anchor="ctr" anchorCtr="0">
                         <a:noAutofit/>
                       </wps:bodyPr>
                     </wps:wsp>
@@ -622,7 +646,7 @@
               </wp:anchor>
             </w:drawing>
           </mc:Choice>
-          <mc:Fallback>
+          <mc:Fallback xmlns:sl="http://schemas.openxmlformats.org/schemaLibrary/2006/main" xmlns:a="http://schemas.openxmlformats.org/drawingml/2006/main" xmlns:pic="http://schemas.openxmlformats.org/drawingml/2006/picture" xmlns:c="http://schemas.openxmlformats.org/drawingml/2006/chart" xmlns:lc="http://schemas.openxmlformats.org/drawingml/2006/lockedCanvas" xmlns:dgm="http://schemas.openxmlformats.org/drawingml/2006/diagram" xmlns:w16="http://schemas.microsoft.com/office/word/2018/wordml" xmlns:w16cex="http://schemas.microsoft.com/office/word/2018/wordml/cex" xmlns:w16cid="http://schemas.microsoft.com/office/word/2016/wordml/cid" xmlns="http://schemas.microsoft.com/office/tasks/2019/documenttasks" xmlns:cr="http://schemas.microsoft.com/office/comments/2020/reactions">
             <w:drawing>
               <wp:anchor allowOverlap="1" behindDoc="0" distB="0" distT="0" distL="0" distR="0" hidden="0" layoutInCell="1" locked="0" relativeHeight="0" simplePos="0">
                 <wp:simplePos x="0" y="0"/>
@@ -667,10 +691,14 @@
         </mc:AlternateContent>
       </w:r>
       <w:r>
+        <w:rPr>
+          <w:noProof/>
+          <w:lang w:val="en-US"/>
+        </w:rPr>
         <mc:AlternateContent>
           <mc:Choice Requires="wpg">
             <w:drawing>
-              <wp:anchor allowOverlap="1" behindDoc="0" distB="0" distT="0" distL="0" distR="0" hidden="0" layoutInCell="1" locked="0" relativeHeight="0" simplePos="0">
+              <wp:anchor distT="0" distB="0" distL="0" distR="0" simplePos="0" relativeHeight="251660288" behindDoc="0" locked="0" layoutInCell="1" hidden="0" allowOverlap="1">
                 <wp:simplePos x="0" y="0"/>
                 <wp:positionH relativeFrom="column">
                   <wp:posOffset>2993897</wp:posOffset>
@@ -679,23 +707,27 @@
                   <wp:posOffset>223043</wp:posOffset>
                 </wp:positionV>
                 <wp:extent cx="43815" cy="12700"/>
-                <wp:effectExtent b="0" l="0" r="0" t="0"/>
+                <wp:effectExtent l="0" t="0" r="0" b="0"/>
                 <wp:wrapNone/>
-                <wp:docPr id="9" name=""/>
-                <a:graphic>
+                <wp:docPr id="9" name="Freeform 9"/>
+                <wp:cNvGraphicFramePr/>
+                <a:graphic xmlns:a="http://schemas.openxmlformats.org/drawingml/2006/main">
                   <a:graphicData uri="http://schemas.microsoft.com/office/word/2010/wordprocessingShape">
                     <wps:wsp>
                       <wps:cNvSpPr/>
-                      <wps:cNvPr id="10" name="Shape 10"/>
                       <wps:spPr>
                         <a:xfrm>
                           <a:off x="5324093" y="3779365"/>
                           <a:ext cx="43815" cy="1270"/>
                         </a:xfrm>
                         <a:custGeom>
-                          <a:rect b="b" l="l" r="r" t="t"/>
+                          <a:avLst/>
+                          <a:gdLst/>
+                          <a:ahLst/>
+                          <a:cxnLst/>
+                          <a:rect l="l" t="t" r="r" b="b"/>
                           <a:pathLst>
-                            <a:path extrusionOk="0" h="120000" w="43815">
+                            <a:path w="43815" h="120000" extrusionOk="0">
                               <a:moveTo>
                                 <a:pt x="0" y="0"/>
                               </a:moveTo>
@@ -706,17 +738,17 @@
                           </a:pathLst>
                         </a:custGeom>
                         <a:noFill/>
-                        <a:ln cap="flat" cmpd="sng" w="9525">
+                        <a:ln w="9525" cap="flat" cmpd="sng">
                           <a:solidFill>
                             <a:srgbClr val="000000"/>
                           </a:solidFill>
                           <a:prstDash val="solid"/>
                           <a:round/>
-                          <a:headEnd len="sm" w="sm" type="none"/>
-                          <a:tailEnd len="sm" w="sm" type="none"/>
+                          <a:headEnd type="none" w="sm" len="sm"/>
+                          <a:tailEnd type="none" w="sm" len="sm"/>
                         </a:ln>
                       </wps:spPr>
-                      <wps:bodyPr anchorCtr="0" anchor="ctr" bIns="91425" lIns="91425" spcFirstLastPara="1" rIns="91425" wrap="square" tIns="91425">
+                      <wps:bodyPr spcFirstLastPara="1" wrap="square" lIns="91425" tIns="91425" rIns="91425" bIns="91425" anchor="ctr" anchorCtr="0">
                         <a:noAutofit/>
                       </wps:bodyPr>
                     </wps:wsp>
@@ -725,7 +757,7 @@
               </wp:anchor>
             </w:drawing>
           </mc:Choice>
-          <mc:Fallback>
+          <mc:Fallback xmlns:sl="http://schemas.openxmlformats.org/schemaLibrary/2006/main" xmlns:a="http://schemas.openxmlformats.org/drawingml/2006/main" xmlns:pic="http://schemas.openxmlformats.org/drawingml/2006/picture" xmlns:c="http://schemas.openxmlformats.org/drawingml/2006/chart" xmlns:lc="http://schemas.openxmlformats.org/drawingml/2006/lockedCanvas" xmlns:dgm="http://schemas.openxmlformats.org/drawingml/2006/diagram" xmlns:w16="http://schemas.microsoft.com/office/word/2018/wordml" xmlns:w16cex="http://schemas.microsoft.com/office/word/2018/wordml/cex" xmlns:w16cid="http://schemas.microsoft.com/office/word/2016/wordml/cid" xmlns="http://schemas.microsoft.com/office/tasks/2019/documenttasks" xmlns:cr="http://schemas.microsoft.com/office/comments/2020/reactions">
             <w:drawing>
               <wp:anchor allowOverlap="1" behindDoc="0" distB="0" distT="0" distL="0" distR="0" hidden="0" layoutInCell="1" locked="0" relativeHeight="0" simplePos="0">
                 <wp:simplePos x="0" y="0"/>
@@ -770,10 +802,14 @@
         </mc:AlternateContent>
       </w:r>
       <w:r>
+        <w:rPr>
+          <w:noProof/>
+          <w:lang w:val="en-US"/>
+        </w:rPr>
         <mc:AlternateContent>
           <mc:Choice Requires="wpg">
             <w:drawing>
-              <wp:anchor allowOverlap="1" behindDoc="0" distB="0" distT="0" distL="0" distR="0" hidden="0" layoutInCell="1" locked="0" relativeHeight="0" simplePos="0">
+              <wp:anchor distT="0" distB="0" distL="0" distR="0" simplePos="0" relativeHeight="251661312" behindDoc="0" locked="0" layoutInCell="1" hidden="0" allowOverlap="1">
                 <wp:simplePos x="0" y="0"/>
                 <wp:positionH relativeFrom="column">
                   <wp:posOffset>3586759</wp:posOffset>
@@ -782,23 +818,27 @@
                   <wp:posOffset>223043</wp:posOffset>
                 </wp:positionV>
                 <wp:extent cx="43815" cy="12700"/>
-                <wp:effectExtent b="0" l="0" r="0" t="0"/>
+                <wp:effectExtent l="0" t="0" r="0" b="0"/>
                 <wp:wrapNone/>
-                <wp:docPr id="5" name=""/>
-                <a:graphic>
+                <wp:docPr id="5" name="Freeform 5"/>
+                <wp:cNvGraphicFramePr/>
+                <a:graphic xmlns:a="http://schemas.openxmlformats.org/drawingml/2006/main">
                   <a:graphicData uri="http://schemas.microsoft.com/office/word/2010/wordprocessingShape">
                     <wps:wsp>
                       <wps:cNvSpPr/>
-                      <wps:cNvPr id="6" name="Shape 6"/>
                       <wps:spPr>
                         <a:xfrm>
                           <a:off x="5324093" y="3779365"/>
                           <a:ext cx="43815" cy="1270"/>
                         </a:xfrm>
                         <a:custGeom>
-                          <a:rect b="b" l="l" r="r" t="t"/>
+                          <a:avLst/>
+                          <a:gdLst/>
+                          <a:ahLst/>
+                          <a:cxnLst/>
+                          <a:rect l="l" t="t" r="r" b="b"/>
                           <a:pathLst>
-                            <a:path extrusionOk="0" h="120000" w="43815">
+                            <a:path w="43815" h="120000" extrusionOk="0">
                               <a:moveTo>
                                 <a:pt x="0" y="0"/>
                               </a:moveTo>
@@ -809,17 +849,17 @@
                           </a:pathLst>
                         </a:custGeom>
                         <a:noFill/>
-                        <a:ln cap="flat" cmpd="sng" w="9525">
+                        <a:ln w="9525" cap="flat" cmpd="sng">
                           <a:solidFill>
                             <a:srgbClr val="000000"/>
                           </a:solidFill>
                           <a:prstDash val="solid"/>
                           <a:round/>
-                          <a:headEnd len="sm" w="sm" type="none"/>
-                          <a:tailEnd len="sm" w="sm" type="none"/>
+                          <a:headEnd type="none" w="sm" len="sm"/>
+                          <a:tailEnd type="none" w="sm" len="sm"/>
                         </a:ln>
                       </wps:spPr>
-                      <wps:bodyPr anchorCtr="0" anchor="ctr" bIns="91425" lIns="91425" spcFirstLastPara="1" rIns="91425" wrap="square" tIns="91425">
+                      <wps:bodyPr spcFirstLastPara="1" wrap="square" lIns="91425" tIns="91425" rIns="91425" bIns="91425" anchor="ctr" anchorCtr="0">
                         <a:noAutofit/>
                       </wps:bodyPr>
                     </wps:wsp>
@@ -828,7 +868,7 @@
               </wp:anchor>
             </w:drawing>
           </mc:Choice>
-          <mc:Fallback>
+          <mc:Fallback xmlns:sl="http://schemas.openxmlformats.org/schemaLibrary/2006/main" xmlns:a="http://schemas.openxmlformats.org/drawingml/2006/main" xmlns:pic="http://schemas.openxmlformats.org/drawingml/2006/picture" xmlns:c="http://schemas.openxmlformats.org/drawingml/2006/chart" xmlns:lc="http://schemas.openxmlformats.org/drawingml/2006/lockedCanvas" xmlns:dgm="http://schemas.openxmlformats.org/drawingml/2006/diagram" xmlns:w16="http://schemas.microsoft.com/office/word/2018/wordml" xmlns:w16cex="http://schemas.microsoft.com/office/word/2018/wordml/cex" xmlns:w16cid="http://schemas.microsoft.com/office/word/2016/wordml/cid" xmlns="http://schemas.microsoft.com/office/tasks/2019/documenttasks" xmlns:cr="http://schemas.microsoft.com/office/comments/2020/reactions">
             <w:drawing>
               <wp:anchor allowOverlap="1" behindDoc="0" distB="0" distT="0" distL="0" distR="0" hidden="0" layoutInCell="1" locked="0" relativeHeight="0" simplePos="0">
                 <wp:simplePos x="0" y="0"/>
@@ -873,10 +913,14 @@
         </mc:AlternateContent>
       </w:r>
       <w:r>
+        <w:rPr>
+          <w:noProof/>
+          <w:lang w:val="en-US"/>
+        </w:rPr>
         <mc:AlternateContent>
           <mc:Choice Requires="wpg">
             <w:drawing>
-              <wp:anchor allowOverlap="1" behindDoc="0" distB="0" distT="0" distL="0" distR="0" hidden="0" layoutInCell="1" locked="0" relativeHeight="0" simplePos="0">
+              <wp:anchor distT="0" distB="0" distL="0" distR="0" simplePos="0" relativeHeight="251662336" behindDoc="0" locked="0" layoutInCell="1" hidden="0" allowOverlap="1">
                 <wp:simplePos x="0" y="0"/>
                 <wp:positionH relativeFrom="column">
                   <wp:posOffset>5274894</wp:posOffset>
@@ -885,23 +929,27 @@
                   <wp:posOffset>412832</wp:posOffset>
                 </wp:positionV>
                 <wp:extent cx="43815" cy="12700"/>
-                <wp:effectExtent b="0" l="0" r="0" t="0"/>
+                <wp:effectExtent l="0" t="0" r="0" b="0"/>
                 <wp:wrapNone/>
-                <wp:docPr id="14" name=""/>
-                <a:graphic>
+                <wp:docPr id="14" name="Freeform 14"/>
+                <wp:cNvGraphicFramePr/>
+                <a:graphic xmlns:a="http://schemas.openxmlformats.org/drawingml/2006/main">
                   <a:graphicData uri="http://schemas.microsoft.com/office/word/2010/wordprocessingShape">
                     <wps:wsp>
                       <wps:cNvSpPr/>
-                      <wps:cNvPr id="15" name="Shape 15"/>
                       <wps:spPr>
                         <a:xfrm>
                           <a:off x="5324093" y="3779365"/>
                           <a:ext cx="43815" cy="1270"/>
                         </a:xfrm>
                         <a:custGeom>
-                          <a:rect b="b" l="l" r="r" t="t"/>
+                          <a:avLst/>
+                          <a:gdLst/>
+                          <a:ahLst/>
+                          <a:cxnLst/>
+                          <a:rect l="l" t="t" r="r" b="b"/>
                           <a:pathLst>
-                            <a:path extrusionOk="0" h="120000" w="43815">
+                            <a:path w="43815" h="120000" extrusionOk="0">
                               <a:moveTo>
                                 <a:pt x="0" y="0"/>
                               </a:moveTo>
@@ -912,17 +960,17 @@
                           </a:pathLst>
                         </a:custGeom>
                         <a:noFill/>
-                        <a:ln cap="flat" cmpd="sng" w="9525">
+                        <a:ln w="9525" cap="flat" cmpd="sng">
                           <a:solidFill>
                             <a:srgbClr val="000000"/>
                           </a:solidFill>
                           <a:prstDash val="solid"/>
                           <a:round/>
-                          <a:headEnd len="sm" w="sm" type="none"/>
-                          <a:tailEnd len="sm" w="sm" type="none"/>
+                          <a:headEnd type="none" w="sm" len="sm"/>
+                          <a:tailEnd type="none" w="sm" len="sm"/>
                         </a:ln>
                       </wps:spPr>
-                      <wps:bodyPr anchorCtr="0" anchor="ctr" bIns="91425" lIns="91425" spcFirstLastPara="1" rIns="91425" wrap="square" tIns="91425">
+                      <wps:bodyPr spcFirstLastPara="1" wrap="square" lIns="91425" tIns="91425" rIns="91425" bIns="91425" anchor="ctr" anchorCtr="0">
                         <a:noAutofit/>
                       </wps:bodyPr>
                     </wps:wsp>
@@ -931,7 +979,7 @@
               </wp:anchor>
             </w:drawing>
           </mc:Choice>
-          <mc:Fallback>
+          <mc:Fallback xmlns:sl="http://schemas.openxmlformats.org/schemaLibrary/2006/main" xmlns:a="http://schemas.openxmlformats.org/drawingml/2006/main" xmlns:pic="http://schemas.openxmlformats.org/drawingml/2006/picture" xmlns:c="http://schemas.openxmlformats.org/drawingml/2006/chart" xmlns:lc="http://schemas.openxmlformats.org/drawingml/2006/lockedCanvas" xmlns:dgm="http://schemas.openxmlformats.org/drawingml/2006/diagram" xmlns:w16="http://schemas.microsoft.com/office/word/2018/wordml" xmlns:w16cex="http://schemas.microsoft.com/office/word/2018/wordml/cex" xmlns:w16cid="http://schemas.microsoft.com/office/word/2016/wordml/cid" xmlns="http://schemas.microsoft.com/office/tasks/2019/documenttasks" xmlns:cr="http://schemas.microsoft.com/office/comments/2020/reactions">
             <w:drawing>
               <wp:anchor allowOverlap="1" behindDoc="0" distB="0" distT="0" distL="0" distR="0" hidden="0" layoutInCell="1" locked="0" relativeHeight="0" simplePos="0">
                 <wp:simplePos x="0" y="0"/>
@@ -976,10 +1024,14 @@
         </mc:AlternateContent>
       </w:r>
       <w:r>
+        <w:rPr>
+          <w:noProof/>
+          <w:lang w:val="en-US"/>
+        </w:rPr>
         <mc:AlternateContent>
           <mc:Choice Requires="wpg">
             <w:drawing>
-              <wp:anchor allowOverlap="1" behindDoc="0" distB="0" distT="0" distL="0" distR="0" hidden="0" layoutInCell="1" locked="0" relativeHeight="0" simplePos="0">
+              <wp:anchor distT="0" distB="0" distL="0" distR="0" simplePos="0" relativeHeight="251663360" behindDoc="0" locked="0" layoutInCell="1" hidden="0" allowOverlap="1">
                 <wp:simplePos x="0" y="0"/>
                 <wp:positionH relativeFrom="column">
                   <wp:posOffset>428129</wp:posOffset>
@@ -988,23 +1040,27 @@
                   <wp:posOffset>602620</wp:posOffset>
                 </wp:positionV>
                 <wp:extent cx="43815" cy="12700"/>
-                <wp:effectExtent b="0" l="0" r="0" t="0"/>
+                <wp:effectExtent l="0" t="0" r="0" b="0"/>
                 <wp:wrapNone/>
-                <wp:docPr id="6" name=""/>
-                <a:graphic>
+                <wp:docPr id="6" name="Freeform 6"/>
+                <wp:cNvGraphicFramePr/>
+                <a:graphic xmlns:a="http://schemas.openxmlformats.org/drawingml/2006/main">
                   <a:graphicData uri="http://schemas.microsoft.com/office/word/2010/wordprocessingShape">
                     <wps:wsp>
                       <wps:cNvSpPr/>
-                      <wps:cNvPr id="7" name="Shape 7"/>
                       <wps:spPr>
                         <a:xfrm>
                           <a:off x="5324093" y="3779365"/>
                           <a:ext cx="43815" cy="1270"/>
                         </a:xfrm>
                         <a:custGeom>
-                          <a:rect b="b" l="l" r="r" t="t"/>
+                          <a:avLst/>
+                          <a:gdLst/>
+                          <a:ahLst/>
+                          <a:cxnLst/>
+                          <a:rect l="l" t="t" r="r" b="b"/>
                           <a:pathLst>
-                            <a:path extrusionOk="0" h="120000" w="43815">
+                            <a:path w="43815" h="120000" extrusionOk="0">
                               <a:moveTo>
                                 <a:pt x="0" y="0"/>
                               </a:moveTo>
@@ -1015,17 +1071,17 @@
                           </a:pathLst>
                         </a:custGeom>
                         <a:noFill/>
-                        <a:ln cap="flat" cmpd="sng" w="9525">
+                        <a:ln w="9525" cap="flat" cmpd="sng">
                           <a:solidFill>
                             <a:srgbClr val="000000"/>
                           </a:solidFill>
                           <a:prstDash val="solid"/>
                           <a:round/>
-                          <a:headEnd len="sm" w="sm" type="none"/>
-                          <a:tailEnd len="sm" w="sm" type="none"/>
+                          <a:headEnd type="none" w="sm" len="sm"/>
+                          <a:tailEnd type="none" w="sm" len="sm"/>
                         </a:ln>
                       </wps:spPr>
-                      <wps:bodyPr anchorCtr="0" anchor="ctr" bIns="91425" lIns="91425" spcFirstLastPara="1" rIns="91425" wrap="square" tIns="91425">
+                      <wps:bodyPr spcFirstLastPara="1" wrap="square" lIns="91425" tIns="91425" rIns="91425" bIns="91425" anchor="ctr" anchorCtr="0">
                         <a:noAutofit/>
                       </wps:bodyPr>
                     </wps:wsp>
@@ -1034,7 +1090,7 @@
               </wp:anchor>
             </w:drawing>
           </mc:Choice>
-          <mc:Fallback>
+          <mc:Fallback xmlns:sl="http://schemas.openxmlformats.org/schemaLibrary/2006/main" xmlns:a="http://schemas.openxmlformats.org/drawingml/2006/main" xmlns:pic="http://schemas.openxmlformats.org/drawingml/2006/picture" xmlns:c="http://schemas.openxmlformats.org/drawingml/2006/chart" xmlns:lc="http://schemas.openxmlformats.org/drawingml/2006/lockedCanvas" xmlns:dgm="http://schemas.openxmlformats.org/drawingml/2006/diagram" xmlns:w16="http://schemas.microsoft.com/office/word/2018/wordml" xmlns:w16cex="http://schemas.microsoft.com/office/word/2018/wordml/cex" xmlns:w16cid="http://schemas.microsoft.com/office/word/2016/wordml/cid" xmlns="http://schemas.microsoft.com/office/tasks/2019/documenttasks" xmlns:cr="http://schemas.microsoft.com/office/comments/2020/reactions">
             <w:drawing>
               <wp:anchor allowOverlap="1" behindDoc="0" distB="0" distT="0" distL="0" distR="0" hidden="0" layoutInCell="1" locked="0" relativeHeight="0" simplePos="0">
                 <wp:simplePos x="0" y="0"/>
@@ -1081,8 +1137,8 @@
     </w:p>
     <w:p>
       <w:pPr>
-        <w:spacing w:before="123" w:line="291.99999999999994" w:lineRule="auto"/>
-        <w:ind w:left="23" w:right="20" w:firstLine="0"/>
+        <w:spacing w:before="123" w:line="291" w:lineRule="auto"/>
+        <w:ind w:left="23" w:right="20"/>
         <w:jc w:val="both"/>
         <w:rPr>
           <w:sz w:val="20"/>
@@ -1093,17 +1149,29 @@
         <w:rPr>
           <w:sz w:val="20"/>
           <w:szCs w:val="20"/>
-          <w:rtl w:val="0"/>
-        </w:rPr>
-        <w:t xml:space="preserve">I am legally employed in the United Arab Emirates as a </w:t>
-      </w:r>
-      <w:r>
-        <w:rPr>
-          <w:b w:val="1"/>
-          <w:bCs w:val="1"/>
-          <w:sz w:val="20"/>
-          <w:szCs w:val="20"/>
-          <w:rtl w:val="0"/>
+        </w:rPr>
+        <w:t>I am leg</w:t>
+      </w:r>
+      <w:r>
+        <w:rPr>
+          <w:sz w:val="20"/>
+          <w:szCs w:val="20"/>
+        </w:rPr>
+        <w:t>a</w:t>
+      </w:r>
+      <w:r>
+        <w:rPr>
+          <w:sz w:val="20"/>
+          <w:szCs w:val="20"/>
+        </w:rPr>
+        <w:t xml:space="preserve">lly employed in the United Arab Emirates as a </w:t>
+      </w:r>
+      <w:r>
+        <w:rPr>
+          <w:b/>
+          <w:bCs/>
+          <w:sz w:val="20"/>
+          <w:szCs w:val="20"/>
         </w:rPr>
         <w:t xml:space="preserve">domestic worker </w:t>
       </w:r>
@@ -1111,53 +1179,90 @@
         <w:rPr>
           <w:sz w:val="20"/>
           <w:szCs w:val="20"/>
-          <w:rtl w:val="0"/>
-        </w:rPr>
-        <w:t xml:space="preserve">under the sponsorship of </w:t>
-      </w:r>
-      <w:r>
-        <w:rPr>
-          <w:b w:val="1"/>
-          <w:bCs w:val="1"/>
-          <w:sz w:val="20"/>
-          <w:szCs w:val="20"/>
-          <w:rtl w:val="0"/>
-        </w:rPr>
-        <w:t xml:space="preserve">client name</w:t>
-      </w:r>
-      <w:r>
-        <w:rPr>
-          <w:sz w:val="20"/>
-          <w:szCs w:val="20"/>
-          <w:rtl w:val="0"/>
+        </w:rPr>
+        <w:t>under the sponsorship of</w:t>
+      </w:r>
+      <w:r>
+        <w:rPr>
+          <w:sz w:val="20"/>
+          <w:szCs w:val="20"/>
+        </w:rPr>
+        <w:t xml:space="preserve"> {{</w:t>
+      </w:r>
+      <w:r>
+        <w:rPr>
+          <w:b/>
+          <w:bCs/>
+          <w:sz w:val="20"/>
+          <w:szCs w:val="20"/>
+        </w:rPr>
+        <w:t>client name</w:t>
+      </w:r>
+      <w:r>
+        <w:rPr>
+          <w:b/>
+          <w:bCs/>
+          <w:sz w:val="20"/>
+          <w:szCs w:val="20"/>
+        </w:rPr>
+        <w:t>}}</w:t>
+      </w:r>
+      <w:r>
+        <w:rPr>
+          <w:sz w:val="20"/>
+          <w:szCs w:val="20"/>
         </w:rPr>
         <w:t xml:space="preserve">, with the Passport No. </w:t>
       </w:r>
       <w:r>
         <w:rPr>
-          <w:b w:val="1"/>
-          <w:bCs w:val="1"/>
-          <w:sz w:val="20"/>
-          <w:szCs w:val="20"/>
-          <w:rtl w:val="0"/>
-        </w:rPr>
-        <w:t xml:space="preserve">client passport number</w:t>
-      </w:r>
-      <w:r>
-        <w:rPr>
-          <w:sz w:val="20"/>
-          <w:szCs w:val="20"/>
-          <w:rtl w:val="0"/>
+          <w:sz w:val="20"/>
+          <w:szCs w:val="20"/>
+        </w:rPr>
+        <w:t>{{</w:t>
+      </w:r>
+      <w:proofErr w:type="spellStart"/>
+      <w:r>
+        <w:rPr>
+          <w:b/>
+          <w:bCs/>
+          <w:sz w:val="20"/>
+          <w:szCs w:val="20"/>
+        </w:rPr>
+        <w:t>client_passport_</w:t>
+      </w:r>
+      <w:r>
+        <w:rPr>
+          <w:b/>
+          <w:bCs/>
+          <w:sz w:val="20"/>
+          <w:szCs w:val="20"/>
+        </w:rPr>
+        <w:t>number</w:t>
+      </w:r>
+      <w:proofErr w:type="spellEnd"/>
+      <w:r>
+        <w:rPr>
+          <w:b/>
+          <w:bCs/>
+          <w:sz w:val="20"/>
+          <w:szCs w:val="20"/>
+        </w:rPr>
+        <w:t>}}</w:t>
+      </w:r>
+      <w:r>
+        <w:rPr>
+          <w:sz w:val="20"/>
+          <w:szCs w:val="20"/>
         </w:rPr>
         <w:t xml:space="preserve">, and I am engaged through </w:t>
       </w:r>
       <w:r>
         <w:rPr>
-          <w:b w:val="1"/>
-          <w:bCs w:val="1"/>
-          <w:sz w:val="20"/>
-          <w:szCs w:val="20"/>
-          <w:rtl w:val="0"/>
+          <w:b/>
+          <w:bCs/>
+          <w:sz w:val="20"/>
+          <w:szCs w:val="20"/>
         </w:rPr>
         <w:t xml:space="preserve">maids.cc </w:t>
       </w:r>
@@ -1165,33 +1270,70 @@
         <w:rPr>
           <w:sz w:val="20"/>
           <w:szCs w:val="20"/>
-          <w:rtl w:val="0"/>
         </w:rPr>
         <w:t xml:space="preserve">under a valid service contract. I have been working with my employer since </w:t>
       </w:r>
       <w:r>
         <w:rPr>
-          <w:b w:val="1"/>
-          <w:bCs w:val="1"/>
-          <w:sz w:val="20"/>
-          <w:szCs w:val="20"/>
-          <w:rtl w:val="0"/>
-        </w:rPr>
-        <w:t xml:space="preserve">employment start date </w:t>
-      </w:r>
-      <w:r>
-        <w:rPr>
-          <w:sz w:val="20"/>
-          <w:szCs w:val="20"/>
-          <w:rtl w:val="0"/>
-        </w:rPr>
-        <w:t xml:space="preserve">and continue to hold a valid UAE residence visa.</w:t>
-      </w:r>
-      <w:r>
+          <w:sz w:val="20"/>
+          <w:szCs w:val="20"/>
+        </w:rPr>
+        <w:t>{{</w:t>
+      </w:r>
+      <w:proofErr w:type="spellStart"/>
+      <w:r>
+        <w:rPr>
+          <w:b/>
+          <w:bCs/>
+          <w:sz w:val="20"/>
+          <w:szCs w:val="20"/>
+        </w:rPr>
+        <w:t>employment_start_</w:t>
+      </w:r>
+      <w:r>
+        <w:rPr>
+          <w:b/>
+          <w:bCs/>
+          <w:sz w:val="20"/>
+          <w:szCs w:val="20"/>
+        </w:rPr>
+        <w:t>date</w:t>
+      </w:r>
+      <w:proofErr w:type="spellEnd"/>
+      <w:r>
+        <w:rPr>
+          <w:b/>
+          <w:bCs/>
+          <w:sz w:val="20"/>
+          <w:szCs w:val="20"/>
+        </w:rPr>
+        <w:t>}}</w:t>
+      </w:r>
+      <w:r>
+        <w:rPr>
+          <w:b/>
+          <w:bCs/>
+          <w:sz w:val="20"/>
+          <w:szCs w:val="20"/>
+        </w:rPr>
+        <w:t xml:space="preserve"> </w:t>
+      </w:r>
+      <w:r>
+        <w:rPr>
+          <w:sz w:val="20"/>
+          <w:szCs w:val="20"/>
+        </w:rPr>
+        <w:t>and continue to hold a valid UAE residence visa.</w:t>
+      </w:r>
+      <w:r>
+        <w:rPr>
+          <w:noProof/>
+          <w:lang w:val="en-US"/>
+        </w:rPr>
         <mc:AlternateContent>
           <mc:Choice Requires="wpg">
             <w:drawing>
-              <wp:anchor allowOverlap="1" behindDoc="1" distB="0" distT="0" distL="0" distR="0" hidden="0" layoutInCell="1" locked="0" relativeHeight="0" simplePos="0">
+              <wp:anchor distT="0" distB="0" distL="0" distR="0" simplePos="0" relativeHeight="251664384" behindDoc="1" locked="0" layoutInCell="1" hidden="0" allowOverlap="1">
                 <wp:simplePos x="0" y="0"/>
                 <wp:positionH relativeFrom="column">
                   <wp:posOffset>527900</wp:posOffset>
@@ -1200,23 +1342,27 @@
                   <wp:posOffset>380209</wp:posOffset>
                 </wp:positionV>
                 <wp:extent cx="43815" cy="12700"/>
-                <wp:effectExtent b="0" l="0" r="0" t="0"/>
+                <wp:effectExtent l="0" t="0" r="0" b="0"/>
                 <wp:wrapNone/>
-                <wp:docPr id="1" name=""/>
-                <a:graphic>
+                <wp:docPr id="1" name="Freeform 1"/>
+                <wp:cNvGraphicFramePr/>
+                <a:graphic xmlns:a="http://schemas.openxmlformats.org/drawingml/2006/main">
                   <a:graphicData uri="http://schemas.microsoft.com/office/word/2010/wordprocessingShape">
                     <wps:wsp>
                       <wps:cNvSpPr/>
-                      <wps:cNvPr id="2" name="Shape 2"/>
                       <wps:spPr>
                         <a:xfrm>
                           <a:off x="5324093" y="3779365"/>
                           <a:ext cx="43815" cy="1270"/>
                         </a:xfrm>
                         <a:custGeom>
-                          <a:rect b="b" l="l" r="r" t="t"/>
+                          <a:avLst/>
+                          <a:gdLst/>
+                          <a:ahLst/>
+                          <a:cxnLst/>
+                          <a:rect l="l" t="t" r="r" b="b"/>
                           <a:pathLst>
-                            <a:path extrusionOk="0" h="120000" w="43815">
+                            <a:path w="43815" h="120000" extrusionOk="0">
                               <a:moveTo>
                                 <a:pt x="0" y="0"/>
                               </a:moveTo>
@@ -1227,17 +1373,17 @@
                           </a:pathLst>
                         </a:custGeom>
                         <a:noFill/>
-                        <a:ln cap="flat" cmpd="sng" w="9525">
+                        <a:ln w="9525" cap="flat" cmpd="sng">
                           <a:solidFill>
                             <a:srgbClr val="000000"/>
                           </a:solidFill>
                           <a:prstDash val="solid"/>
                           <a:round/>
-                          <a:headEnd len="sm" w="sm" type="none"/>
-                          <a:tailEnd len="sm" w="sm" type="none"/>
+                          <a:headEnd type="none" w="sm" len="sm"/>
+                          <a:tailEnd type="none" w="sm" len="sm"/>
                         </a:ln>
                       </wps:spPr>
-                      <wps:bodyPr anchorCtr="0" anchor="ctr" bIns="91425" lIns="91425" spcFirstLastPara="1" rIns="91425" wrap="square" tIns="91425">
+                      <wps:bodyPr spcFirstLastPara="1" wrap="square" lIns="91425" tIns="91425" rIns="91425" bIns="91425" anchor="ctr" anchorCtr="0">
                         <a:noAutofit/>
                       </wps:bodyPr>
                     </wps:wsp>
@@ -1246,7 +1392,7 @@
               </wp:anchor>
             </w:drawing>
           </mc:Choice>
-          <mc:Fallback>
+          <mc:Fallback xmlns:sl="http://schemas.openxmlformats.org/schemaLibrary/2006/main" xmlns:a="http://schemas.openxmlformats.org/drawingml/2006/main" xmlns:pic="http://schemas.openxmlformats.org/drawingml/2006/picture" xmlns:c="http://schemas.openxmlformats.org/drawingml/2006/chart" xmlns:lc="http://schemas.openxmlformats.org/drawingml/2006/lockedCanvas" xmlns:dgm="http://schemas.openxmlformats.org/drawingml/2006/diagram" xmlns:w16="http://schemas.microsoft.com/office/word/2018/wordml" xmlns:w16cex="http://schemas.microsoft.com/office/word/2018/wordml/cex" xmlns:w16cid="http://schemas.microsoft.com/office/word/2016/wordml/cid" xmlns="http://schemas.microsoft.com/office/tasks/2019/documenttasks" xmlns:cr="http://schemas.microsoft.com/office/comments/2020/reactions">
             <w:drawing>
               <wp:anchor allowOverlap="1" behindDoc="1" distB="0" distT="0" distL="0" distR="0" hidden="0" layoutInCell="1" locked="0" relativeHeight="0" simplePos="0">
                 <wp:simplePos x="0" y="0"/>
@@ -1291,10 +1437,14 @@
         </mc:AlternateContent>
       </w:r>
       <w:r>
+        <w:rPr>
+          <w:noProof/>
+          <w:lang w:val="en-US"/>
+        </w:rPr>
         <mc:AlternateContent>
           <mc:Choice Requires="wpg">
             <w:drawing>
-              <wp:anchor allowOverlap="1" behindDoc="1" distB="0" distT="0" distL="0" distR="0" hidden="0" layoutInCell="1" locked="0" relativeHeight="0" simplePos="0">
+              <wp:anchor distT="0" distB="0" distL="0" distR="0" simplePos="0" relativeHeight="251665408" behindDoc="1" locked="0" layoutInCell="1" hidden="0" allowOverlap="1">
                 <wp:simplePos x="0" y="0"/>
                 <wp:positionH relativeFrom="column">
                   <wp:posOffset>2465552</wp:posOffset>
@@ -1303,23 +1453,27 @@
                   <wp:posOffset>380209</wp:posOffset>
                 </wp:positionV>
                 <wp:extent cx="43815" cy="12700"/>
-                <wp:effectExtent b="0" l="0" r="0" t="0"/>
+                <wp:effectExtent l="0" t="0" r="0" b="0"/>
                 <wp:wrapNone/>
-                <wp:docPr id="13" name=""/>
-                <a:graphic>
+                <wp:docPr id="13" name="Freeform 13"/>
+                <wp:cNvGraphicFramePr/>
+                <a:graphic xmlns:a="http://schemas.openxmlformats.org/drawingml/2006/main">
                   <a:graphicData uri="http://schemas.microsoft.com/office/word/2010/wordprocessingShape">
                     <wps:wsp>
                       <wps:cNvSpPr/>
-                      <wps:cNvPr id="14" name="Shape 14"/>
                       <wps:spPr>
                         <a:xfrm>
                           <a:off x="5324093" y="3779365"/>
                           <a:ext cx="43815" cy="1270"/>
                         </a:xfrm>
                         <a:custGeom>
-                          <a:rect b="b" l="l" r="r" t="t"/>
+                          <a:avLst/>
+                          <a:gdLst/>
+                          <a:ahLst/>
+                          <a:cxnLst/>
+                          <a:rect l="l" t="t" r="r" b="b"/>
                           <a:pathLst>
-                            <a:path extrusionOk="0" h="120000" w="43815">
+                            <a:path w="43815" h="120000" extrusionOk="0">
                               <a:moveTo>
                                 <a:pt x="0" y="0"/>
                               </a:moveTo>
@@ -1330,17 +1484,17 @@
                           </a:pathLst>
                         </a:custGeom>
                         <a:noFill/>
-                        <a:ln cap="flat" cmpd="sng" w="9525">
+                        <a:ln w="9525" cap="flat" cmpd="sng">
                           <a:solidFill>
                             <a:srgbClr val="000000"/>
                           </a:solidFill>
                           <a:prstDash val="solid"/>
                           <a:round/>
-                          <a:headEnd len="sm" w="sm" type="none"/>
-                          <a:tailEnd len="sm" w="sm" type="none"/>
+                          <a:headEnd type="none" w="sm" len="sm"/>
+                          <a:tailEnd type="none" w="sm" len="sm"/>
                         </a:ln>
                       </wps:spPr>
-                      <wps:bodyPr anchorCtr="0" anchor="ctr" bIns="91425" lIns="91425" spcFirstLastPara="1" rIns="91425" wrap="square" tIns="91425">
+                      <wps:bodyPr spcFirstLastPara="1" wrap="square" lIns="91425" tIns="91425" rIns="91425" bIns="91425" anchor="ctr" anchorCtr="0">
                         <a:noAutofit/>
                       </wps:bodyPr>
                     </wps:wsp>
@@ -1349,7 +1503,7 @@
               </wp:anchor>
             </w:drawing>
           </mc:Choice>
-          <mc:Fallback>
+          <mc:Fallback xmlns:sl="http://schemas.openxmlformats.org/schemaLibrary/2006/main" xmlns:a="http://schemas.openxmlformats.org/drawingml/2006/main" xmlns:pic="http://schemas.openxmlformats.org/drawingml/2006/picture" xmlns:c="http://schemas.openxmlformats.org/drawingml/2006/chart" xmlns:lc="http://schemas.openxmlformats.org/drawingml/2006/lockedCanvas" xmlns:dgm="http://schemas.openxmlformats.org/drawingml/2006/diagram" xmlns:w16="http://schemas.microsoft.com/office/word/2018/wordml" xmlns:w16cex="http://schemas.microsoft.com/office/word/2018/wordml/cex" xmlns:w16cid="http://schemas.microsoft.com/office/word/2016/wordml/cid" xmlns="http://schemas.microsoft.com/office/tasks/2019/documenttasks" xmlns:cr="http://schemas.microsoft.com/office/comments/2020/reactions">
             <w:drawing>
               <wp:anchor allowOverlap="1" behindDoc="1" distB="0" distT="0" distL="0" distR="0" hidden="0" layoutInCell="1" locked="0" relativeHeight="0" simplePos="0">
                 <wp:simplePos x="0" y="0"/>
@@ -1394,10 +1548,14 @@
         </mc:AlternateContent>
       </w:r>
       <w:r>
+        <w:rPr>
+          <w:noProof/>
+          <w:lang w:val="en-US"/>
+        </w:rPr>
         <mc:AlternateContent>
           <mc:Choice Requires="wpg">
             <w:drawing>
-              <wp:anchor allowOverlap="1" behindDoc="1" distB="0" distT="0" distL="0" distR="0" hidden="0" layoutInCell="1" locked="0" relativeHeight="0" simplePos="0">
+              <wp:anchor distT="0" distB="0" distL="0" distR="0" simplePos="0" relativeHeight="251666432" behindDoc="1" locked="0" layoutInCell="1" hidden="0" allowOverlap="1">
                 <wp:simplePos x="0" y="0"/>
                 <wp:positionH relativeFrom="column">
                   <wp:posOffset>3058414</wp:posOffset>
@@ -1406,23 +1564,27 @@
                   <wp:posOffset>380209</wp:posOffset>
                 </wp:positionV>
                 <wp:extent cx="43815" cy="12700"/>
-                <wp:effectExtent b="0" l="0" r="0" t="0"/>
+                <wp:effectExtent l="0" t="0" r="0" b="0"/>
                 <wp:wrapNone/>
-                <wp:docPr id="2" name=""/>
-                <a:graphic>
+                <wp:docPr id="2" name="Freeform 2"/>
+                <wp:cNvGraphicFramePr/>
+                <a:graphic xmlns:a="http://schemas.openxmlformats.org/drawingml/2006/main">
                   <a:graphicData uri="http://schemas.microsoft.com/office/word/2010/wordprocessingShape">
                     <wps:wsp>
                       <wps:cNvSpPr/>
-                      <wps:cNvPr id="3" name="Shape 3"/>
                       <wps:spPr>
                         <a:xfrm>
                           <a:off x="5324093" y="3779365"/>
                           <a:ext cx="43815" cy="1270"/>
                         </a:xfrm>
                         <a:custGeom>
-                          <a:rect b="b" l="l" r="r" t="t"/>
+                          <a:avLst/>
+                          <a:gdLst/>
+                          <a:ahLst/>
+                          <a:cxnLst/>
+                          <a:rect l="l" t="t" r="r" b="b"/>
                           <a:pathLst>
-                            <a:path extrusionOk="0" h="120000" w="43815">
+                            <a:path w="43815" h="120000" extrusionOk="0">
                               <a:moveTo>
                                 <a:pt x="0" y="0"/>
                               </a:moveTo>
@@ -1433,17 +1595,17 @@
                           </a:pathLst>
                         </a:custGeom>
                         <a:noFill/>
-                        <a:ln cap="flat" cmpd="sng" w="9525">
+                        <a:ln w="9525" cap="flat" cmpd="sng">
                           <a:solidFill>
                             <a:srgbClr val="000000"/>
                           </a:solidFill>
                           <a:prstDash val="solid"/>
                           <a:round/>
-                          <a:headEnd len="sm" w="sm" type="none"/>
-                          <a:tailEnd len="sm" w="sm" type="none"/>
+                          <a:headEnd type="none" w="sm" len="sm"/>
+                          <a:tailEnd type="none" w="sm" len="sm"/>
                         </a:ln>
                       </wps:spPr>
-                      <wps:bodyPr anchorCtr="0" anchor="ctr" bIns="91425" lIns="91425" spcFirstLastPara="1" rIns="91425" wrap="square" tIns="91425">
+                      <wps:bodyPr spcFirstLastPara="1" wrap="square" lIns="91425" tIns="91425" rIns="91425" bIns="91425" anchor="ctr" anchorCtr="0">
                         <a:noAutofit/>
                       </wps:bodyPr>
                     </wps:wsp>
@@ -1452,7 +1614,7 @@
               </wp:anchor>
             </w:drawing>
           </mc:Choice>
-          <mc:Fallback>
+          <mc:Fallback xmlns:sl="http://schemas.openxmlformats.org/schemaLibrary/2006/main" xmlns:a="http://schemas.openxmlformats.org/drawingml/2006/main" xmlns:pic="http://schemas.openxmlformats.org/drawingml/2006/picture" xmlns:c="http://schemas.openxmlformats.org/drawingml/2006/chart" xmlns:lc="http://schemas.openxmlformats.org/drawingml/2006/lockedCanvas" xmlns:dgm="http://schemas.openxmlformats.org/drawingml/2006/diagram" xmlns:w16="http://schemas.microsoft.com/office/word/2018/wordml" xmlns:w16cex="http://schemas.microsoft.com/office/word/2018/wordml/cex" xmlns:w16cid="http://schemas.microsoft.com/office/word/2016/wordml/cid" xmlns="http://schemas.microsoft.com/office/tasks/2019/documenttasks" xmlns:cr="http://schemas.microsoft.com/office/comments/2020/reactions">
             <w:drawing>
               <wp:anchor allowOverlap="1" behindDoc="1" distB="0" distT="0" distL="0" distR="0" hidden="0" layoutInCell="1" locked="0" relativeHeight="0" simplePos="0">
                 <wp:simplePos x="0" y="0"/>
@@ -1497,10 +1659,14 @@
         </mc:AlternateContent>
       </w:r>
       <w:r>
+        <w:rPr>
+          <w:noProof/>
+          <w:lang w:val="en-US"/>
+        </w:rPr>
         <mc:AlternateContent>
           <mc:Choice Requires="wpg">
             <w:drawing>
-              <wp:anchor allowOverlap="1" behindDoc="1" distB="0" distT="0" distL="0" distR="0" hidden="0" layoutInCell="1" locked="0" relativeHeight="0" simplePos="0">
+              <wp:anchor distT="0" distB="0" distL="0" distR="0" simplePos="0" relativeHeight="251667456" behindDoc="1" locked="0" layoutInCell="1" hidden="0" allowOverlap="1">
                 <wp:simplePos x="0" y="0"/>
                 <wp:positionH relativeFrom="column">
                   <wp:posOffset>5073713</wp:posOffset>
@@ -1509,23 +1675,27 @@
                   <wp:posOffset>569998</wp:posOffset>
                 </wp:positionV>
                 <wp:extent cx="43815" cy="12700"/>
-                <wp:effectExtent b="0" l="0" r="0" t="0"/>
+                <wp:effectExtent l="0" t="0" r="0" b="0"/>
                 <wp:wrapNone/>
-                <wp:docPr id="11" name=""/>
-                <a:graphic>
+                <wp:docPr id="11" name="Freeform 11"/>
+                <wp:cNvGraphicFramePr/>
+                <a:graphic xmlns:a="http://schemas.openxmlformats.org/drawingml/2006/main">
                   <a:graphicData uri="http://schemas.microsoft.com/office/word/2010/wordprocessingShape">
                     <wps:wsp>
                       <wps:cNvSpPr/>
-                      <wps:cNvPr id="12" name="Shape 12"/>
                       <wps:spPr>
                         <a:xfrm>
                           <a:off x="5324093" y="3779365"/>
                           <a:ext cx="43815" cy="1270"/>
                         </a:xfrm>
                         <a:custGeom>
-                          <a:rect b="b" l="l" r="r" t="t"/>
+                          <a:avLst/>
+                          <a:gdLst/>
+                          <a:ahLst/>
+                          <a:cxnLst/>
+                          <a:rect l="l" t="t" r="r" b="b"/>
                           <a:pathLst>
-                            <a:path extrusionOk="0" h="120000" w="43815">
+                            <a:path w="43815" h="120000" extrusionOk="0">
                               <a:moveTo>
                                 <a:pt x="0" y="0"/>
                               </a:moveTo>
@@ -1536,17 +1706,17 @@
                           </a:pathLst>
                         </a:custGeom>
                         <a:noFill/>
-                        <a:ln cap="flat" cmpd="sng" w="9525">
+                        <a:ln w="9525" cap="flat" cmpd="sng">
                           <a:solidFill>
                             <a:srgbClr val="000000"/>
                           </a:solidFill>
                           <a:prstDash val="solid"/>
                           <a:round/>
-                          <a:headEnd len="sm" w="sm" type="none"/>
-                          <a:tailEnd len="sm" w="sm" type="none"/>
+                          <a:headEnd type="none" w="sm" len="sm"/>
+                          <a:tailEnd type="none" w="sm" len="sm"/>
                         </a:ln>
                       </wps:spPr>
-                      <wps:bodyPr anchorCtr="0" anchor="ctr" bIns="91425" lIns="91425" spcFirstLastPara="1" rIns="91425" wrap="square" tIns="91425">
+                      <wps:bodyPr spcFirstLastPara="1" wrap="square" lIns="91425" tIns="91425" rIns="91425" bIns="91425" anchor="ctr" anchorCtr="0">
                         <a:noAutofit/>
                       </wps:bodyPr>
                     </wps:wsp>
@@ -1555,7 +1725,7 @@
               </wp:anchor>
             </w:drawing>
           </mc:Choice>
-          <mc:Fallback>
+          <mc:Fallback xmlns:sl="http://schemas.openxmlformats.org/schemaLibrary/2006/main" xmlns:a="http://schemas.openxmlformats.org/drawingml/2006/main" xmlns:pic="http://schemas.openxmlformats.org/drawingml/2006/picture" xmlns:c="http://schemas.openxmlformats.org/drawingml/2006/chart" xmlns:lc="http://schemas.openxmlformats.org/drawingml/2006/lockedCanvas" xmlns:dgm="http://schemas.openxmlformats.org/drawingml/2006/diagram" xmlns:w16="http://schemas.microsoft.com/office/word/2018/wordml" xmlns:w16cex="http://schemas.microsoft.com/office/word/2018/wordml/cex" xmlns:w16cid="http://schemas.microsoft.com/office/word/2016/wordml/cid" xmlns="http://schemas.microsoft.com/office/tasks/2019/documenttasks" xmlns:cr="http://schemas.microsoft.com/office/comments/2020/reactions">
             <w:drawing>
               <wp:anchor allowOverlap="1" behindDoc="1" distB="0" distT="0" distL="0" distR="0" hidden="0" layoutInCell="1" locked="0" relativeHeight="0" simplePos="0">
                 <wp:simplePos x="0" y="0"/>
@@ -1600,10 +1770,14 @@
         </mc:AlternateContent>
       </w:r>
       <w:r>
+        <w:rPr>
+          <w:noProof/>
+          <w:lang w:val="en-US"/>
+        </w:rPr>
         <mc:AlternateContent>
           <mc:Choice Requires="wpg">
             <w:drawing>
-              <wp:anchor allowOverlap="1" behindDoc="1" distB="0" distT="0" distL="0" distR="0" hidden="0" layoutInCell="1" locked="0" relativeHeight="0" simplePos="0">
+              <wp:anchor distT="0" distB="0" distL="0" distR="0" simplePos="0" relativeHeight="251668480" behindDoc="1" locked="0" layoutInCell="1" hidden="0" allowOverlap="1">
                 <wp:simplePos x="0" y="0"/>
                 <wp:positionH relativeFrom="column">
                   <wp:posOffset>5427319</wp:posOffset>
@@ -1612,23 +1786,27 @@
                   <wp:posOffset>569998</wp:posOffset>
                 </wp:positionV>
                 <wp:extent cx="43815" cy="12700"/>
-                <wp:effectExtent b="0" l="0" r="0" t="0"/>
+                <wp:effectExtent l="0" t="0" r="0" b="0"/>
                 <wp:wrapNone/>
-                <wp:docPr id="10" name=""/>
-                <a:graphic>
+                <wp:docPr id="10" name="Freeform 10"/>
+                <wp:cNvGraphicFramePr/>
+                <a:graphic xmlns:a="http://schemas.openxmlformats.org/drawingml/2006/main">
                   <a:graphicData uri="http://schemas.microsoft.com/office/word/2010/wordprocessingShape">
                     <wps:wsp>
                       <wps:cNvSpPr/>
-                      <wps:cNvPr id="11" name="Shape 11"/>
                       <wps:spPr>
                         <a:xfrm>
                           <a:off x="5324093" y="3779365"/>
                           <a:ext cx="43815" cy="1270"/>
                         </a:xfrm>
                         <a:custGeom>
-                          <a:rect b="b" l="l" r="r" t="t"/>
+                          <a:avLst/>
+                          <a:gdLst/>
+                          <a:ahLst/>
+                          <a:cxnLst/>
+                          <a:rect l="l" t="t" r="r" b="b"/>
                           <a:pathLst>
-                            <a:path extrusionOk="0" h="120000" w="43815">
+                            <a:path w="43815" h="120000" extrusionOk="0">
                               <a:moveTo>
                                 <a:pt x="0" y="0"/>
                               </a:moveTo>
@@ -1639,17 +1817,17 @@
                           </a:pathLst>
                         </a:custGeom>
                         <a:noFill/>
-                        <a:ln cap="flat" cmpd="sng" w="9525">
+                        <a:ln w="9525" cap="flat" cmpd="sng">
                           <a:solidFill>
                             <a:srgbClr val="000000"/>
                           </a:solidFill>
                           <a:prstDash val="solid"/>
                           <a:round/>
-                          <a:headEnd len="sm" w="sm" type="none"/>
-                          <a:tailEnd len="sm" w="sm" type="none"/>
+                          <a:headEnd type="none" w="sm" len="sm"/>
+                          <a:tailEnd type="none" w="sm" len="sm"/>
                         </a:ln>
                       </wps:spPr>
-                      <wps:bodyPr anchorCtr="0" anchor="ctr" bIns="91425" lIns="91425" spcFirstLastPara="1" rIns="91425" wrap="square" tIns="91425">
+                      <wps:bodyPr spcFirstLastPara="1" wrap="square" lIns="91425" tIns="91425" rIns="91425" bIns="91425" anchor="ctr" anchorCtr="0">
                         <a:noAutofit/>
                       </wps:bodyPr>
                     </wps:wsp>
@@ -1658,7 +1836,7 @@
               </wp:anchor>
             </w:drawing>
           </mc:Choice>
-          <mc:Fallback>
+          <mc:Fallback xmlns:sl="http://schemas.openxmlformats.org/schemaLibrary/2006/main" xmlns:a="http://schemas.openxmlformats.org/drawingml/2006/main" xmlns:pic="http://schemas.openxmlformats.org/drawingml/2006/picture" xmlns:c="http://schemas.openxmlformats.org/drawingml/2006/chart" xmlns:lc="http://schemas.openxmlformats.org/drawingml/2006/lockedCanvas" xmlns:dgm="http://schemas.openxmlformats.org/drawingml/2006/diagram" xmlns:w16="http://schemas.microsoft.com/office/word/2018/wordml" xmlns:w16cex="http://schemas.microsoft.com/office/word/2018/wordml/cex" xmlns:w16cid="http://schemas.microsoft.com/office/word/2016/wordml/cid" xmlns="http://schemas.microsoft.com/office/tasks/2019/documenttasks" xmlns:cr="http://schemas.microsoft.com/office/comments/2020/reactions">
             <w:drawing>
               <wp:anchor allowOverlap="1" behindDoc="1" distB="0" distT="0" distL="0" distR="0" hidden="0" layoutInCell="1" locked="0" relativeHeight="0" simplePos="0">
                 <wp:simplePos x="0" y="0"/>
@@ -1705,8 +1883,8 @@
     </w:p>
     <w:p>
       <w:pPr>
-        <w:spacing w:before="124" w:line="291.99999999999994" w:lineRule="auto"/>
-        <w:ind w:left="23" w:right="21" w:firstLine="0"/>
+        <w:spacing w:before="124" w:line="291" w:lineRule="auto"/>
+        <w:ind w:left="23" w:right="21"/>
         <w:jc w:val="both"/>
         <w:rPr>
           <w:sz w:val="20"/>
@@ -1717,17 +1895,15 @@
         <w:rPr>
           <w:sz w:val="20"/>
           <w:szCs w:val="20"/>
-          <w:rtl w:val="0"/>
         </w:rPr>
         <w:t xml:space="preserve">The purpose of my travel is </w:t>
       </w:r>
       <w:r>
         <w:rPr>
-          <w:b w:val="1"/>
-          <w:bCs w:val="1"/>
-          <w:sz w:val="20"/>
-          <w:szCs w:val="20"/>
-          <w:rtl w:val="0"/>
+          <w:b/>
+          <w:bCs/>
+          <w:sz w:val="20"/>
+          <w:szCs w:val="20"/>
         </w:rPr>
         <w:t xml:space="preserve">solely to accompany my employer </w:t>
       </w:r>
@@ -1735,35 +1911,95 @@
         <w:rPr>
           <w:sz w:val="20"/>
           <w:szCs w:val="20"/>
-          <w:rtl w:val="0"/>
-        </w:rPr>
-        <w:t xml:space="preserve">during his/her leisure trip to </w:t>
-      </w:r>
-      <w:r>
-        <w:rPr>
-          <w:b w:val="1"/>
-          <w:bCs w:val="1"/>
-          <w:sz w:val="20"/>
-          <w:szCs w:val="20"/>
-          <w:rtl w:val="0"/>
-        </w:rPr>
-        <w:t xml:space="preserve">Germany / France</w:t>
-      </w:r>
-      <w:r>
-        <w:rPr>
-          <w:sz w:val="20"/>
-          <w:szCs w:val="20"/>
-          <w:rtl w:val="0"/>
+        </w:rPr>
+        <w:t xml:space="preserve">during </w:t>
+      </w:r>
+      <w:r>
+        <w:rPr>
+          <w:sz w:val="20"/>
+          <w:szCs w:val="20"/>
+        </w:rPr>
+        <w:t>{{</w:t>
+      </w:r>
+      <w:r>
+        <w:rPr>
+          <w:sz w:val="20"/>
+          <w:szCs w:val="20"/>
+        </w:rPr>
+        <w:t>his/</w:t>
+      </w:r>
+      <w:proofErr w:type="gramStart"/>
+      <w:r>
+        <w:rPr>
+          <w:sz w:val="20"/>
+          <w:szCs w:val="20"/>
+        </w:rPr>
+        <w:t>her</w:t>
+      </w:r>
+      <w:r>
+        <w:rPr>
+          <w:sz w:val="20"/>
+          <w:szCs w:val="20"/>
+        </w:rPr>
+        <w:t>(</w:t>
+      </w:r>
+      <w:proofErr w:type="gramEnd"/>
+      <w:r>
+        <w:rPr>
+          <w:sz w:val="20"/>
+          <w:szCs w:val="20"/>
+        </w:rPr>
+        <w:t>based on the gender of client}}</w:t>
+      </w:r>
+      <w:r>
+        <w:rPr>
+          <w:sz w:val="20"/>
+          <w:szCs w:val="20"/>
+        </w:rPr>
+        <w:t xml:space="preserve"> leisure trip to </w:t>
+      </w:r>
+      <w:r>
+        <w:rPr>
+          <w:b/>
+          <w:bCs/>
+          <w:sz w:val="20"/>
+          <w:szCs w:val="20"/>
+        </w:rPr>
+        <w:t>{{</w:t>
+      </w:r>
+      <w:proofErr w:type="spellStart"/>
+      <w:r>
+        <w:rPr>
+          <w:b/>
+          <w:bCs/>
+          <w:sz w:val="20"/>
+          <w:szCs w:val="20"/>
+        </w:rPr>
+        <w:t>schengen_country</w:t>
+      </w:r>
+      <w:proofErr w:type="spellEnd"/>
+      <w:r>
+        <w:rPr>
+          <w:b/>
+          <w:bCs/>
+          <w:sz w:val="20"/>
+          <w:szCs w:val="20"/>
+        </w:rPr>
+        <w:t>}}</w:t>
+      </w:r>
+      <w:r>
+        <w:rPr>
+          <w:sz w:val="20"/>
+          <w:szCs w:val="20"/>
         </w:rPr>
         <w:t xml:space="preserve">, in my capacity as a domestic worker, and to assist him/her during the stay. I confirm that I will </w:t>
       </w:r>
       <w:r>
         <w:rPr>
-          <w:b w:val="1"/>
-          <w:bCs w:val="1"/>
-          <w:sz w:val="20"/>
-          <w:szCs w:val="20"/>
-          <w:rtl w:val="0"/>
+          <w:b/>
+          <w:bCs/>
+          <w:sz w:val="20"/>
+          <w:szCs w:val="20"/>
         </w:rPr>
         <w:t xml:space="preserve">not undertake any other employment or activities </w:t>
       </w:r>
@@ -1771,15 +2007,14 @@
         <w:rPr>
           <w:sz w:val="20"/>
           <w:szCs w:val="20"/>
-          <w:rtl w:val="0"/>
-        </w:rPr>
-        <w:t xml:space="preserve">during this visit.</w:t>
+        </w:rPr>
+        <w:t>during this visit.</w:t>
       </w:r>
     </w:p>
     <w:p>
       <w:pPr>
-        <w:spacing w:before="122" w:line="291.99999999999994" w:lineRule="auto"/>
-        <w:ind w:left="23" w:right="20" w:firstLine="0"/>
+        <w:spacing w:before="122" w:line="291" w:lineRule="auto"/>
+        <w:ind w:left="23" w:right="20"/>
         <w:jc w:val="both"/>
         <w:rPr>
           <w:sz w:val="20"/>
@@ -1790,35 +2025,31 @@
         <w:rPr>
           <w:sz w:val="20"/>
           <w:szCs w:val="20"/>
-          <w:rtl w:val="0"/>
         </w:rPr>
         <w:t xml:space="preserve">All travel, accommodation, living expenses, medical insurance (if required), and my full salary during the travel period will be </w:t>
       </w:r>
       <w:r>
         <w:rPr>
-          <w:b w:val="1"/>
-          <w:bCs w:val="1"/>
-          <w:sz w:val="20"/>
-          <w:szCs w:val="20"/>
-          <w:rtl w:val="0"/>
-        </w:rPr>
-        <w:t xml:space="preserve">fully covered by my employer</w:t>
-      </w:r>
-      <w:r>
-        <w:rPr>
-          <w:sz w:val="20"/>
-          <w:szCs w:val="20"/>
-          <w:rtl w:val="0"/>
+          <w:b/>
+          <w:bCs/>
+          <w:sz w:val="20"/>
+          <w:szCs w:val="20"/>
+        </w:rPr>
+        <w:t>fully covered by my employer</w:t>
+      </w:r>
+      <w:r>
+        <w:rPr>
+          <w:sz w:val="20"/>
+          <w:szCs w:val="20"/>
         </w:rPr>
         <w:t xml:space="preserve">, as detailed in the attached sponsorship and invitation letters. I will be staying </w:t>
       </w:r>
       <w:r>
         <w:rPr>
-          <w:b w:val="1"/>
-          <w:bCs w:val="1"/>
-          <w:sz w:val="20"/>
-          <w:szCs w:val="20"/>
-          <w:rtl w:val="0"/>
+          <w:b/>
+          <w:bCs/>
+          <w:sz w:val="20"/>
+          <w:szCs w:val="20"/>
         </w:rPr>
         <w:t xml:space="preserve">together with my employer at the same accommodation </w:t>
       </w:r>
@@ -1826,15 +2057,14 @@
         <w:rPr>
           <w:sz w:val="20"/>
           <w:szCs w:val="20"/>
-          <w:rtl w:val="0"/>
-        </w:rPr>
-        <w:t xml:space="preserve">for the entire duration of the trip.</w:t>
+        </w:rPr>
+        <w:t>for the entire duration of the trip.</w:t>
       </w:r>
     </w:p>
     <w:p>
       <w:pPr>
-        <w:spacing w:before="124" w:line="291.99999999999994" w:lineRule="auto"/>
-        <w:ind w:left="23" w:right="18" w:firstLine="0"/>
+        <w:spacing w:before="124" w:line="291" w:lineRule="auto"/>
+        <w:ind w:left="23" w:right="18"/>
         <w:jc w:val="both"/>
         <w:rPr>
           <w:sz w:val="20"/>
@@ -1845,35 +2075,31 @@
         <w:rPr>
           <w:sz w:val="20"/>
           <w:szCs w:val="20"/>
-          <w:rtl w:val="0"/>
         </w:rPr>
         <w:t xml:space="preserve">I hereby confirm that I have </w:t>
       </w:r>
       <w:r>
         <w:rPr>
-          <w:b w:val="1"/>
-          <w:bCs w:val="1"/>
-          <w:sz w:val="20"/>
-          <w:szCs w:val="20"/>
-          <w:rtl w:val="0"/>
-        </w:rPr>
-        <w:t xml:space="preserve">strong ties to the United Arab Emirates</w:t>
-      </w:r>
-      <w:r>
-        <w:rPr>
-          <w:sz w:val="20"/>
-          <w:szCs w:val="20"/>
-          <w:rtl w:val="0"/>
+          <w:b/>
+          <w:bCs/>
+          <w:sz w:val="20"/>
+          <w:szCs w:val="20"/>
+        </w:rPr>
+        <w:t>strong ties to the United Arab Emirates</w:t>
+      </w:r>
+      <w:r>
+        <w:rPr>
+          <w:sz w:val="20"/>
+          <w:szCs w:val="20"/>
         </w:rPr>
         <w:t xml:space="preserve">, including valid employment, residence visa, and contractual obligations, and I undertake to </w:t>
       </w:r>
       <w:r>
         <w:rPr>
-          <w:b w:val="1"/>
-          <w:bCs w:val="1"/>
-          <w:sz w:val="20"/>
-          <w:szCs w:val="20"/>
-          <w:rtl w:val="0"/>
+          <w:b/>
+          <w:bCs/>
+          <w:sz w:val="20"/>
+          <w:szCs w:val="20"/>
         </w:rPr>
         <w:t xml:space="preserve">return to the UAE immediately after completion of the trip </w:t>
       </w:r>
@@ -1881,421 +2107,208 @@
         <w:rPr>
           <w:sz w:val="20"/>
           <w:szCs w:val="20"/>
-          <w:rtl w:val="0"/>
-        </w:rPr>
-        <w:t xml:space="preserve">to continue my employment.</w:t>
+        </w:rPr>
+        <w:t>to continue my employment.</w:t>
       </w:r>
     </w:p>
     <w:p>
       <w:pPr>
-        <w:keepNext w:val="0"/>
-        <w:keepLines w:val="0"/>
-        <w:pageBreakBefore w:val="0"/>
-        <w:widowControl w:val="0"/>
         <w:pBdr>
-          <w:top w:space="0" w:sz="0" w:val="nil"/>
-          <w:left w:space="0" w:sz="0" w:val="nil"/>
-          <w:bottom w:space="0" w:sz="0" w:val="nil"/>
-          <w:right w:space="0" w:sz="0" w:val="nil"/>
-          <w:between w:space="0" w:sz="0" w:val="nil"/>
+          <w:top w:val="nil"/>
+          <w:left w:val="nil"/>
+          <w:bottom w:val="nil"/>
+          <w:right w:val="nil"/>
+          <w:between w:val="nil"/>
         </w:pBdr>
-        <w:shd w:fill="auto" w:val="clear"/>
-        <w:spacing w:after="0" w:before="123" w:line="291.99999999999994" w:lineRule="auto"/>
-        <w:ind w:left="23" w:right="20" w:firstLine="0"/>
+        <w:spacing w:before="123" w:line="291" w:lineRule="auto"/>
+        <w:ind w:left="23" w:right="20"/>
         <w:jc w:val="both"/>
         <w:rPr>
-          <w:rFonts w:ascii="Calibri" w:cs="Calibri" w:eastAsia="Calibri" w:hAnsi="Calibri"/>
-          <w:b w:val="0"/>
-          <w:bCs w:val="0"/>
-          <w:i w:val="0"/>
-          <w:iCs w:val="0"/>
-          <w:smallCaps w:val="0"/>
-          <w:strike w:val="0"/>
           <w:color w:val="000000"/>
           <w:sz w:val="20"/>
           <w:szCs w:val="20"/>
-          <w:u w:val="none"/>
-          <w:shd w:fill="auto" w:val="clear"/>
-          <w:vertAlign w:val="baseline"/>
         </w:rPr>
       </w:pPr>
       <w:r>
         <w:rPr>
-          <w:rFonts w:ascii="Calibri" w:cs="Calibri" w:eastAsia="Calibri" w:hAnsi="Calibri"/>
-          <w:b w:val="0"/>
-          <w:bCs w:val="0"/>
-          <w:i w:val="0"/>
-          <w:iCs w:val="0"/>
-          <w:smallCaps w:val="0"/>
-          <w:strike w:val="0"/>
           <w:color w:val="000000"/>
           <w:sz w:val="20"/>
           <w:szCs w:val="20"/>
-          <w:u w:val="none"/>
-          <w:shd w:fill="auto" w:val="clear"/>
-          <w:vertAlign w:val="baseline"/>
-          <w:rtl w:val="0"/>
-        </w:rPr>
-        <w:t xml:space="preserve">I have enclosed all required supporting documents for your kind review and consideration. I respectfully request that my application be favorably considered.</w:t>
+        </w:rPr>
+        <w:t>I have enclosed all required supporting documents for your kind review and consideration. I respectfully request that my application be favorably considered.</w:t>
       </w:r>
     </w:p>
     <w:p>
       <w:pPr>
-        <w:keepNext w:val="0"/>
-        <w:keepLines w:val="0"/>
-        <w:pageBreakBefore w:val="0"/>
-        <w:widowControl w:val="0"/>
         <w:pBdr>
-          <w:top w:space="0" w:sz="0" w:val="nil"/>
-          <w:left w:space="0" w:sz="0" w:val="nil"/>
-          <w:bottom w:space="0" w:sz="0" w:val="nil"/>
-          <w:right w:space="0" w:sz="0" w:val="nil"/>
-          <w:between w:space="0" w:sz="0" w:val="nil"/>
+          <w:top w:val="nil"/>
+          <w:left w:val="nil"/>
+          <w:bottom w:val="nil"/>
+          <w:right w:val="nil"/>
+          <w:between w:val="nil"/>
         </w:pBdr>
-        <w:shd w:fill="auto" w:val="clear"/>
-        <w:spacing w:after="0" w:before="76" w:line="240" w:lineRule="auto"/>
-        <w:ind w:left="0" w:right="0" w:firstLine="0"/>
-        <w:jc w:val="left"/>
-        <w:rPr>
-          <w:rFonts w:ascii="Calibri" w:cs="Calibri" w:eastAsia="Calibri" w:hAnsi="Calibri"/>
-          <w:b w:val="0"/>
-          <w:bCs w:val="0"/>
-          <w:i w:val="0"/>
-          <w:iCs w:val="0"/>
-          <w:smallCaps w:val="0"/>
-          <w:strike w:val="0"/>
+        <w:spacing w:before="76"/>
+        <w:rPr>
           <w:color w:val="000000"/>
           <w:sz w:val="20"/>
           <w:szCs w:val="20"/>
-          <w:u w:val="none"/>
-          <w:shd w:fill="auto" w:val="clear"/>
-          <w:vertAlign w:val="baseline"/>
         </w:rPr>
       </w:pPr>
-      <w:r>
-        <w:rPr>
-          <w:rtl w:val="0"/>
-        </w:rPr>
-      </w:r>
     </w:p>
     <w:p>
       <w:pPr>
-        <w:keepNext w:val="0"/>
-        <w:keepLines w:val="0"/>
-        <w:pageBreakBefore w:val="0"/>
-        <w:widowControl w:val="0"/>
         <w:pBdr>
-          <w:top w:space="0" w:sz="0" w:val="nil"/>
-          <w:left w:space="0" w:sz="0" w:val="nil"/>
-          <w:bottom w:space="0" w:sz="0" w:val="nil"/>
-          <w:right w:space="0" w:sz="0" w:val="nil"/>
-          <w:between w:space="0" w:sz="0" w:val="nil"/>
+          <w:top w:val="nil"/>
+          <w:left w:val="nil"/>
+          <w:bottom w:val="nil"/>
+          <w:right w:val="nil"/>
+          <w:between w:val="nil"/>
         </w:pBdr>
-        <w:shd w:fill="auto" w:val="clear"/>
-        <w:spacing w:after="0" w:before="0" w:line="240" w:lineRule="auto"/>
-        <w:ind w:left="23" w:right="0" w:firstLine="0"/>
-        <w:jc w:val="left"/>
-        <w:rPr>
-          <w:rFonts w:ascii="Calibri" w:cs="Calibri" w:eastAsia="Calibri" w:hAnsi="Calibri"/>
-          <w:b w:val="0"/>
-          <w:bCs w:val="0"/>
-          <w:i w:val="0"/>
-          <w:iCs w:val="0"/>
-          <w:smallCaps w:val="0"/>
-          <w:strike w:val="0"/>
+        <w:ind w:left="23"/>
+        <w:rPr>
           <w:color w:val="000000"/>
           <w:sz w:val="20"/>
           <w:szCs w:val="20"/>
-          <w:u w:val="none"/>
-          <w:shd w:fill="auto" w:val="clear"/>
-          <w:vertAlign w:val="baseline"/>
         </w:rPr>
       </w:pPr>
       <w:r>
         <w:rPr>
-          <w:rFonts w:ascii="Calibri" w:cs="Calibri" w:eastAsia="Calibri" w:hAnsi="Calibri"/>
-          <w:b w:val="0"/>
-          <w:bCs w:val="0"/>
-          <w:i w:val="0"/>
-          <w:iCs w:val="0"/>
-          <w:smallCaps w:val="0"/>
-          <w:strike w:val="0"/>
           <w:color w:val="000000"/>
           <w:sz w:val="20"/>
           <w:szCs w:val="20"/>
-          <w:u w:val="none"/>
-          <w:shd w:fill="auto" w:val="clear"/>
-          <w:vertAlign w:val="baseline"/>
-          <w:rtl w:val="0"/>
-        </w:rPr>
-        <w:t xml:space="preserve">Thank you for your time and attention.</w:t>
+        </w:rPr>
+        <w:t>Thank you for your time and attention.</w:t>
       </w:r>
     </w:p>
     <w:p>
       <w:pPr>
-        <w:keepNext w:val="0"/>
-        <w:keepLines w:val="0"/>
-        <w:pageBreakBefore w:val="0"/>
-        <w:widowControl w:val="0"/>
         <w:pBdr>
-          <w:top w:space="0" w:sz="0" w:val="nil"/>
-          <w:left w:space="0" w:sz="0" w:val="nil"/>
-          <w:bottom w:space="0" w:sz="0" w:val="nil"/>
-          <w:right w:space="0" w:sz="0" w:val="nil"/>
-          <w:between w:space="0" w:sz="0" w:val="nil"/>
+          <w:top w:val="nil"/>
+          <w:left w:val="nil"/>
+          <w:bottom w:val="nil"/>
+          <w:right w:val="nil"/>
+          <w:between w:val="nil"/>
         </w:pBdr>
-        <w:shd w:fill="auto" w:val="clear"/>
-        <w:spacing w:after="0" w:before="0" w:line="240" w:lineRule="auto"/>
-        <w:ind w:left="0" w:right="0" w:firstLine="0"/>
-        <w:jc w:val="left"/>
-        <w:rPr>
-          <w:rFonts w:ascii="Calibri" w:cs="Calibri" w:eastAsia="Calibri" w:hAnsi="Calibri"/>
-          <w:b w:val="0"/>
-          <w:bCs w:val="0"/>
-          <w:i w:val="0"/>
-          <w:iCs w:val="0"/>
-          <w:smallCaps w:val="0"/>
-          <w:strike w:val="0"/>
+        <w:rPr>
           <w:color w:val="000000"/>
           <w:sz w:val="20"/>
           <w:szCs w:val="20"/>
-          <w:u w:val="none"/>
-          <w:shd w:fill="auto" w:val="clear"/>
-          <w:vertAlign w:val="baseline"/>
         </w:rPr>
       </w:pPr>
-      <w:r>
-        <w:rPr>
-          <w:rtl w:val="0"/>
-        </w:rPr>
-      </w:r>
     </w:p>
     <w:p>
       <w:pPr>
-        <w:keepNext w:val="0"/>
-        <w:keepLines w:val="0"/>
-        <w:pageBreakBefore w:val="0"/>
-        <w:widowControl w:val="0"/>
         <w:pBdr>
-          <w:top w:space="0" w:sz="0" w:val="nil"/>
-          <w:left w:space="0" w:sz="0" w:val="nil"/>
-          <w:bottom w:space="0" w:sz="0" w:val="nil"/>
-          <w:right w:space="0" w:sz="0" w:val="nil"/>
-          <w:between w:space="0" w:sz="0" w:val="nil"/>
+          <w:top w:val="nil"/>
+          <w:left w:val="nil"/>
+          <w:bottom w:val="nil"/>
+          <w:right w:val="nil"/>
+          <w:between w:val="nil"/>
         </w:pBdr>
-        <w:shd w:fill="auto" w:val="clear"/>
-        <w:spacing w:after="0" w:before="85" w:line="240" w:lineRule="auto"/>
-        <w:ind w:left="0" w:right="0" w:firstLine="0"/>
-        <w:jc w:val="left"/>
-        <w:rPr>
-          <w:rFonts w:ascii="Calibri" w:cs="Calibri" w:eastAsia="Calibri" w:hAnsi="Calibri"/>
-          <w:b w:val="0"/>
-          <w:bCs w:val="0"/>
-          <w:i w:val="0"/>
-          <w:iCs w:val="0"/>
-          <w:smallCaps w:val="0"/>
-          <w:strike w:val="0"/>
+        <w:spacing w:before="85"/>
+        <w:rPr>
           <w:color w:val="000000"/>
           <w:sz w:val="20"/>
           <w:szCs w:val="20"/>
-          <w:u w:val="none"/>
-          <w:shd w:fill="auto" w:val="clear"/>
-          <w:vertAlign w:val="baseline"/>
         </w:rPr>
       </w:pPr>
-      <w:r>
-        <w:rPr>
-          <w:rtl w:val="0"/>
-        </w:rPr>
-      </w:r>
     </w:p>
     <w:p>
       <w:pPr>
-        <w:keepNext w:val="0"/>
-        <w:keepLines w:val="0"/>
-        <w:pageBreakBefore w:val="0"/>
-        <w:widowControl w:val="0"/>
         <w:pBdr>
-          <w:top w:space="0" w:sz="0" w:val="nil"/>
-          <w:left w:space="0" w:sz="0" w:val="nil"/>
-          <w:bottom w:space="0" w:sz="0" w:val="nil"/>
-          <w:right w:space="0" w:sz="0" w:val="nil"/>
-          <w:between w:space="0" w:sz="0" w:val="nil"/>
+          <w:top w:val="nil"/>
+          <w:left w:val="nil"/>
+          <w:bottom w:val="nil"/>
+          <w:right w:val="nil"/>
+          <w:between w:val="nil"/>
         </w:pBdr>
-        <w:shd w:fill="auto" w:val="clear"/>
-        <w:spacing w:after="0" w:before="0" w:line="240" w:lineRule="auto"/>
-        <w:ind w:left="23" w:right="0" w:firstLine="0"/>
-        <w:jc w:val="left"/>
-        <w:rPr>
-          <w:rFonts w:ascii="Calibri" w:cs="Calibri" w:eastAsia="Calibri" w:hAnsi="Calibri"/>
-          <w:b w:val="0"/>
-          <w:bCs w:val="0"/>
-          <w:i w:val="0"/>
-          <w:iCs w:val="0"/>
-          <w:smallCaps w:val="0"/>
-          <w:strike w:val="0"/>
+        <w:ind w:left="23"/>
+        <w:rPr>
           <w:color w:val="000000"/>
           <w:sz w:val="20"/>
           <w:szCs w:val="20"/>
-          <w:u w:val="none"/>
-          <w:shd w:fill="auto" w:val="clear"/>
-          <w:vertAlign w:val="baseline"/>
         </w:rPr>
       </w:pPr>
       <w:r>
         <w:rPr>
-          <w:rFonts w:ascii="Calibri" w:cs="Calibri" w:eastAsia="Calibri" w:hAnsi="Calibri"/>
-          <w:b w:val="0"/>
-          <w:bCs w:val="0"/>
-          <w:i w:val="0"/>
-          <w:iCs w:val="0"/>
-          <w:smallCaps w:val="0"/>
-          <w:strike w:val="0"/>
           <w:color w:val="000000"/>
           <w:sz w:val="20"/>
           <w:szCs w:val="20"/>
-          <w:u w:val="none"/>
-          <w:shd w:fill="auto" w:val="clear"/>
-          <w:vertAlign w:val="baseline"/>
-          <w:rtl w:val="0"/>
-        </w:rPr>
-        <w:t xml:space="preserve">Yours sincerely,</w:t>
+        </w:rPr>
+        <w:t>Yours sincerely,</w:t>
       </w:r>
     </w:p>
     <w:p>
       <w:pPr>
-        <w:keepNext w:val="0"/>
-        <w:keepLines w:val="0"/>
-        <w:pageBreakBefore w:val="0"/>
-        <w:widowControl w:val="0"/>
         <w:pBdr>
-          <w:top w:space="0" w:sz="0" w:val="nil"/>
-          <w:left w:space="0" w:sz="0" w:val="nil"/>
-          <w:bottom w:space="0" w:sz="0" w:val="nil"/>
-          <w:right w:space="0" w:sz="0" w:val="nil"/>
-          <w:between w:space="0" w:sz="0" w:val="nil"/>
+          <w:top w:val="nil"/>
+          <w:left w:val="nil"/>
+          <w:bottom w:val="nil"/>
+          <w:right w:val="nil"/>
+          <w:between w:val="nil"/>
         </w:pBdr>
-        <w:shd w:fill="auto" w:val="clear"/>
-        <w:spacing w:after="0" w:before="0" w:line="240" w:lineRule="auto"/>
-        <w:ind w:left="0" w:right="0" w:firstLine="0"/>
-        <w:jc w:val="left"/>
-        <w:rPr>
-          <w:rFonts w:ascii="Calibri" w:cs="Calibri" w:eastAsia="Calibri" w:hAnsi="Calibri"/>
-          <w:b w:val="0"/>
-          <w:bCs w:val="0"/>
-          <w:i w:val="0"/>
-          <w:iCs w:val="0"/>
-          <w:smallCaps w:val="0"/>
-          <w:strike w:val="0"/>
+        <w:rPr>
           <w:color w:val="000000"/>
           <w:sz w:val="20"/>
           <w:szCs w:val="20"/>
-          <w:u w:val="none"/>
-          <w:shd w:fill="auto" w:val="clear"/>
-          <w:vertAlign w:val="baseline"/>
         </w:rPr>
       </w:pPr>
-      <w:r>
-        <w:rPr>
-          <w:rtl w:val="0"/>
-        </w:rPr>
-      </w:r>
     </w:p>
     <w:p>
       <w:pPr>
-        <w:keepNext w:val="0"/>
-        <w:keepLines w:val="0"/>
-        <w:pageBreakBefore w:val="0"/>
-        <w:widowControl w:val="0"/>
         <w:pBdr>
-          <w:top w:space="0" w:sz="0" w:val="nil"/>
-          <w:left w:space="0" w:sz="0" w:val="nil"/>
-          <w:bottom w:space="0" w:sz="0" w:val="nil"/>
-          <w:right w:space="0" w:sz="0" w:val="nil"/>
-          <w:between w:space="0" w:sz="0" w:val="nil"/>
+          <w:top w:val="nil"/>
+          <w:left w:val="nil"/>
+          <w:bottom w:val="nil"/>
+          <w:right w:val="nil"/>
+          <w:between w:val="nil"/>
         </w:pBdr>
-        <w:shd w:fill="auto" w:val="clear"/>
-        <w:spacing w:after="0" w:before="0" w:line="240" w:lineRule="auto"/>
-        <w:ind w:left="0" w:right="0" w:firstLine="0"/>
-        <w:jc w:val="left"/>
-        <w:rPr>
-          <w:rFonts w:ascii="Calibri" w:cs="Calibri" w:eastAsia="Calibri" w:hAnsi="Calibri"/>
-          <w:b w:val="0"/>
-          <w:bCs w:val="0"/>
-          <w:i w:val="0"/>
-          <w:iCs w:val="0"/>
-          <w:smallCaps w:val="0"/>
-          <w:strike w:val="0"/>
+        <w:rPr>
           <w:color w:val="000000"/>
           <w:sz w:val="20"/>
           <w:szCs w:val="20"/>
-          <w:u w:val="none"/>
-          <w:shd w:fill="auto" w:val="clear"/>
-          <w:vertAlign w:val="baseline"/>
         </w:rPr>
       </w:pPr>
-      <w:r>
-        <w:rPr>
-          <w:rtl w:val="0"/>
-        </w:rPr>
-      </w:r>
     </w:p>
     <w:p>
       <w:pPr>
-        <w:keepNext w:val="0"/>
-        <w:keepLines w:val="0"/>
-        <w:pageBreakBefore w:val="0"/>
-        <w:widowControl w:val="0"/>
         <w:pBdr>
-          <w:top w:space="0" w:sz="0" w:val="nil"/>
-          <w:left w:space="0" w:sz="0" w:val="nil"/>
-          <w:bottom w:space="0" w:sz="0" w:val="nil"/>
-          <w:right w:space="0" w:sz="0" w:val="nil"/>
-          <w:between w:space="0" w:sz="0" w:val="nil"/>
+          <w:top w:val="nil"/>
+          <w:left w:val="nil"/>
+          <w:bottom w:val="nil"/>
+          <w:right w:val="nil"/>
+          <w:between w:val="nil"/>
         </w:pBdr>
-        <w:shd w:fill="auto" w:val="clear"/>
-        <w:spacing w:after="0" w:before="139" w:line="240" w:lineRule="auto"/>
-        <w:ind w:left="0" w:right="0" w:firstLine="0"/>
-        <w:jc w:val="left"/>
-        <w:rPr>
-          <w:rFonts w:ascii="Calibri" w:cs="Calibri" w:eastAsia="Calibri" w:hAnsi="Calibri"/>
-          <w:b w:val="0"/>
-          <w:bCs w:val="0"/>
-          <w:i w:val="0"/>
-          <w:iCs w:val="0"/>
-          <w:smallCaps w:val="0"/>
-          <w:strike w:val="0"/>
+        <w:spacing w:before="139"/>
+        <w:rPr>
           <w:color w:val="000000"/>
           <w:sz w:val="20"/>
           <w:szCs w:val="20"/>
-          <w:u w:val="none"/>
-          <w:shd w:fill="auto" w:val="clear"/>
-          <w:vertAlign w:val="baseline"/>
         </w:rPr>
       </w:pPr>
-      <w:r>
-        <w:rPr>
-          <w:rtl w:val="0"/>
-        </w:rPr>
-      </w:r>
+      <w:bookmarkStart w:id="0" w:name="_GoBack"/>
+      <w:bookmarkEnd w:id="0"/>
     </w:p>
     <w:p>
       <w:pPr>
         <w:pStyle w:val="Heading1"/>
         <w:ind w:firstLine="23"/>
-        <w:rPr/>
       </w:pPr>
       <w:r>
-        <w:rPr>
-          <w:rtl w:val="0"/>
-        </w:rPr>
-        <w:t xml:space="preserve">maid full name</w:t>
-      </w:r>
-      <w:r>
+        <w:t>{{</w:t>
+      </w:r>
+      <w:r>
+        <w:t>maid full name</w:t>
+      </w:r>
+      <w:r>
+        <w:rPr>
+          <w:noProof/>
+          <w:lang w:val="en-US"/>
+        </w:rPr>
         <mc:AlternateContent>
           <mc:Choice Requires="wpg">
             <w:drawing>
-              <wp:anchor allowOverlap="1" behindDoc="1" distB="0" distT="0" distL="0" distR="0" hidden="0" layoutInCell="1" locked="0" relativeHeight="0" simplePos="0">
+              <wp:anchor distT="0" distB="0" distL="0" distR="0" simplePos="0" relativeHeight="251669504" behindDoc="1" locked="0" layoutInCell="1" hidden="0" allowOverlap="1">
                 <wp:simplePos x="0" y="0"/>
                 <wp:positionH relativeFrom="column">
                   <wp:posOffset>336575</wp:posOffset>
@@ -2304,23 +2317,27 @@
                   <wp:posOffset>112372</wp:posOffset>
                 </wp:positionV>
                 <wp:extent cx="43815" cy="12700"/>
-                <wp:effectExtent b="0" l="0" r="0" t="0"/>
+                <wp:effectExtent l="0" t="0" r="0" b="0"/>
                 <wp:wrapNone/>
-                <wp:docPr id="4" name=""/>
-                <a:graphic>
+                <wp:docPr id="4" name="Freeform 4"/>
+                <wp:cNvGraphicFramePr/>
+                <a:graphic xmlns:a="http://schemas.openxmlformats.org/drawingml/2006/main">
                   <a:graphicData uri="http://schemas.microsoft.com/office/word/2010/wordprocessingShape">
                     <wps:wsp>
                       <wps:cNvSpPr/>
-                      <wps:cNvPr id="5" name="Shape 5"/>
                       <wps:spPr>
                         <a:xfrm>
                           <a:off x="5324093" y="3779365"/>
                           <a:ext cx="43815" cy="1270"/>
                         </a:xfrm>
                         <a:custGeom>
-                          <a:rect b="b" l="l" r="r" t="t"/>
+                          <a:avLst/>
+                          <a:gdLst/>
+                          <a:ahLst/>
+                          <a:cxnLst/>
+                          <a:rect l="l" t="t" r="r" b="b"/>
                           <a:pathLst>
-                            <a:path extrusionOk="0" h="120000" w="43815">
+                            <a:path w="43815" h="120000" extrusionOk="0">
                               <a:moveTo>
                                 <a:pt x="0" y="0"/>
                               </a:moveTo>
@@ -2331,17 +2348,17 @@
                           </a:pathLst>
                         </a:custGeom>
                         <a:noFill/>
-                        <a:ln cap="flat" cmpd="sng" w="9525">
+                        <a:ln w="9525" cap="flat" cmpd="sng">
                           <a:solidFill>
                             <a:srgbClr val="000000"/>
                           </a:solidFill>
                           <a:prstDash val="solid"/>
                           <a:round/>
-                          <a:headEnd len="sm" w="sm" type="none"/>
-                          <a:tailEnd len="sm" w="sm" type="none"/>
+                          <a:headEnd type="none" w="sm" len="sm"/>
+                          <a:tailEnd type="none" w="sm" len="sm"/>
                         </a:ln>
                       </wps:spPr>
-                      <wps:bodyPr anchorCtr="0" anchor="ctr" bIns="91425" lIns="91425" spcFirstLastPara="1" rIns="91425" wrap="square" tIns="91425">
+                      <wps:bodyPr spcFirstLastPara="1" wrap="square" lIns="91425" tIns="91425" rIns="91425" bIns="91425" anchor="ctr" anchorCtr="0">
                         <a:noAutofit/>
                       </wps:bodyPr>
                     </wps:wsp>
@@ -2350,7 +2367,7 @@
               </wp:anchor>
             </w:drawing>
           </mc:Choice>
-          <mc:Fallback>
+          <mc:Fallback xmlns:sl="http://schemas.openxmlformats.org/schemaLibrary/2006/main" xmlns:a="http://schemas.openxmlformats.org/drawingml/2006/main" xmlns:pic="http://schemas.openxmlformats.org/drawingml/2006/picture" xmlns:c="http://schemas.openxmlformats.org/drawingml/2006/chart" xmlns:lc="http://schemas.openxmlformats.org/drawingml/2006/lockedCanvas" xmlns:dgm="http://schemas.openxmlformats.org/drawingml/2006/diagram" xmlns:w16="http://schemas.microsoft.com/office/word/2018/wordml" xmlns:w16cex="http://schemas.microsoft.com/office/word/2018/wordml/cex" xmlns:w16cid="http://schemas.microsoft.com/office/word/2016/wordml/cid" xmlns="http://schemas.microsoft.com/office/tasks/2019/documenttasks" xmlns:cr="http://schemas.microsoft.com/office/comments/2020/reactions">
             <w:drawing>
               <wp:anchor allowOverlap="1" behindDoc="1" distB="0" distT="0" distL="0" distR="0" hidden="0" layoutInCell="1" locked="0" relativeHeight="0" simplePos="0">
                 <wp:simplePos x="0" y="0"/>
@@ -2395,10 +2412,14 @@
         </mc:AlternateContent>
       </w:r>
       <w:r>
+        <w:rPr>
+          <w:noProof/>
+          <w:lang w:val="en-US"/>
+        </w:rPr>
         <mc:AlternateContent>
           <mc:Choice Requires="wpg">
             <w:drawing>
-              <wp:anchor allowOverlap="1" behindDoc="1" distB="0" distT="0" distL="0" distR="0" hidden="0" layoutInCell="1" locked="0" relativeHeight="0" simplePos="0">
+              <wp:anchor distT="0" distB="0" distL="0" distR="0" simplePos="0" relativeHeight="251670528" behindDoc="1" locked="0" layoutInCell="1" hidden="0" allowOverlap="1">
                 <wp:simplePos x="0" y="0"/>
                 <wp:positionH relativeFrom="column">
                   <wp:posOffset>595083</wp:posOffset>
@@ -2407,23 +2428,27 @@
                   <wp:posOffset>112372</wp:posOffset>
                 </wp:positionV>
                 <wp:extent cx="43815" cy="12700"/>
-                <wp:effectExtent b="0" l="0" r="0" t="0"/>
+                <wp:effectExtent l="0" t="0" r="0" b="0"/>
                 <wp:wrapNone/>
-                <wp:docPr id="16" name=""/>
-                <a:graphic>
+                <wp:docPr id="16" name="Freeform 16"/>
+                <wp:cNvGraphicFramePr/>
+                <a:graphic xmlns:a="http://schemas.openxmlformats.org/drawingml/2006/main">
                   <a:graphicData uri="http://schemas.microsoft.com/office/word/2010/wordprocessingShape">
                     <wps:wsp>
                       <wps:cNvSpPr/>
-                      <wps:cNvPr id="17" name="Shape 17"/>
                       <wps:spPr>
                         <a:xfrm>
                           <a:off x="5324093" y="3779365"/>
                           <a:ext cx="43815" cy="1270"/>
                         </a:xfrm>
                         <a:custGeom>
-                          <a:rect b="b" l="l" r="r" t="t"/>
+                          <a:avLst/>
+                          <a:gdLst/>
+                          <a:ahLst/>
+                          <a:cxnLst/>
+                          <a:rect l="l" t="t" r="r" b="b"/>
                           <a:pathLst>
-                            <a:path extrusionOk="0" h="120000" w="43815">
+                            <a:path w="43815" h="120000" extrusionOk="0">
                               <a:moveTo>
                                 <a:pt x="0" y="0"/>
                               </a:moveTo>
@@ -2434,17 +2459,17 @@
                           </a:pathLst>
                         </a:custGeom>
                         <a:noFill/>
-                        <a:ln cap="flat" cmpd="sng" w="9525">
+                        <a:ln w="9525" cap="flat" cmpd="sng">
                           <a:solidFill>
                             <a:srgbClr val="000000"/>
                           </a:solidFill>
                           <a:prstDash val="solid"/>
                           <a:round/>
-                          <a:headEnd len="sm" w="sm" type="none"/>
-                          <a:tailEnd len="sm" w="sm" type="none"/>
+                          <a:headEnd type="none" w="sm" len="sm"/>
+                          <a:tailEnd type="none" w="sm" len="sm"/>
                         </a:ln>
                       </wps:spPr>
-                      <wps:bodyPr anchorCtr="0" anchor="ctr" bIns="91425" lIns="91425" spcFirstLastPara="1" rIns="91425" wrap="square" tIns="91425">
+                      <wps:bodyPr spcFirstLastPara="1" wrap="square" lIns="91425" tIns="91425" rIns="91425" bIns="91425" anchor="ctr" anchorCtr="0">
                         <a:noAutofit/>
                       </wps:bodyPr>
                     </wps:wsp>
@@ -2453,7 +2478,7 @@
               </wp:anchor>
             </w:drawing>
           </mc:Choice>
-          <mc:Fallback>
+          <mc:Fallback xmlns:sl="http://schemas.openxmlformats.org/schemaLibrary/2006/main" xmlns:a="http://schemas.openxmlformats.org/drawingml/2006/main" xmlns:pic="http://schemas.openxmlformats.org/drawingml/2006/picture" xmlns:c="http://schemas.openxmlformats.org/drawingml/2006/chart" xmlns:lc="http://schemas.openxmlformats.org/drawingml/2006/lockedCanvas" xmlns:dgm="http://schemas.openxmlformats.org/drawingml/2006/diagram" xmlns:w16="http://schemas.microsoft.com/office/word/2018/wordml" xmlns:w16cex="http://schemas.microsoft.com/office/word/2018/wordml/cex" xmlns:w16cid="http://schemas.microsoft.com/office/word/2016/wordml/cid" xmlns="http://schemas.microsoft.com/office/tasks/2019/documenttasks" xmlns:cr="http://schemas.microsoft.com/office/comments/2020/reactions">
             <w:drawing>
               <wp:anchor allowOverlap="1" behindDoc="1" distB="0" distT="0" distL="0" distR="0" hidden="0" layoutInCell="1" locked="0" relativeHeight="0" simplePos="0">
                 <wp:simplePos x="0" y="0"/>
@@ -2497,66 +2522,112 @@
           </mc:Fallback>
         </mc:AlternateContent>
       </w:r>
+      <w:r>
+        <w:t>}}</w:t>
+      </w:r>
     </w:p>
     <w:p>
       <w:pPr>
-        <w:keepNext w:val="0"/>
-        <w:keepLines w:val="0"/>
-        <w:pageBreakBefore w:val="0"/>
-        <w:widowControl w:val="0"/>
         <w:pBdr>
-          <w:top w:space="0" w:sz="0" w:val="nil"/>
-          <w:left w:space="0" w:sz="0" w:val="nil"/>
-          <w:bottom w:space="0" w:sz="0" w:val="nil"/>
-          <w:right w:space="0" w:sz="0" w:val="nil"/>
-          <w:between w:space="0" w:sz="0" w:val="nil"/>
+          <w:top w:val="nil"/>
+          <w:left w:val="nil"/>
+          <w:bottom w:val="nil"/>
+          <w:right w:val="nil"/>
+          <w:between w:val="nil"/>
         </w:pBdr>
-        <w:shd w:fill="auto" w:val="clear"/>
-        <w:spacing w:after="0" w:before="55" w:line="291.99999999999994" w:lineRule="auto"/>
-        <w:ind w:left="23" w:right="5387" w:firstLine="0"/>
-        <w:jc w:val="left"/>
-        <w:rPr>
-          <w:rFonts w:ascii="Calibri" w:cs="Calibri" w:eastAsia="Calibri" w:hAnsi="Calibri"/>
-          <w:b w:val="0"/>
-          <w:bCs w:val="0"/>
-          <w:i w:val="0"/>
-          <w:iCs w:val="0"/>
-          <w:smallCaps w:val="0"/>
-          <w:strike w:val="0"/>
+        <w:spacing w:before="55" w:line="291" w:lineRule="auto"/>
+        <w:ind w:left="23" w:right="5387"/>
+        <w:rPr>
           <w:color w:val="000000"/>
           <w:sz w:val="20"/>
           <w:szCs w:val="20"/>
-          <w:u w:val="none"/>
-          <w:shd w:fill="auto" w:val="clear"/>
-          <w:vertAlign w:val="baseline"/>
         </w:rPr>
       </w:pPr>
       <w:r>
         <w:rPr>
-          <w:rFonts w:ascii="Calibri" w:cs="Calibri" w:eastAsia="Calibri" w:hAnsi="Calibri"/>
-          <w:b w:val="0"/>
-          <w:bCs w:val="0"/>
-          <w:i w:val="0"/>
-          <w:iCs w:val="0"/>
-          <w:smallCaps w:val="0"/>
-          <w:strike w:val="0"/>
           <w:color w:val="000000"/>
           <w:sz w:val="20"/>
           <w:szCs w:val="20"/>
-          <w:u w:val="none"/>
-          <w:shd w:fill="auto" w:val="clear"/>
-          <w:vertAlign w:val="baseline"/>
-          <w:rtl w:val="0"/>
-        </w:rPr>
-        <w:t xml:space="preserve">Passport No.: maid passport number</w:t>
-        <w:br w:type="textWrapping"/>
-        <w:t xml:space="preserve">UAE Residence Visa No.: visa number</w:t>
-      </w:r>
-      <w:r>
+        </w:rPr>
+        <w:t xml:space="preserve">Passport No.: </w:t>
+      </w:r>
+      <w:r>
+        <w:rPr>
+          <w:b/>
+          <w:bCs/>
+          <w:sz w:val="20"/>
+          <w:szCs w:val="20"/>
+        </w:rPr>
+        <w:t>{{</w:t>
+      </w:r>
+      <w:proofErr w:type="spellStart"/>
+      <w:r>
+        <w:rPr>
+          <w:b/>
+          <w:bCs/>
+          <w:sz w:val="20"/>
+          <w:szCs w:val="20"/>
+        </w:rPr>
+        <w:t>maid</w:t>
+      </w:r>
+      <w:r>
+        <w:rPr>
+          <w:sz w:val="20"/>
+          <w:szCs w:val="20"/>
+        </w:rPr>
+        <w:t>_</w:t>
+      </w:r>
+      <w:r>
+        <w:rPr>
+          <w:b/>
+          <w:bCs/>
+          <w:sz w:val="20"/>
+          <w:szCs w:val="20"/>
+        </w:rPr>
+        <w:t>passport_number</w:t>
+      </w:r>
+      <w:proofErr w:type="spellEnd"/>
+      <w:r>
+        <w:rPr>
+          <w:b/>
+          <w:bCs/>
+          <w:sz w:val="20"/>
+          <w:szCs w:val="20"/>
+        </w:rPr>
+        <w:t>}}</w:t>
+      </w:r>
+      <w:r>
+        <w:rPr>
+          <w:sz w:val="20"/>
+          <w:szCs w:val="20"/>
+        </w:rPr>
+        <w:t>,</w:t>
+      </w:r>
+      <w:r>
+        <w:rPr>
+          <w:color w:val="000000"/>
+          <w:sz w:val="20"/>
+          <w:szCs w:val="20"/>
+        </w:rPr>
+        <w:br/>
+      </w:r>
+      <w:r>
+        <w:rPr>
+          <w:color w:val="000000"/>
+          <w:sz w:val="20"/>
+          <w:szCs w:val="20"/>
+        </w:rPr>
+        <w:t>UAE Residence Visa No.:</w:t>
+      </w:r>
+      <w:r>
+        <w:rPr>
+          <w:noProof/>
+          <w:lang w:val="en-US"/>
+        </w:rPr>
         <mc:AlternateContent>
           <mc:Choice Requires="wpg">
             <w:drawing>
-              <wp:anchor allowOverlap="1" behindDoc="1" distB="0" distT="0" distL="0" distR="0" hidden="0" layoutInCell="1" locked="0" relativeHeight="0" simplePos="0">
+              <wp:anchor distT="0" distB="0" distL="0" distR="0" simplePos="0" relativeHeight="251671552" behindDoc="1" locked="0" layoutInCell="1" hidden="0" allowOverlap="1" wp14:anchorId="23ABCA2A" wp14:editId="10776ED3">
                 <wp:simplePos x="0" y="0"/>
                 <wp:positionH relativeFrom="column">
                   <wp:posOffset>1104695</wp:posOffset>
@@ -2565,23 +2636,27 @@
                   <wp:posOffset>147132</wp:posOffset>
                 </wp:positionV>
                 <wp:extent cx="38100" cy="12700"/>
-                <wp:effectExtent b="0" l="0" r="0" t="0"/>
+                <wp:effectExtent l="0" t="0" r="0" b="0"/>
                 <wp:wrapNone/>
-                <wp:docPr id="3" name=""/>
-                <a:graphic>
+                <wp:docPr id="3" name="Freeform 3"/>
+                <wp:cNvGraphicFramePr/>
+                <a:graphic xmlns:a="http://schemas.openxmlformats.org/drawingml/2006/main">
                   <a:graphicData uri="http://schemas.microsoft.com/office/word/2010/wordprocessingShape">
                     <wps:wsp>
                       <wps:cNvSpPr/>
-                      <wps:cNvPr id="4" name="Shape 4"/>
                       <wps:spPr>
                         <a:xfrm>
                           <a:off x="5326950" y="3779365"/>
                           <a:ext cx="38100" cy="1270"/>
                         </a:xfrm>
                         <a:custGeom>
-                          <a:rect b="b" l="l" r="r" t="t"/>
+                          <a:avLst/>
+                          <a:gdLst/>
+                          <a:ahLst/>
+                          <a:cxnLst/>
+                          <a:rect l="l" t="t" r="r" b="b"/>
                           <a:pathLst>
-                            <a:path extrusionOk="0" h="120000" w="38100">
+                            <a:path w="38100" h="120000" extrusionOk="0">
                               <a:moveTo>
                                 <a:pt x="0" y="0"/>
                               </a:moveTo>
@@ -2592,17 +2667,17 @@
                           </a:pathLst>
                         </a:custGeom>
                         <a:noFill/>
-                        <a:ln cap="flat" cmpd="sng" w="9525">
+                        <a:ln w="9525" cap="flat" cmpd="sng">
                           <a:solidFill>
                             <a:srgbClr val="000000"/>
                           </a:solidFill>
                           <a:prstDash val="solid"/>
                           <a:round/>
-                          <a:headEnd len="sm" w="sm" type="none"/>
-                          <a:tailEnd len="sm" w="sm" type="none"/>
+                          <a:headEnd type="none" w="sm" len="sm"/>
+                          <a:tailEnd type="none" w="sm" len="sm"/>
                         </a:ln>
                       </wps:spPr>
-                      <wps:bodyPr anchorCtr="0" anchor="ctr" bIns="91425" lIns="91425" spcFirstLastPara="1" rIns="91425" wrap="square" tIns="91425">
+                      <wps:bodyPr spcFirstLastPara="1" wrap="square" lIns="91425" tIns="91425" rIns="91425" bIns="91425" anchor="ctr" anchorCtr="0">
                         <a:noAutofit/>
                       </wps:bodyPr>
                     </wps:wsp>
@@ -2611,7 +2686,7 @@
               </wp:anchor>
             </w:drawing>
           </mc:Choice>
-          <mc:Fallback>
+          <mc:Fallback xmlns:sl="http://schemas.openxmlformats.org/schemaLibrary/2006/main" xmlns:a="http://schemas.openxmlformats.org/drawingml/2006/main" xmlns:pic="http://schemas.openxmlformats.org/drawingml/2006/picture" xmlns:c="http://schemas.openxmlformats.org/drawingml/2006/chart" xmlns:lc="http://schemas.openxmlformats.org/drawingml/2006/lockedCanvas" xmlns:dgm="http://schemas.openxmlformats.org/drawingml/2006/diagram" xmlns:w16="http://schemas.microsoft.com/office/word/2018/wordml" xmlns:w16cex="http://schemas.microsoft.com/office/word/2018/wordml/cex" xmlns:w16cid="http://schemas.microsoft.com/office/word/2016/wordml/cid" xmlns="http://schemas.microsoft.com/office/tasks/2019/documenttasks" xmlns:cr="http://schemas.microsoft.com/office/comments/2020/reactions">
             <w:drawing>
               <wp:anchor allowOverlap="1" behindDoc="1" distB="0" distT="0" distL="0" distR="0" hidden="0" layoutInCell="1" locked="0" relativeHeight="0" simplePos="0">
                 <wp:simplePos x="0" y="0"/>
@@ -2656,10 +2731,14 @@
         </mc:AlternateContent>
       </w:r>
       <w:r>
+        <w:rPr>
+          <w:noProof/>
+          <w:lang w:val="en-US"/>
+        </w:rPr>
         <mc:AlternateContent>
           <mc:Choice Requires="wpg">
             <w:drawing>
-              <wp:anchor allowOverlap="1" behindDoc="1" distB="0" distT="0" distL="0" distR="0" hidden="0" layoutInCell="1" locked="0" relativeHeight="0" simplePos="0">
+              <wp:anchor distT="0" distB="0" distL="0" distR="0" simplePos="0" relativeHeight="251672576" behindDoc="1" locked="0" layoutInCell="1" hidden="0" allowOverlap="1" wp14:anchorId="50E345A8" wp14:editId="39F40FEE">
                 <wp:simplePos x="0" y="0"/>
                 <wp:positionH relativeFrom="column">
                   <wp:posOffset>1619439</wp:posOffset>
@@ -2668,23 +2747,27 @@
                   <wp:posOffset>147132</wp:posOffset>
                 </wp:positionV>
                 <wp:extent cx="38100" cy="12700"/>
-                <wp:effectExtent b="0" l="0" r="0" t="0"/>
+                <wp:effectExtent l="0" t="0" r="0" b="0"/>
                 <wp:wrapNone/>
-                <wp:docPr id="12" name=""/>
-                <a:graphic>
+                <wp:docPr id="12" name="Freeform 12"/>
+                <wp:cNvGraphicFramePr/>
+                <a:graphic xmlns:a="http://schemas.openxmlformats.org/drawingml/2006/main">
                   <a:graphicData uri="http://schemas.microsoft.com/office/word/2010/wordprocessingShape">
                     <wps:wsp>
                       <wps:cNvSpPr/>
-                      <wps:cNvPr id="13" name="Shape 13"/>
                       <wps:spPr>
                         <a:xfrm>
                           <a:off x="5326950" y="3779365"/>
                           <a:ext cx="38100" cy="1270"/>
                         </a:xfrm>
                         <a:custGeom>
-                          <a:rect b="b" l="l" r="r" t="t"/>
+                          <a:avLst/>
+                          <a:gdLst/>
+                          <a:ahLst/>
+                          <a:cxnLst/>
+                          <a:rect l="l" t="t" r="r" b="b"/>
                           <a:pathLst>
-                            <a:path extrusionOk="0" h="120000" w="38100">
+                            <a:path w="38100" h="120000" extrusionOk="0">
                               <a:moveTo>
                                 <a:pt x="0" y="0"/>
                               </a:moveTo>
@@ -2695,17 +2778,17 @@
                           </a:pathLst>
                         </a:custGeom>
                         <a:noFill/>
-                        <a:ln cap="flat" cmpd="sng" w="9525">
+                        <a:ln w="9525" cap="flat" cmpd="sng">
                           <a:solidFill>
                             <a:srgbClr val="000000"/>
                           </a:solidFill>
                           <a:prstDash val="solid"/>
                           <a:round/>
-                          <a:headEnd len="sm" w="sm" type="none"/>
-                          <a:tailEnd len="sm" w="sm" type="none"/>
+                          <a:headEnd type="none" w="sm" len="sm"/>
+                          <a:tailEnd type="none" w="sm" len="sm"/>
                         </a:ln>
                       </wps:spPr>
-                      <wps:bodyPr anchorCtr="0" anchor="ctr" bIns="91425" lIns="91425" spcFirstLastPara="1" rIns="91425" wrap="square" tIns="91425">
+                      <wps:bodyPr spcFirstLastPara="1" wrap="square" lIns="91425" tIns="91425" rIns="91425" bIns="91425" anchor="ctr" anchorCtr="0">
                         <a:noAutofit/>
                       </wps:bodyPr>
                     </wps:wsp>
@@ -2714,7 +2797,7 @@
               </wp:anchor>
             </w:drawing>
           </mc:Choice>
-          <mc:Fallback>
+          <mc:Fallback xmlns:sl="http://schemas.openxmlformats.org/schemaLibrary/2006/main" xmlns:a="http://schemas.openxmlformats.org/drawingml/2006/main" xmlns:pic="http://schemas.openxmlformats.org/drawingml/2006/picture" xmlns:c="http://schemas.openxmlformats.org/drawingml/2006/chart" xmlns:lc="http://schemas.openxmlformats.org/drawingml/2006/lockedCanvas" xmlns:dgm="http://schemas.openxmlformats.org/drawingml/2006/diagram" xmlns:w16="http://schemas.microsoft.com/office/word/2018/wordml" xmlns:w16cex="http://schemas.microsoft.com/office/word/2018/wordml/cex" xmlns:w16cid="http://schemas.microsoft.com/office/word/2016/wordml/cid" xmlns="http://schemas.microsoft.com/office/tasks/2019/documenttasks" xmlns:cr="http://schemas.microsoft.com/office/comments/2020/reactions">
             <w:drawing>
               <wp:anchor allowOverlap="1" behindDoc="1" distB="0" distT="0" distL="0" distR="0" hidden="0" layoutInCell="1" locked="0" relativeHeight="0" simplePos="0">
                 <wp:simplePos x="0" y="0"/>
@@ -2759,10 +2842,14 @@
         </mc:AlternateContent>
       </w:r>
       <w:r>
+        <w:rPr>
+          <w:noProof/>
+          <w:lang w:val="en-US"/>
+        </w:rPr>
         <mc:AlternateContent>
           <mc:Choice Requires="wpg">
             <w:drawing>
-              <wp:anchor allowOverlap="1" behindDoc="1" distB="0" distT="0" distL="0" distR="0" hidden="0" layoutInCell="1" locked="0" relativeHeight="0" simplePos="0">
+              <wp:anchor distT="0" distB="0" distL="0" distR="0" simplePos="0" relativeHeight="251673600" behindDoc="1" locked="0" layoutInCell="1" hidden="0" allowOverlap="1" wp14:anchorId="6313E564" wp14:editId="0D54158F">
                 <wp:simplePos x="0" y="0"/>
                 <wp:positionH relativeFrom="column">
                   <wp:posOffset>1711312</wp:posOffset>
@@ -2771,23 +2858,27 @@
                   <wp:posOffset>336920</wp:posOffset>
                 </wp:positionV>
                 <wp:extent cx="38100" cy="12700"/>
-                <wp:effectExtent b="0" l="0" r="0" t="0"/>
+                <wp:effectExtent l="0" t="0" r="0" b="0"/>
                 <wp:wrapNone/>
-                <wp:docPr id="7" name=""/>
-                <a:graphic>
+                <wp:docPr id="7" name="Freeform 7"/>
+                <wp:cNvGraphicFramePr/>
+                <a:graphic xmlns:a="http://schemas.openxmlformats.org/drawingml/2006/main">
                   <a:graphicData uri="http://schemas.microsoft.com/office/word/2010/wordprocessingShape">
                     <wps:wsp>
                       <wps:cNvSpPr/>
-                      <wps:cNvPr id="8" name="Shape 8"/>
                       <wps:spPr>
                         <a:xfrm>
                           <a:off x="5326950" y="3779365"/>
                           <a:ext cx="38100" cy="1270"/>
                         </a:xfrm>
                         <a:custGeom>
-                          <a:rect b="b" l="l" r="r" t="t"/>
+                          <a:avLst/>
+                          <a:gdLst/>
+                          <a:ahLst/>
+                          <a:cxnLst/>
+                          <a:rect l="l" t="t" r="r" b="b"/>
                           <a:pathLst>
-                            <a:path extrusionOk="0" h="120000" w="38100">
+                            <a:path w="38100" h="120000" extrusionOk="0">
                               <a:moveTo>
                                 <a:pt x="0" y="0"/>
                               </a:moveTo>
@@ -2798,17 +2889,17 @@
                           </a:pathLst>
                         </a:custGeom>
                         <a:noFill/>
-                        <a:ln cap="flat" cmpd="sng" w="9525">
+                        <a:ln w="9525" cap="flat" cmpd="sng">
                           <a:solidFill>
                             <a:srgbClr val="000000"/>
                           </a:solidFill>
                           <a:prstDash val="solid"/>
                           <a:round/>
-                          <a:headEnd len="sm" w="sm" type="none"/>
-                          <a:tailEnd len="sm" w="sm" type="none"/>
+                          <a:headEnd type="none" w="sm" len="sm"/>
+                          <a:tailEnd type="none" w="sm" len="sm"/>
                         </a:ln>
                       </wps:spPr>
-                      <wps:bodyPr anchorCtr="0" anchor="ctr" bIns="91425" lIns="91425" spcFirstLastPara="1" rIns="91425" wrap="square" tIns="91425">
+                      <wps:bodyPr spcFirstLastPara="1" wrap="square" lIns="91425" tIns="91425" rIns="91425" bIns="91425" anchor="ctr" anchorCtr="0">
                         <a:noAutofit/>
                       </wps:bodyPr>
                     </wps:wsp>
@@ -2817,7 +2908,7 @@
               </wp:anchor>
             </w:drawing>
           </mc:Choice>
-          <mc:Fallback>
+          <mc:Fallback xmlns:sl="http://schemas.openxmlformats.org/schemaLibrary/2006/main" xmlns:a="http://schemas.openxmlformats.org/drawingml/2006/main" xmlns:pic="http://schemas.openxmlformats.org/drawingml/2006/picture" xmlns:c="http://schemas.openxmlformats.org/drawingml/2006/chart" xmlns:lc="http://schemas.openxmlformats.org/drawingml/2006/lockedCanvas" xmlns:dgm="http://schemas.openxmlformats.org/drawingml/2006/diagram" xmlns:w16="http://schemas.microsoft.com/office/word/2018/wordml" xmlns:w16cex="http://schemas.microsoft.com/office/word/2018/wordml/cex" xmlns:w16cid="http://schemas.microsoft.com/office/word/2016/wordml/cid" xmlns="http://schemas.microsoft.com/office/tasks/2019/documenttasks" xmlns:cr="http://schemas.microsoft.com/office/comments/2020/reactions">
             <w:drawing>
               <wp:anchor allowOverlap="1" behindDoc="1" distB="0" distT="0" distL="0" distR="0" hidden="0" layoutInCell="1" locked="0" relativeHeight="0" simplePos="0">
                 <wp:simplePos x="0" y="0"/>
@@ -2861,259 +2952,179 @@
           </mc:Fallback>
         </mc:AlternateContent>
       </w:r>
+      <w:r>
+        <w:rPr>
+          <w:color w:val="000000"/>
+          <w:sz w:val="20"/>
+          <w:szCs w:val="20"/>
+        </w:rPr>
+        <w:t>{{</w:t>
+      </w:r>
+      <w:proofErr w:type="spellStart"/>
+      <w:r>
+        <w:rPr>
+          <w:color w:val="000000"/>
+          <w:sz w:val="20"/>
+          <w:szCs w:val="20"/>
+        </w:rPr>
+        <w:t>maid_rvisa_number</w:t>
+      </w:r>
+      <w:proofErr w:type="spellEnd"/>
+      <w:r>
+        <w:rPr>
+          <w:color w:val="000000"/>
+          <w:sz w:val="20"/>
+          <w:szCs w:val="20"/>
+        </w:rPr>
+        <w:t>}}</w:t>
+      </w:r>
     </w:p>
     <w:p>
       <w:pPr>
-        <w:keepNext w:val="0"/>
-        <w:keepLines w:val="0"/>
-        <w:pageBreakBefore w:val="0"/>
-        <w:widowControl w:val="0"/>
         <w:pBdr>
-          <w:top w:space="0" w:sz="0" w:val="nil"/>
-          <w:left w:space="0" w:sz="0" w:val="nil"/>
-          <w:bottom w:space="0" w:sz="0" w:val="nil"/>
-          <w:right w:space="0" w:sz="0" w:val="nil"/>
-          <w:between w:space="0" w:sz="0" w:val="nil"/>
+          <w:top w:val="nil"/>
+          <w:left w:val="nil"/>
+          <w:bottom w:val="nil"/>
+          <w:right w:val="nil"/>
+          <w:between w:val="nil"/>
         </w:pBdr>
-        <w:shd w:fill="auto" w:val="clear"/>
-        <w:spacing w:after="0" w:before="0" w:line="240" w:lineRule="auto"/>
-        <w:ind w:left="0" w:right="0" w:firstLine="0"/>
-        <w:jc w:val="left"/>
-        <w:rPr>
-          <w:rFonts w:ascii="Calibri" w:cs="Calibri" w:eastAsia="Calibri" w:hAnsi="Calibri"/>
-          <w:b w:val="0"/>
-          <w:bCs w:val="0"/>
-          <w:i w:val="0"/>
-          <w:iCs w:val="0"/>
-          <w:smallCaps w:val="0"/>
-          <w:strike w:val="0"/>
+        <w:rPr>
           <w:color w:val="000000"/>
           <w:sz w:val="20"/>
           <w:szCs w:val="20"/>
-          <w:u w:val="none"/>
-          <w:shd w:fill="auto" w:val="clear"/>
-          <w:vertAlign w:val="baseline"/>
         </w:rPr>
       </w:pPr>
-      <w:r>
-        <w:rPr>
-          <w:rtl w:val="0"/>
-        </w:rPr>
-      </w:r>
     </w:p>
     <w:p>
       <w:pPr>
-        <w:keepNext w:val="0"/>
-        <w:keepLines w:val="0"/>
-        <w:pageBreakBefore w:val="0"/>
-        <w:widowControl w:val="0"/>
         <w:pBdr>
-          <w:top w:space="0" w:sz="0" w:val="nil"/>
-          <w:left w:space="0" w:sz="0" w:val="nil"/>
-          <w:bottom w:space="0" w:sz="0" w:val="nil"/>
-          <w:right w:space="0" w:sz="0" w:val="nil"/>
-          <w:between w:space="0" w:sz="0" w:val="nil"/>
+          <w:top w:val="nil"/>
+          <w:left w:val="nil"/>
+          <w:bottom w:val="nil"/>
+          <w:right w:val="nil"/>
+          <w:between w:val="nil"/>
         </w:pBdr>
-        <w:shd w:fill="auto" w:val="clear"/>
-        <w:spacing w:after="0" w:before="0" w:line="240" w:lineRule="auto"/>
-        <w:ind w:left="0" w:right="0" w:firstLine="0"/>
-        <w:jc w:val="left"/>
-        <w:rPr>
-          <w:rFonts w:ascii="Calibri" w:cs="Calibri" w:eastAsia="Calibri" w:hAnsi="Calibri"/>
-          <w:b w:val="0"/>
-          <w:bCs w:val="0"/>
-          <w:i w:val="0"/>
-          <w:iCs w:val="0"/>
-          <w:smallCaps w:val="0"/>
-          <w:strike w:val="0"/>
+        <w:rPr>
           <w:color w:val="000000"/>
           <w:sz w:val="20"/>
           <w:szCs w:val="20"/>
-          <w:u w:val="none"/>
-          <w:shd w:fill="auto" w:val="clear"/>
-          <w:vertAlign w:val="baseline"/>
         </w:rPr>
       </w:pPr>
-      <w:r>
-        <w:rPr>
-          <w:rtl w:val="0"/>
-        </w:rPr>
-      </w:r>
     </w:p>
     <w:p>
       <w:pPr>
-        <w:keepNext w:val="0"/>
-        <w:keepLines w:val="0"/>
-        <w:pageBreakBefore w:val="0"/>
-        <w:widowControl w:val="0"/>
         <w:pBdr>
-          <w:top w:space="0" w:sz="0" w:val="nil"/>
-          <w:left w:space="0" w:sz="0" w:val="nil"/>
-          <w:bottom w:space="0" w:sz="0" w:val="nil"/>
-          <w:right w:space="0" w:sz="0" w:val="nil"/>
-          <w:between w:space="0" w:sz="0" w:val="nil"/>
+          <w:top w:val="nil"/>
+          <w:left w:val="nil"/>
+          <w:bottom w:val="nil"/>
+          <w:right w:val="nil"/>
+          <w:between w:val="nil"/>
         </w:pBdr>
-        <w:shd w:fill="auto" w:val="clear"/>
-        <w:spacing w:after="0" w:before="86" w:line="240" w:lineRule="auto"/>
-        <w:ind w:left="0" w:right="0" w:firstLine="0"/>
-        <w:jc w:val="left"/>
-        <w:rPr>
-          <w:rFonts w:ascii="Calibri" w:cs="Calibri" w:eastAsia="Calibri" w:hAnsi="Calibri"/>
-          <w:b w:val="0"/>
-          <w:bCs w:val="0"/>
-          <w:i w:val="0"/>
-          <w:iCs w:val="0"/>
-          <w:smallCaps w:val="0"/>
-          <w:strike w:val="0"/>
+        <w:spacing w:before="86"/>
+        <w:rPr>
           <w:color w:val="000000"/>
           <w:sz w:val="20"/>
           <w:szCs w:val="20"/>
-          <w:u w:val="none"/>
-          <w:shd w:fill="auto" w:val="clear"/>
-          <w:vertAlign w:val="baseline"/>
         </w:rPr>
       </w:pPr>
-      <w:r>
-        <w:rPr>
-          <w:rtl w:val="0"/>
-        </w:rPr>
-      </w:r>
     </w:p>
     <w:p>
       <w:pPr>
-        <w:keepNext w:val="0"/>
-        <w:keepLines w:val="0"/>
-        <w:pageBreakBefore w:val="0"/>
-        <w:widowControl w:val="0"/>
         <w:pBdr>
-          <w:top w:space="0" w:sz="0" w:val="nil"/>
-          <w:left w:space="0" w:sz="0" w:val="nil"/>
-          <w:bottom w:space="0" w:sz="0" w:val="nil"/>
-          <w:right w:space="0" w:sz="0" w:val="nil"/>
-          <w:between w:space="0" w:sz="0" w:val="nil"/>
+          <w:top w:val="nil"/>
+          <w:left w:val="nil"/>
+          <w:bottom w:val="nil"/>
+          <w:right w:val="nil"/>
+          <w:between w:val="nil"/>
         </w:pBdr>
-        <w:shd w:fill="auto" w:val="clear"/>
         <w:tabs>
-          <w:tab w:val="left" w:leader="none" w:pos="4443"/>
+          <w:tab w:val="left" w:pos="4443"/>
         </w:tabs>
-        <w:spacing w:after="0" w:before="1" w:line="240" w:lineRule="auto"/>
-        <w:ind w:left="23" w:right="0" w:firstLine="0"/>
-        <w:jc w:val="left"/>
-        <w:rPr>
-          <w:rFonts w:ascii="Times New Roman" w:cs="Times New Roman" w:eastAsia="Times New Roman" w:hAnsi="Times New Roman"/>
-          <w:b w:val="0"/>
-          <w:bCs w:val="0"/>
-          <w:i w:val="0"/>
-          <w:iCs w:val="0"/>
-          <w:smallCaps w:val="0"/>
-          <w:strike w:val="0"/>
+        <w:spacing w:before="1"/>
+        <w:ind w:left="23"/>
+        <w:rPr>
+          <w:rFonts w:ascii="Times New Roman" w:eastAsia="Times New Roman" w:hAnsi="Times New Roman" w:cs="Times New Roman"/>
           <w:color w:val="000000"/>
           <w:sz w:val="20"/>
           <w:szCs w:val="20"/>
-          <w:u w:val="none"/>
-          <w:shd w:fill="auto" w:val="clear"/>
-          <w:vertAlign w:val="baseline"/>
         </w:rPr>
       </w:pPr>
       <w:r>
         <w:rPr>
-          <w:rFonts w:ascii="Calibri" w:cs="Calibri" w:eastAsia="Calibri" w:hAnsi="Calibri"/>
-          <w:b w:val="0"/>
-          <w:bCs w:val="0"/>
-          <w:i w:val="0"/>
-          <w:iCs w:val="0"/>
-          <w:smallCaps w:val="0"/>
-          <w:strike w:val="0"/>
           <w:color w:val="000000"/>
           <w:sz w:val="20"/>
           <w:szCs w:val="20"/>
-          <w:u w:val="none"/>
-          <w:shd w:fill="auto" w:val="clear"/>
-          <w:vertAlign w:val="baseline"/>
-          <w:rtl w:val="0"/>
         </w:rPr>
         <w:t xml:space="preserve">Signature: </w:t>
       </w:r>
       <w:r>
         <w:rPr>
-          <w:rFonts w:ascii="Times New Roman" w:cs="Times New Roman" w:eastAsia="Times New Roman" w:hAnsi="Times New Roman"/>
-          <w:b w:val="0"/>
-          <w:bCs w:val="0"/>
-          <w:i w:val="0"/>
-          <w:iCs w:val="0"/>
-          <w:smallCaps w:val="0"/>
-          <w:strike w:val="0"/>
+          <w:rFonts w:ascii="Times New Roman" w:eastAsia="Times New Roman" w:hAnsi="Times New Roman" w:cs="Times New Roman"/>
           <w:color w:val="000000"/>
           <w:sz w:val="20"/>
           <w:szCs w:val="20"/>
           <w:u w:val="single"/>
-          <w:shd w:fill="auto" w:val="clear"/>
-          <w:vertAlign w:val="baseline"/>
-          <w:rtl w:val="0"/>
         </w:rPr>
         <w:tab/>
-      </w:r>
-      <w:r>
-        <w:rPr>
-          <w:rtl w:val="0"/>
-        </w:rPr>
       </w:r>
     </w:p>
     <w:sectPr>
-      <w:footerReference r:id="rId7" w:type="default"/>
-      <w:pgSz w:h="16840" w:w="11910" w:orient="portrait"/>
-      <w:pgMar w:bottom="1080" w:top="1420" w:left="1417" w:right="1417" w:header="0" w:footer="891"/>
+      <w:footerReference w:type="default" r:id="rId7"/>
+      <w:pgSz w:w="11910" w:h="16840"/>
+      <w:pgMar w:top="1420" w:right="1417" w:bottom="1080" w:left="1417" w:header="0" w:footer="891" w:gutter="0"/>
       <w:pgNumType w:start="1"/>
+      <w:cols w:space="720"/>
     </w:sectPr>
   </w:body>
 </w:document>
 </file>
 
+<file path=word/endnotes.xml><?xml version="1.0" encoding="utf-8"?>
+<w:endnotes xmlns:wpc="http://schemas.microsoft.com/office/word/2010/wordprocessingCanvas" xmlns:cx="http://schemas.microsoft.com/office/drawing/2014/chartex" xmlns:mc="http://schemas.openxmlformats.org/markup-compatibility/2006" xmlns:o="urn:schemas-microsoft-com:office:office" xmlns:r="http://schemas.openxmlformats.org/officeDocument/2006/relationships" xmlns:m="http://schemas.openxmlformats.org/officeDocument/2006/math" xmlns:v="urn:schemas-microsoft-com:vml" xmlns:wp14="http://schemas.microsoft.com/office/word/2010/wordprocessingDrawing" xmlns:wp="http://schemas.openxmlformats.org/drawingml/2006/wordprocessingDrawing" xmlns:w10="urn:schemas-microsoft-com:office:word" xmlns:w="http://schemas.openxmlformats.org/wordprocessingml/2006/main" xmlns:w14="http://schemas.microsoft.com/office/word/2010/wordml" xmlns:w15="http://schemas.microsoft.com/office/word/2012/wordml" xmlns:w16se="http://schemas.microsoft.com/office/word/2015/wordml/symex" xmlns:wpg="http://schemas.microsoft.com/office/word/2010/wordprocessingGroup" xmlns:wpi="http://schemas.microsoft.com/office/word/2010/wordprocessingInk" xmlns:wne="http://schemas.microsoft.com/office/word/2006/wordml" xmlns:wps="http://schemas.microsoft.com/office/word/2010/wordprocessingShape" mc:Ignorable="w14 w15 w16se wp14">
+  <w:endnote w:type="separator" w:id="-1">
+    <w:p>
+      <w:r>
+        <w:separator/>
+      </w:r>
+    </w:p>
+  </w:endnote>
+  <w:endnote w:type="continuationSeparator" w:id="0">
+    <w:p>
+      <w:r>
+        <w:continuationSeparator/>
+      </w:r>
+    </w:p>
+  </w:endnote>
+</w:endnotes>
+</file>
+
 <file path=word/footer1.xml><?xml version="1.0" encoding="utf-8"?>
-<w:ftr xmlns:mc="http://schemas.openxmlformats.org/markup-compatibility/2006" xmlns:o="urn:schemas-microsoft-com:office:office" xmlns:r="http://schemas.openxmlformats.org/officeDocument/2006/relationships" xmlns:m="http://schemas.openxmlformats.org/officeDocument/2006/math" xmlns:v="urn:schemas-microsoft-com:vml" xmlns:wp="http://schemas.openxmlformats.org/drawingml/2006/wordprocessingDrawing" xmlns:w10="urn:schemas-microsoft-com:office:word" xmlns:w="http://schemas.openxmlformats.org/wordprocessingml/2006/main" xmlns:wne="http://schemas.microsoft.com/office/word/2006/wordml" xmlns:sl="http://schemas.openxmlformats.org/schemaLibrary/2006/main" xmlns:a="http://schemas.openxmlformats.org/drawingml/2006/main" xmlns:pic="http://schemas.openxmlformats.org/drawingml/2006/picture" xmlns:c="http://schemas.openxmlformats.org/drawingml/2006/chart" xmlns:lc="http://schemas.openxmlformats.org/drawingml/2006/lockedCanvas" xmlns:dgm="http://schemas.openxmlformats.org/drawingml/2006/diagram" xmlns:wps="http://schemas.microsoft.com/office/word/2010/wordprocessingShape" xmlns:wpg="http://schemas.microsoft.com/office/word/2010/wordprocessingGroup" xmlns:w14="http://schemas.microsoft.com/office/word/2010/wordml" xmlns:w15="http://schemas.microsoft.com/office/word/2012/wordml" xmlns:w16="http://schemas.microsoft.com/office/word/2018/wordml" xmlns:w16cex="http://schemas.microsoft.com/office/word/2018/wordml/cex" xmlns:w16cid="http://schemas.microsoft.com/office/word/2016/wordml/cid" xmlns="http://schemas.microsoft.com/office/tasks/2019/documenttasks" xmlns:cr="http://schemas.microsoft.com/office/comments/2020/reactions">
+<w:ftr xmlns:wpc="http://schemas.microsoft.com/office/word/2010/wordprocessingCanvas" xmlns:cx="http://schemas.microsoft.com/office/drawing/2014/chartex" xmlns:mc="http://schemas.openxmlformats.org/markup-compatibility/2006" xmlns:o="urn:schemas-microsoft-com:office:office" xmlns:r="http://schemas.openxmlformats.org/officeDocument/2006/relationships" xmlns:m="http://schemas.openxmlformats.org/officeDocument/2006/math" xmlns:v="urn:schemas-microsoft-com:vml" xmlns:wp14="http://schemas.microsoft.com/office/word/2010/wordprocessingDrawing" xmlns:wp="http://schemas.openxmlformats.org/drawingml/2006/wordprocessingDrawing" xmlns:w10="urn:schemas-microsoft-com:office:word" xmlns:w="http://schemas.openxmlformats.org/wordprocessingml/2006/main" xmlns:w14="http://schemas.microsoft.com/office/word/2010/wordml" xmlns:w15="http://schemas.microsoft.com/office/word/2012/wordml" xmlns:w16se="http://schemas.microsoft.com/office/word/2015/wordml/symex" xmlns:wpg="http://schemas.microsoft.com/office/word/2010/wordprocessingGroup" xmlns:wpi="http://schemas.microsoft.com/office/word/2010/wordprocessingInk" xmlns:wne="http://schemas.microsoft.com/office/word/2006/wordml" xmlns:wps="http://schemas.microsoft.com/office/word/2010/wordprocessingShape" mc:Ignorable="w14 w15 w16se wp14">
   <w:p>
     <w:pPr>
-      <w:keepNext w:val="0"/>
-      <w:keepLines w:val="0"/>
-      <w:pageBreakBefore w:val="0"/>
-      <w:widowControl w:val="0"/>
       <w:pBdr>
-        <w:top w:space="0" w:sz="0" w:val="nil"/>
-        <w:left w:space="0" w:sz="0" w:val="nil"/>
-        <w:bottom w:space="0" w:sz="0" w:val="nil"/>
-        <w:right w:space="0" w:sz="0" w:val="nil"/>
-        <w:between w:space="0" w:sz="0" w:val="nil"/>
+        <w:top w:val="nil"/>
+        <w:left w:val="nil"/>
+        <w:bottom w:val="nil"/>
+        <w:right w:val="nil"/>
+        <w:between w:val="nil"/>
       </w:pBdr>
-      <w:shd w:fill="auto" w:val="clear"/>
-      <w:spacing w:after="0" w:before="0" w:line="14.399999999999999" w:lineRule="auto"/>
-      <w:ind w:left="0" w:right="0" w:firstLine="0"/>
-      <w:jc w:val="left"/>
+      <w:spacing w:line="14" w:lineRule="auto"/>
       <w:rPr>
-        <w:rFonts w:ascii="Calibri" w:cs="Calibri" w:eastAsia="Calibri" w:hAnsi="Calibri"/>
-        <w:b w:val="0"/>
-        <w:bCs w:val="0"/>
-        <w:i w:val="0"/>
-        <w:iCs w:val="0"/>
-        <w:smallCaps w:val="0"/>
-        <w:strike w:val="0"/>
         <w:color w:val="000000"/>
         <w:sz w:val="20"/>
         <w:szCs w:val="20"/>
-        <w:u w:val="none"/>
-        <w:shd w:fill="auto" w:val="clear"/>
-        <w:vertAlign w:val="baseline"/>
       </w:rPr>
     </w:pPr>
     <w:r>
       <w:rPr>
-        <w:rtl w:val="0"/>
+        <w:noProof/>
+        <w:lang w:val="en-US"/>
       </w:rPr>
-    </w:r>
-    <w:r>
       <mc:AlternateContent>
         <mc:Choice Requires="wpg">
           <w:drawing>
-            <wp:anchor allowOverlap="1" behindDoc="1" distB="0" distT="0" distL="0" distR="0" hidden="0" layoutInCell="1" locked="0" relativeHeight="0" simplePos="0">
+            <wp:anchor distT="0" distB="0" distL="0" distR="0" simplePos="0" relativeHeight="251658240" behindDoc="1" locked="0" layoutInCell="1" hidden="0" allowOverlap="1">
               <wp:simplePos x="0" y="0"/>
               <wp:positionH relativeFrom="column">
                 <wp:posOffset>2831108</wp:posOffset>
@@ -3122,14 +3133,14 @@
                 <wp:posOffset>9981566</wp:posOffset>
               </wp:positionV>
               <wp:extent cx="98425" cy="161925"/>
-              <wp:effectExtent b="0" l="0" r="0" t="0"/>
+              <wp:effectExtent l="0" t="0" r="0" b="0"/>
               <wp:wrapNone/>
-              <wp:docPr id="15" name=""/>
-              <a:graphic>
+              <wp:docPr id="15" name="Rectangle 15"/>
+              <wp:cNvGraphicFramePr/>
+              <a:graphic xmlns:a="http://schemas.openxmlformats.org/drawingml/2006/main">
                 <a:graphicData uri="http://schemas.microsoft.com/office/word/2010/wordprocessingShape">
                   <wps:wsp>
                     <wps:cNvSpPr/>
-                    <wps:cNvPr id="16" name="Shape 16"/>
                     <wps:spPr>
                       <a:xfrm>
                         <a:off x="5301550" y="3703800"/>
@@ -3147,28 +3158,21 @@
                       <w:txbxContent>
                         <w:p>
                           <w:pPr>
-                            <w:spacing w:after="0" w:before="0" w:line="222.9999876022339"/>
-                            <w:ind w:left="20" w:right="0" w:firstLine="0"/>
-                            <w:jc w:val="left"/>
+                            <w:spacing w:line="222" w:lineRule="auto"/>
+                            <w:ind w:left="20"/>
                             <w:textDirection w:val="btLr"/>
                           </w:pPr>
                           <w:r>
                             <w:rPr>
-                              <w:rFonts w:ascii="Calibri" w:cs="Calibri" w:eastAsia="Calibri" w:hAnsi="Calibri"/>
-                              <w:b w:val="0"/>
-                              <w:i w:val="0"/>
-                              <w:smallCaps w:val="0"/>
-                              <w:strike w:val="0"/>
                               <w:color w:val="000000"/>
                               <w:sz w:val="20"/>
-                              <w:vertAlign w:val="baseline"/>
                             </w:rPr>
-                            <w:t xml:space="preserve">1</w:t>
+                            <w:t>1</w:t>
                           </w:r>
                         </w:p>
                       </w:txbxContent>
                     </wps:txbx>
-                    <wps:bodyPr anchorCtr="0" anchor="t" bIns="0" lIns="0" spcFirstLastPara="1" rIns="0" wrap="square" tIns="0">
+                    <wps:bodyPr spcFirstLastPara="1" wrap="square" lIns="0" tIns="0" rIns="0" bIns="0" anchor="t" anchorCtr="0">
                       <a:noAutofit/>
                     </wps:bodyPr>
                   </wps:wsp>
@@ -3177,7 +3181,7 @@
             </wp:anchor>
           </w:drawing>
         </mc:Choice>
-        <mc:Fallback>
+        <mc:Fallback xmlns:sl="http://schemas.openxmlformats.org/schemaLibrary/2006/main" xmlns:a="http://schemas.openxmlformats.org/drawingml/2006/main" xmlns:pic="http://schemas.openxmlformats.org/drawingml/2006/picture" xmlns:c="http://schemas.openxmlformats.org/drawingml/2006/chart" xmlns:lc="http://schemas.openxmlformats.org/drawingml/2006/lockedCanvas" xmlns:dgm="http://schemas.openxmlformats.org/drawingml/2006/diagram" xmlns:w16="http://schemas.microsoft.com/office/word/2018/wordml" xmlns:w16cex="http://schemas.microsoft.com/office/word/2018/wordml/cex" xmlns:w16cid="http://schemas.microsoft.com/office/word/2016/wordml/cid" xmlns="http://schemas.microsoft.com/office/tasks/2019/documenttasks" xmlns:cr="http://schemas.microsoft.com/office/comments/2020/reactions">
           <w:drawing>
             <wp:anchor allowOverlap="1" behindDoc="1" distB="0" distT="0" distL="0" distR="0" hidden="0" layoutInCell="1" locked="0" relativeHeight="0" simplePos="0">
               <wp:simplePos x="0" y="0"/>
@@ -3225,19 +3229,34 @@
 </w:ftr>
 </file>
 
-<file path=word/numbering.xml><?xml version="1.0" encoding="utf-8"?>
-<w:numbering xmlns:mc="http://schemas.openxmlformats.org/markup-compatibility/2006" xmlns:o="urn:schemas-microsoft-com:office:office" xmlns:r="http://schemas.openxmlformats.org/officeDocument/2006/relationships" xmlns:m="http://schemas.openxmlformats.org/officeDocument/2006/math" xmlns:v="urn:schemas-microsoft-com:vml" xmlns:wp="http://schemas.openxmlformats.org/drawingml/2006/wordprocessingDrawing" xmlns:w10="urn:schemas-microsoft-com:office:word" xmlns:w="http://schemas.openxmlformats.org/wordprocessingml/2006/main" xmlns:wne="http://schemas.microsoft.com/office/word/2006/wordml" xmlns:sl="http://schemas.openxmlformats.org/schemaLibrary/2006/main" xmlns:a="http://schemas.openxmlformats.org/drawingml/2006/main" xmlns:pic="http://schemas.openxmlformats.org/drawingml/2006/picture" xmlns:c="http://schemas.openxmlformats.org/drawingml/2006/chart" xmlns:lc="http://schemas.openxmlformats.org/drawingml/2006/lockedCanvas" xmlns:dgm="http://schemas.openxmlformats.org/drawingml/2006/diagram" xmlns:wps="http://schemas.microsoft.com/office/word/2010/wordprocessingShape" xmlns:wpg="http://schemas.microsoft.com/office/word/2010/wordprocessingGroup" xmlns:w14="http://schemas.microsoft.com/office/word/2010/wordml" xmlns:w15="http://schemas.microsoft.com/office/word/2012/wordml" xmlns:w16="http://schemas.microsoft.com/office/word/2018/wordml" xmlns:w16cex="http://schemas.microsoft.com/office/word/2018/wordml/cex" xmlns:w16cid="http://schemas.microsoft.com/office/word/2016/wordml/cid" xmlns="http://schemas.microsoft.com/office/tasks/2019/documenttasks" xmlns:cr="http://schemas.microsoft.com/office/comments/2020/reactions"/>
+<file path=word/footnotes.xml><?xml version="1.0" encoding="utf-8"?>
+<w:footnotes xmlns:wpc="http://schemas.microsoft.com/office/word/2010/wordprocessingCanvas" xmlns:cx="http://schemas.microsoft.com/office/drawing/2014/chartex" xmlns:mc="http://schemas.openxmlformats.org/markup-compatibility/2006" xmlns:o="urn:schemas-microsoft-com:office:office" xmlns:r="http://schemas.openxmlformats.org/officeDocument/2006/relationships" xmlns:m="http://schemas.openxmlformats.org/officeDocument/2006/math" xmlns:v="urn:schemas-microsoft-com:vml" xmlns:wp14="http://schemas.microsoft.com/office/word/2010/wordprocessingDrawing" xmlns:wp="http://schemas.openxmlformats.org/drawingml/2006/wordprocessingDrawing" xmlns:w10="urn:schemas-microsoft-com:office:word" xmlns:w="http://schemas.openxmlformats.org/wordprocessingml/2006/main" xmlns:w14="http://schemas.microsoft.com/office/word/2010/wordml" xmlns:w15="http://schemas.microsoft.com/office/word/2012/wordml" xmlns:w16se="http://schemas.microsoft.com/office/word/2015/wordml/symex" xmlns:wpg="http://schemas.microsoft.com/office/word/2010/wordprocessingGroup" xmlns:wpi="http://schemas.microsoft.com/office/word/2010/wordprocessingInk" xmlns:wne="http://schemas.microsoft.com/office/word/2006/wordml" xmlns:wps="http://schemas.microsoft.com/office/word/2010/wordprocessingShape" mc:Ignorable="w14 w15 w16se wp14">
+  <w:footnote w:type="separator" w:id="-1">
+    <w:p>
+      <w:r>
+        <w:separator/>
+      </w:r>
+    </w:p>
+  </w:footnote>
+  <w:footnote w:type="continuationSeparator" w:id="0">
+    <w:p>
+      <w:r>
+        <w:continuationSeparator/>
+      </w:r>
+    </w:p>
+  </w:footnote>
+</w:footnotes>
 </file>
 
 <file path=word/styles.xml><?xml version="1.0" encoding="utf-8"?>
-<w:styles xmlns:mc="http://schemas.openxmlformats.org/markup-compatibility/2006" xmlns:o="urn:schemas-microsoft-com:office:office" xmlns:r="http://schemas.openxmlformats.org/officeDocument/2006/relationships" xmlns:m="http://schemas.openxmlformats.org/officeDocument/2006/math" xmlns:v="urn:schemas-microsoft-com:vml" xmlns:wp="http://schemas.openxmlformats.org/drawingml/2006/wordprocessingDrawing" xmlns:w10="urn:schemas-microsoft-com:office:word" xmlns:w="http://schemas.openxmlformats.org/wordprocessingml/2006/main" xmlns:wne="http://schemas.microsoft.com/office/word/2006/wordml" xmlns:sl="http://schemas.openxmlformats.org/schemaLibrary/2006/main" xmlns:a="http://schemas.openxmlformats.org/drawingml/2006/main" xmlns:pic="http://schemas.openxmlformats.org/drawingml/2006/picture" xmlns:c="http://schemas.openxmlformats.org/drawingml/2006/chart" xmlns:lc="http://schemas.openxmlformats.org/drawingml/2006/lockedCanvas" xmlns:dgm="http://schemas.openxmlformats.org/drawingml/2006/diagram" xmlns:wps="http://schemas.microsoft.com/office/word/2010/wordprocessingShape" xmlns:wpg="http://schemas.microsoft.com/office/word/2010/wordprocessingGroup" xmlns:w14="http://schemas.microsoft.com/office/word/2010/wordml" xmlns:w15="http://schemas.microsoft.com/office/word/2012/wordml" xmlns:w16="http://schemas.microsoft.com/office/word/2018/wordml" xmlns:w16cex="http://schemas.microsoft.com/office/word/2018/wordml/cex" xmlns:w16cid="http://schemas.microsoft.com/office/word/2016/wordml/cid" xmlns="http://schemas.microsoft.com/office/tasks/2019/documenttasks" xmlns:cr="http://schemas.microsoft.com/office/comments/2020/reactions">
+<w:styles xmlns:mc="http://schemas.openxmlformats.org/markup-compatibility/2006" xmlns:r="http://schemas.openxmlformats.org/officeDocument/2006/relationships" xmlns:w="http://schemas.openxmlformats.org/wordprocessingml/2006/main" xmlns:w14="http://schemas.microsoft.com/office/word/2010/wordml" xmlns:w15="http://schemas.microsoft.com/office/word/2012/wordml" xmlns:w16se="http://schemas.microsoft.com/office/word/2015/wordml/symex" mc:Ignorable="w14 w15 w16se">
   <w:docDefaults>
     <w:rPrDefault>
       <w:rPr>
-        <w:rFonts w:ascii="Calibri" w:cs="Calibri" w:eastAsia="Calibri" w:hAnsi="Calibri"/>
+        <w:rFonts w:ascii="Calibri" w:eastAsia="Calibri" w:hAnsi="Calibri" w:cs="Calibri"/>
         <w:sz w:val="22"/>
         <w:szCs w:val="22"/>
-        <w:lang w:val="en"/>
+        <w:lang w:val="en" w:eastAsia="ja-JP" w:bidi="ar-SA"/>
       </w:rPr>
     </w:rPrDefault>
     <w:pPrDefault>
@@ -3246,19 +3265,381 @@
       </w:pPr>
     </w:pPrDefault>
   </w:docDefaults>
-  <w:style w:type="table" w:styleId="TableNormal" w:default="1">
-    <w:name w:val="TableNormal"/>
-    <w:tblPr>
-      <w:tblCellMar>
-        <w:top w:w="100.0" w:type="dxa"/>
-        <w:left w:w="100.0" w:type="dxa"/>
-        <w:bottom w:w="100.0" w:type="dxa"/>
-        <w:right w:w="100.0" w:type="dxa"/>
-      </w:tblCellMar>
-    </w:tblPr>
-  </w:style>
-  <w:style w:type="paragraph" w:styleId="Normal" w:default="1">
-    <w:name w:val="normal"/>
+  <w:latentStyles w:defLockedState="0" w:defUIPriority="99" w:defSemiHidden="0" w:defUnhideWhenUsed="0" w:defQFormat="0" w:count="371">
+    <w:lsdException w:name="Normal" w:uiPriority="0" w:qFormat="1"/>
+    <w:lsdException w:name="heading 1" w:uiPriority="9" w:qFormat="1"/>
+    <w:lsdException w:name="heading 2" w:semiHidden="1" w:uiPriority="9" w:unhideWhenUsed="1" w:qFormat="1"/>
+    <w:lsdException w:name="heading 3" w:semiHidden="1" w:uiPriority="9" w:unhideWhenUsed="1" w:qFormat="1"/>
+    <w:lsdException w:name="heading 4" w:semiHidden="1" w:uiPriority="9" w:unhideWhenUsed="1" w:qFormat="1"/>
+    <w:lsdException w:name="heading 5" w:semiHidden="1" w:uiPriority="9" w:unhideWhenUsed="1" w:qFormat="1"/>
+    <w:lsdException w:name="heading 6" w:semiHidden="1" w:uiPriority="9" w:unhideWhenUsed="1" w:qFormat="1"/>
+    <w:lsdException w:name="heading 7" w:semiHidden="1" w:uiPriority="9" w:unhideWhenUsed="1" w:qFormat="1"/>
+    <w:lsdException w:name="heading 8" w:semiHidden="1" w:uiPriority="9" w:unhideWhenUsed="1" w:qFormat="1"/>
+    <w:lsdException w:name="heading 9" w:semiHidden="1" w:uiPriority="9" w:unhideWhenUsed="1" w:qFormat="1"/>
+    <w:lsdException w:name="index 1" w:semiHidden="1" w:unhideWhenUsed="1"/>
+    <w:lsdException w:name="index 2" w:semiHidden="1" w:unhideWhenUsed="1"/>
+    <w:lsdException w:name="index 3" w:semiHidden="1" w:unhideWhenUsed="1"/>
+    <w:lsdException w:name="index 4" w:semiHidden="1" w:unhideWhenUsed="1"/>
+    <w:lsdException w:name="index 5" w:semiHidden="1" w:unhideWhenUsed="1"/>
+    <w:lsdException w:name="index 6" w:semiHidden="1" w:unhideWhenUsed="1"/>
+    <w:lsdException w:name="index 7" w:semiHidden="1" w:unhideWhenUsed="1"/>
+    <w:lsdException w:name="index 8" w:semiHidden="1" w:unhideWhenUsed="1"/>
+    <w:lsdException w:name="index 9" w:semiHidden="1" w:unhideWhenUsed="1"/>
+    <w:lsdException w:name="toc 1" w:semiHidden="1" w:uiPriority="39" w:unhideWhenUsed="1"/>
+    <w:lsdException w:name="toc 2" w:semiHidden="1" w:uiPriority="39" w:unhideWhenUsed="1"/>
+    <w:lsdException w:name="toc 3" w:semiHidden="1" w:uiPriority="39" w:unhideWhenUsed="1"/>
+    <w:lsdException w:name="toc 4" w:semiHidden="1" w:uiPriority="39" w:unhideWhenUsed="1"/>
+    <w:lsdException w:name="toc 5" w:semiHidden="1" w:uiPriority="39" w:unhideWhenUsed="1"/>
+    <w:lsdException w:name="toc 6" w:semiHidden="1" w:uiPriority="39" w:unhideWhenUsed="1"/>
+    <w:lsdException w:name="toc 7" w:semiHidden="1" w:uiPriority="39" w:unhideWhenUsed="1"/>
+    <w:lsdException w:name="toc 8" w:semiHidden="1" w:uiPriority="39" w:unhideWhenUsed="1"/>
+    <w:lsdException w:name="toc 9" w:semiHidden="1" w:uiPriority="39" w:unhideWhenUsed="1"/>
+    <w:lsdException w:name="Normal Indent" w:semiHidden="1" w:unhideWhenUsed="1"/>
+    <w:lsdException w:name="footnote text" w:semiHidden="1" w:unhideWhenUsed="1"/>
+    <w:lsdException w:name="annotation text" w:semiHidden="1" w:unhideWhenUsed="1"/>
+    <w:lsdException w:name="header" w:semiHidden="1" w:unhideWhenUsed="1"/>
+    <w:lsdException w:name="footer" w:semiHidden="1" w:unhideWhenUsed="1"/>
+    <w:lsdException w:name="index heading" w:semiHidden="1" w:unhideWhenUsed="1"/>
+    <w:lsdException w:name="caption" w:semiHidden="1" w:uiPriority="35" w:unhideWhenUsed="1" w:qFormat="1"/>
+    <w:lsdException w:name="table of figures" w:semiHidden="1" w:unhideWhenUsed="1"/>
+    <w:lsdException w:name="envelope address" w:semiHidden="1" w:unhideWhenUsed="1"/>
+    <w:lsdException w:name="envelope return" w:semiHidden="1" w:unhideWhenUsed="1"/>
+    <w:lsdException w:name="footnote reference" w:semiHidden="1" w:unhideWhenUsed="1"/>
+    <w:lsdException w:name="annotation reference" w:semiHidden="1" w:unhideWhenUsed="1"/>
+    <w:lsdException w:name="line number" w:semiHidden="1" w:unhideWhenUsed="1"/>
+    <w:lsdException w:name="page number" w:semiHidden="1" w:unhideWhenUsed="1"/>
+    <w:lsdException w:name="endnote reference" w:semiHidden="1" w:unhideWhenUsed="1"/>
+    <w:lsdException w:name="endnote text" w:semiHidden="1" w:unhideWhenUsed="1"/>
+    <w:lsdException w:name="table of authorities" w:semiHidden="1" w:unhideWhenUsed="1"/>
+    <w:lsdException w:name="macro" w:semiHidden="1" w:unhideWhenUsed="1"/>
+    <w:lsdException w:name="toa heading" w:semiHidden="1" w:unhideWhenUsed="1"/>
+    <w:lsdException w:name="List" w:semiHidden="1" w:unhideWhenUsed="1"/>
+    <w:lsdException w:name="List Bullet" w:semiHidden="1" w:unhideWhenUsed="1"/>
+    <w:lsdException w:name="List Number" w:semiHidden="1" w:unhideWhenUsed="1"/>
+    <w:lsdException w:name="List 2" w:semiHidden="1" w:unhideWhenUsed="1"/>
+    <w:lsdException w:name="List 3" w:semiHidden="1" w:unhideWhenUsed="1"/>
+    <w:lsdException w:name="List 4" w:semiHidden="1" w:unhideWhenUsed="1"/>
+    <w:lsdException w:name="List 5" w:semiHidden="1" w:unhideWhenUsed="1"/>
+    <w:lsdException w:name="List Bullet 2" w:semiHidden="1" w:unhideWhenUsed="1"/>
+    <w:lsdException w:name="List Bullet 3" w:semiHidden="1" w:unhideWhenUsed="1"/>
+    <w:lsdException w:name="List Bullet 4" w:semiHidden="1" w:unhideWhenUsed="1"/>
+    <w:lsdException w:name="List Bullet 5" w:semiHidden="1" w:unhideWhenUsed="1"/>
+    <w:lsdException w:name="List Number 2" w:semiHidden="1" w:unhideWhenUsed="1"/>
+    <w:lsdException w:name="List Number 3" w:semiHidden="1" w:unhideWhenUsed="1"/>
+    <w:lsdException w:name="List Number 4" w:semiHidden="1" w:unhideWhenUsed="1"/>
+    <w:lsdException w:name="List Number 5" w:semiHidden="1" w:unhideWhenUsed="1"/>
+    <w:lsdException w:name="Title" w:uiPriority="10" w:qFormat="1"/>
+    <w:lsdException w:name="Closing" w:semiHidden="1" w:unhideWhenUsed="1"/>
+    <w:lsdException w:name="Signature" w:semiHidden="1" w:unhideWhenUsed="1"/>
+    <w:lsdException w:name="Default Paragraph Font" w:semiHidden="1" w:uiPriority="1" w:unhideWhenUsed="1"/>
+    <w:lsdException w:name="Body Text" w:semiHidden="1" w:unhideWhenUsed="1"/>
+    <w:lsdException w:name="Body Text Indent" w:semiHidden="1" w:unhideWhenUsed="1"/>
+    <w:lsdException w:name="List Continue" w:semiHidden="1" w:unhideWhenUsed="1"/>
+    <w:lsdException w:name="List Continue 2" w:semiHidden="1" w:unhideWhenUsed="1"/>
+    <w:lsdException w:name="List Continue 3" w:semiHidden="1" w:unhideWhenUsed="1"/>
+    <w:lsdException w:name="List Continue 4" w:semiHidden="1" w:unhideWhenUsed="1"/>
+    <w:lsdException w:name="List Continue 5" w:semiHidden="1" w:unhideWhenUsed="1"/>
+    <w:lsdException w:name="Message Header" w:semiHidden="1" w:unhideWhenUsed="1"/>
+    <w:lsdException w:name="Subtitle" w:uiPriority="11" w:qFormat="1"/>
+    <w:lsdException w:name="Salutation" w:semiHidden="1" w:unhideWhenUsed="1"/>
+    <w:lsdException w:name="Date" w:semiHidden="1" w:unhideWhenUsed="1"/>
+    <w:lsdException w:name="Body Text First Indent" w:semiHidden="1" w:unhideWhenUsed="1"/>
+    <w:lsdException w:name="Body Text First Indent 2" w:semiHidden="1" w:unhideWhenUsed="1"/>
+    <w:lsdException w:name="Note Heading" w:semiHidden="1" w:unhideWhenUsed="1"/>
+    <w:lsdException w:name="Body Text 2" w:semiHidden="1" w:unhideWhenUsed="1"/>
+    <w:lsdException w:name="Body Text 3" w:semiHidden="1" w:unhideWhenUsed="1"/>
+    <w:lsdException w:name="Body Text Indent 2" w:semiHidden="1" w:unhideWhenUsed="1"/>
+    <w:lsdException w:name="Body Text Indent 3" w:semiHidden="1" w:unhideWhenUsed="1"/>
+    <w:lsdException w:name="Block Text" w:semiHidden="1" w:unhideWhenUsed="1"/>
+    <w:lsdException w:name="Hyperlink" w:semiHidden="1" w:unhideWhenUsed="1"/>
+    <w:lsdException w:name="FollowedHyperlink" w:semiHidden="1" w:unhideWhenUsed="1"/>
+    <w:lsdException w:name="Strong" w:uiPriority="22" w:qFormat="1"/>
+    <w:lsdException w:name="Emphasis" w:uiPriority="20" w:qFormat="1"/>
+    <w:lsdException w:name="Document Map" w:semiHidden="1" w:unhideWhenUsed="1"/>
+    <w:lsdException w:name="Plain Text" w:semiHidden="1" w:unhideWhenUsed="1"/>
+    <w:lsdException w:name="E-mail Signature" w:semiHidden="1" w:unhideWhenUsed="1"/>
+    <w:lsdException w:name="HTML Top of Form" w:semiHidden="1" w:unhideWhenUsed="1"/>
+    <w:lsdException w:name="HTML Bottom of Form" w:semiHidden="1" w:unhideWhenUsed="1"/>
+    <w:lsdException w:name="Normal (Web)" w:semiHidden="1" w:unhideWhenUsed="1"/>
+    <w:lsdException w:name="HTML Acronym" w:semiHidden="1" w:unhideWhenUsed="1"/>
+    <w:lsdException w:name="HTML Address" w:semiHidden="1" w:unhideWhenUsed="1"/>
+    <w:lsdException w:name="HTML Cite" w:semiHidden="1" w:unhideWhenUsed="1"/>
+    <w:lsdException w:name="HTML Code" w:semiHidden="1" w:unhideWhenUsed="1"/>
+    <w:lsdException w:name="HTML Definition" w:semiHidden="1" w:unhideWhenUsed="1"/>
+    <w:lsdException w:name="HTML Keyboard" w:semiHidden="1" w:unhideWhenUsed="1"/>
+    <w:lsdException w:name="HTML Preformatted" w:semiHidden="1" w:unhideWhenUsed="1"/>
+    <w:lsdException w:name="HTML Sample" w:semiHidden="1" w:unhideWhenUsed="1"/>
+    <w:lsdException w:name="HTML Typewriter" w:semiHidden="1" w:unhideWhenUsed="1"/>
+    <w:lsdException w:name="HTML Variable" w:semiHidden="1" w:unhideWhenUsed="1"/>
+    <w:lsdException w:name="Normal Table" w:semiHidden="1" w:unhideWhenUsed="1"/>
+    <w:lsdException w:name="annotation subject" w:semiHidden="1" w:unhideWhenUsed="1"/>
+    <w:lsdException w:name="No List" w:semiHidden="1" w:unhideWhenUsed="1"/>
+    <w:lsdException w:name="Outline List 1" w:semiHidden="1" w:unhideWhenUsed="1"/>
+    <w:lsdException w:name="Outline List 2" w:semiHidden="1" w:unhideWhenUsed="1"/>
+    <w:lsdException w:name="Outline List 3" w:semiHidden="1" w:unhideWhenUsed="1"/>
+    <w:lsdException w:name="Table Simple 1" w:semiHidden="1" w:unhideWhenUsed="1"/>
+    <w:lsdException w:name="Table Simple 2" w:semiHidden="1" w:unhideWhenUsed="1"/>
+    <w:lsdException w:name="Table Simple 3" w:semiHidden="1" w:unhideWhenUsed="1"/>
+    <w:lsdException w:name="Table Classic 1" w:semiHidden="1" w:unhideWhenUsed="1"/>
+    <w:lsdException w:name="Table Classic 2" w:semiHidden="1" w:unhideWhenUsed="1"/>
+    <w:lsdException w:name="Table Classic 3" w:semiHidden="1" w:unhideWhenUsed="1"/>
+    <w:lsdException w:name="Table Classic 4" w:semiHidden="1" w:unhideWhenUsed="1"/>
+    <w:lsdException w:name="Table Colorful 1" w:semiHidden="1" w:unhideWhenUsed="1"/>
+    <w:lsdException w:name="Table Colorful 2" w:semiHidden="1" w:unhideWhenUsed="1"/>
+    <w:lsdException w:name="Table Colorful 3" w:semiHidden="1" w:unhideWhenUsed="1"/>
+    <w:lsdException w:name="Table Columns 1" w:semiHidden="1" w:unhideWhenUsed="1"/>
+    <w:lsdException w:name="Table Columns 2" w:semiHidden="1" w:unhideWhenUsed="1"/>
+    <w:lsdException w:name="Table Columns 3" w:semiHidden="1" w:unhideWhenUsed="1"/>
+    <w:lsdException w:name="Table Columns 4" w:semiHidden="1" w:unhideWhenUsed="1"/>
+    <w:lsdException w:name="Table Columns 5" w:semiHidden="1" w:unhideWhenUsed="1"/>
+    <w:lsdException w:name="Table Grid 1" w:semiHidden="1" w:unhideWhenUsed="1"/>
+    <w:lsdException w:name="Table Grid 2" w:semiHidden="1" w:unhideWhenUsed="1"/>
+    <w:lsdException w:name="Table Grid 3" w:semiHidden="1" w:unhideWhenUsed="1"/>
+    <w:lsdException w:name="Table Grid 4" w:semiHidden="1" w:unhideWhenUsed="1"/>
+    <w:lsdException w:name="Table Grid 5" w:semiHidden="1" w:unhideWhenUsed="1"/>
+    <w:lsdException w:name="Table Grid 6" w:semiHidden="1" w:unhideWhenUsed="1"/>
+    <w:lsdException w:name="Table Grid 7" w:semiHidden="1" w:unhideWhenUsed="1"/>
+    <w:lsdException w:name="Table Grid 8" w:semiHidden="1" w:unhideWhenUsed="1"/>
+    <w:lsdException w:name="Table List 1" w:semiHidden="1" w:unhideWhenUsed="1"/>
+    <w:lsdException w:name="Table List 2" w:semiHidden="1" w:unhideWhenUsed="1"/>
+    <w:lsdException w:name="Table List 3" w:semiHidden="1" w:unhideWhenUsed="1"/>
+    <w:lsdException w:name="Table List 4" w:semiHidden="1" w:unhideWhenUsed="1"/>
+    <w:lsdException w:name="Table List 5" w:semiHidden="1" w:unhideWhenUsed="1"/>
+    <w:lsdException w:name="Table List 6" w:semiHidden="1" w:unhideWhenUsed="1"/>
+    <w:lsdException w:name="Table List 7" w:semiHidden="1" w:unhideWhenUsed="1"/>
+    <w:lsdException w:name="Table List 8" w:semiHidden="1" w:unhideWhenUsed="1"/>
+    <w:lsdException w:name="Table 3D effects 1" w:semiHidden="1" w:unhideWhenUsed="1"/>
+    <w:lsdException w:name="Table 3D effects 2" w:semiHidden="1" w:unhideWhenUsed="1"/>
+    <w:lsdException w:name="Table 3D effects 3" w:semiHidden="1" w:unhideWhenUsed="1"/>
+    <w:lsdException w:name="Table Contemporary" w:semiHidden="1" w:unhideWhenUsed="1"/>
+    <w:lsdException w:name="Table Elegant" w:semiHidden="1" w:unhideWhenUsed="1"/>
+    <w:lsdException w:name="Table Professional" w:semiHidden="1" w:unhideWhenUsed="1"/>
+    <w:lsdException w:name="Table Subtle 1" w:semiHidden="1" w:unhideWhenUsed="1"/>
+    <w:lsdException w:name="Table Subtle 2" w:semiHidden="1" w:unhideWhenUsed="1"/>
+    <w:lsdException w:name="Table Web 1" w:semiHidden="1" w:unhideWhenUsed="1"/>
+    <w:lsdException w:name="Table Web 2" w:semiHidden="1" w:unhideWhenUsed="1"/>
+    <w:lsdException w:name="Table Web 3" w:semiHidden="1" w:unhideWhenUsed="1"/>
+    <w:lsdException w:name="Balloon Text" w:semiHidden="1" w:unhideWhenUsed="1"/>
+    <w:lsdException w:name="Table Grid" w:uiPriority="39"/>
+    <w:lsdException w:name="Table Theme" w:semiHidden="1" w:unhideWhenUsed="1"/>
+    <w:lsdException w:name="Placeholder Text" w:semiHidden="1"/>
+    <w:lsdException w:name="No Spacing" w:uiPriority="1" w:qFormat="1"/>
+    <w:lsdException w:name="Light Shading" w:uiPriority="60"/>
+    <w:lsdException w:name="Light List" w:uiPriority="61"/>
+    <w:lsdException w:name="Light Grid" w:uiPriority="62"/>
+    <w:lsdException w:name="Medium Shading 1" w:uiPriority="63"/>
+    <w:lsdException w:name="Medium Shading 2" w:uiPriority="64"/>
+    <w:lsdException w:name="Medium List 1" w:uiPriority="65"/>
+    <w:lsdException w:name="Medium List 2" w:uiPriority="66"/>
+    <w:lsdException w:name="Medium Grid 1" w:uiPriority="67"/>
+    <w:lsdException w:name="Medium Grid 2" w:uiPriority="68"/>
+    <w:lsdException w:name="Medium Grid 3" w:uiPriority="69"/>
+    <w:lsdException w:name="Dark List" w:uiPriority="70"/>
+    <w:lsdException w:name="Colorful Shading" w:uiPriority="71"/>
+    <w:lsdException w:name="Colorful List" w:uiPriority="72"/>
+    <w:lsdException w:name="Colorful Grid" w:uiPriority="73"/>
+    <w:lsdException w:name="Light Shading Accent 1" w:uiPriority="60"/>
+    <w:lsdException w:name="Light List Accent 1" w:uiPriority="61"/>
+    <w:lsdException w:name="Light Grid Accent 1" w:uiPriority="62"/>
+    <w:lsdException w:name="Medium Shading 1 Accent 1" w:uiPriority="63"/>
+    <w:lsdException w:name="Medium Shading 2 Accent 1" w:uiPriority="64"/>
+    <w:lsdException w:name="Medium List 1 Accent 1" w:uiPriority="65"/>
+    <w:lsdException w:name="Revision" w:semiHidden="1"/>
+    <w:lsdException w:name="List Paragraph" w:uiPriority="34" w:qFormat="1"/>
+    <w:lsdException w:name="Quote" w:uiPriority="29" w:qFormat="1"/>
+    <w:lsdException w:name="Intense Quote" w:uiPriority="30" w:qFormat="1"/>
+    <w:lsdException w:name="Medium List 2 Accent 1" w:uiPriority="66"/>
+    <w:lsdException w:name="Medium Grid 1 Accent 1" w:uiPriority="67"/>
+    <w:lsdException w:name="Medium Grid 2 Accent 1" w:uiPriority="68"/>
+    <w:lsdException w:name="Medium Grid 3 Accent 1" w:uiPriority="69"/>
+    <w:lsdException w:name="Dark List Accent 1" w:uiPriority="70"/>
+    <w:lsdException w:name="Colorful Shading Accent 1" w:uiPriority="71"/>
+    <w:lsdException w:name="Colorful List Accent 1" w:uiPriority="72"/>
+    <w:lsdException w:name="Colorful Grid Accent 1" w:uiPriority="73"/>
+    <w:lsdException w:name="Light Shading Accent 2" w:uiPriority="60"/>
+    <w:lsdException w:name="Light List Accent 2" w:uiPriority="61"/>
+    <w:lsdException w:name="Light Grid Accent 2" w:uiPriority="62"/>
+    <w:lsdException w:name="Medium Shading 1 Accent 2" w:uiPriority="63"/>
+    <w:lsdException w:name="Medium Shading 2 Accent 2" w:uiPriority="64"/>
+    <w:lsdException w:name="Medium List 1 Accent 2" w:uiPriority="65"/>
+    <w:lsdException w:name="Medium List 2 Accent 2" w:uiPriority="66"/>
+    <w:lsdException w:name="Medium Grid 1 Accent 2" w:uiPriority="67"/>
+    <w:lsdException w:name="Medium Grid 2 Accent 2" w:uiPriority="68"/>
+    <w:lsdException w:name="Medium Grid 3 Accent 2" w:uiPriority="69"/>
+    <w:lsdException w:name="Dark List Accent 2" w:uiPriority="70"/>
+    <w:lsdException w:name="Colorful Shading Accent 2" w:uiPriority="71"/>
+    <w:lsdException w:name="Colorful List Accent 2" w:uiPriority="72"/>
+    <w:lsdException w:name="Colorful Grid Accent 2" w:uiPriority="73"/>
+    <w:lsdException w:name="Light Shading Accent 3" w:uiPriority="60"/>
+    <w:lsdException w:name="Light List Accent 3" w:uiPriority="61"/>
+    <w:lsdException w:name="Light Grid Accent 3" w:uiPriority="62"/>
+    <w:lsdException w:name="Medium Shading 1 Accent 3" w:uiPriority="63"/>
+    <w:lsdException w:name="Medium Shading 2 Accent 3" w:uiPriority="64"/>
+    <w:lsdException w:name="Medium List 1 Accent 3" w:uiPriority="65"/>
+    <w:lsdException w:name="Medium List 2 Accent 3" w:uiPriority="66"/>
+    <w:lsdException w:name="Medium Grid 1 Accent 3" w:uiPriority="67"/>
+    <w:lsdException w:name="Medium Grid 2 Accent 3" w:uiPriority="68"/>
+    <w:lsdException w:name="Medium Grid 3 Accent 3" w:uiPriority="69"/>
+    <w:lsdException w:name="Dark List Accent 3" w:uiPriority="70"/>
+    <w:lsdException w:name="Colorful Shading Accent 3" w:uiPriority="71"/>
+    <w:lsdException w:name="Colorful List Accent 3" w:uiPriority="72"/>
+    <w:lsdException w:name="Colorful Grid Accent 3" w:uiPriority="73"/>
+    <w:lsdException w:name="Light Shading Accent 4" w:uiPriority="60"/>
+    <w:lsdException w:name="Light List Accent 4" w:uiPriority="61"/>
+    <w:lsdException w:name="Light Grid Accent 4" w:uiPriority="62"/>
+    <w:lsdException w:name="Medium Shading 1 Accent 4" w:uiPriority="63"/>
+    <w:lsdException w:name="Medium Shading 2 Accent 4" w:uiPriority="64"/>
+    <w:lsdException w:name="Medium List 1 Accent 4" w:uiPriority="65"/>
+    <w:lsdException w:name="Medium List 2 Accent 4" w:uiPriority="66"/>
+    <w:lsdException w:name="Medium Grid 1 Accent 4" w:uiPriority="67"/>
+    <w:lsdException w:name="Medium Grid 2 Accent 4" w:uiPriority="68"/>
+    <w:lsdException w:name="Medium Grid 3 Accent 4" w:uiPriority="69"/>
+    <w:lsdException w:name="Dark List Accent 4" w:uiPriority="70"/>
+    <w:lsdException w:name="Colorful Shading Accent 4" w:uiPriority="71"/>
+    <w:lsdException w:name="Colorful List Accent 4" w:uiPriority="72"/>
+    <w:lsdException w:name="Colorful Grid Accent 4" w:uiPriority="73"/>
+    <w:lsdException w:name="Light Shading Accent 5" w:uiPriority="60"/>
+    <w:lsdException w:name="Light List Accent 5" w:uiPriority="61"/>
+    <w:lsdException w:name="Light Grid Accent 5" w:uiPriority="62"/>
+    <w:lsdException w:name="Medium Shading 1 Accent 5" w:uiPriority="63"/>
+    <w:lsdException w:name="Medium Shading 2 Accent 5" w:uiPriority="64"/>
+    <w:lsdException w:name="Medium List 1 Accent 5" w:uiPriority="65"/>
+    <w:lsdException w:name="Medium List 2 Accent 5" w:uiPriority="66"/>
+    <w:lsdException w:name="Medium Grid 1 Accent 5" w:uiPriority="67"/>
+    <w:lsdException w:name="Medium Grid 2 Accent 5" w:uiPriority="68"/>
+    <w:lsdException w:name="Medium Grid 3 Accent 5" w:uiPriority="69"/>
+    <w:lsdException w:name="Dark List Accent 5" w:uiPriority="70"/>
+    <w:lsdException w:name="Colorful Shading Accent 5" w:uiPriority="71"/>
+    <w:lsdException w:name="Colorful List Accent 5" w:uiPriority="72"/>
+    <w:lsdException w:name="Colorful Grid Accent 5" w:uiPriority="73"/>
+    <w:lsdException w:name="Light Shading Accent 6" w:uiPriority="60"/>
+    <w:lsdException w:name="Light List Accent 6" w:uiPriority="61"/>
+    <w:lsdException w:name="Light Grid Accent 6" w:uiPriority="62"/>
+    <w:lsdException w:name="Medium Shading 1 Accent 6" w:uiPriority="63"/>
+    <w:lsdException w:name="Medium Shading 2 Accent 6" w:uiPriority="64"/>
+    <w:lsdException w:name="Medium List 1 Accent 6" w:uiPriority="65"/>
+    <w:lsdException w:name="Medium List 2 Accent 6" w:uiPriority="66"/>
+    <w:lsdException w:name="Medium Grid 1 Accent 6" w:uiPriority="67"/>
+    <w:lsdException w:name="Medium Grid 2 Accent 6" w:uiPriority="68"/>
+    <w:lsdException w:name="Medium Grid 3 Accent 6" w:uiPriority="69"/>
+    <w:lsdException w:name="Dark List Accent 6" w:uiPriority="70"/>
+    <w:lsdException w:name="Colorful Shading Accent 6" w:uiPriority="71"/>
+    <w:lsdException w:name="Colorful List Accent 6" w:uiPriority="72"/>
+    <w:lsdException w:name="Colorful Grid Accent 6" w:uiPriority="73"/>
+    <w:lsdException w:name="Subtle Emphasis" w:uiPriority="19" w:qFormat="1"/>
+    <w:lsdException w:name="Intense Emphasis" w:uiPriority="21" w:qFormat="1"/>
+    <w:lsdException w:name="Subtle Reference" w:uiPriority="31" w:qFormat="1"/>
+    <w:lsdException w:name="Intense Reference" w:uiPriority="32" w:qFormat="1"/>
+    <w:lsdException w:name="Book Title" w:uiPriority="33" w:qFormat="1"/>
+    <w:lsdException w:name="Bibliography" w:semiHidden="1" w:uiPriority="37" w:unhideWhenUsed="1"/>
+    <w:lsdException w:name="TOC Heading" w:semiHidden="1" w:uiPriority="39" w:unhideWhenUsed="1" w:qFormat="1"/>
+    <w:lsdException w:name="Plain Table 1" w:uiPriority="41"/>
+    <w:lsdException w:name="Plain Table 2" w:uiPriority="42"/>
+    <w:lsdException w:name="Plain Table 3" w:uiPriority="43"/>
+    <w:lsdException w:name="Plain Table 4" w:uiPriority="44"/>
+    <w:lsdException w:name="Plain Table 5" w:uiPriority="45"/>
+    <w:lsdException w:name="Grid Table Light" w:uiPriority="40"/>
+    <w:lsdException w:name="Grid Table 1 Light" w:uiPriority="46"/>
+    <w:lsdException w:name="Grid Table 2" w:uiPriority="47"/>
+    <w:lsdException w:name="Grid Table 3" w:uiPriority="48"/>
+    <w:lsdException w:name="Grid Table 4" w:uiPriority="49"/>
+    <w:lsdException w:name="Grid Table 5 Dark" w:uiPriority="50"/>
+    <w:lsdException w:name="Grid Table 6 Colorful" w:uiPriority="51"/>
+    <w:lsdException w:name="Grid Table 7 Colorful" w:uiPriority="52"/>
+    <w:lsdException w:name="Grid Table 1 Light Accent 1" w:uiPriority="46"/>
+    <w:lsdException w:name="Grid Table 2 Accent 1" w:uiPriority="47"/>
+    <w:lsdException w:name="Grid Table 3 Accent 1" w:uiPriority="48"/>
+    <w:lsdException w:name="Grid Table 4 Accent 1" w:uiPriority="49"/>
+    <w:lsdException w:name="Grid Table 5 Dark Accent 1" w:uiPriority="50"/>
+    <w:lsdException w:name="Grid Table 6 Colorful Accent 1" w:uiPriority="51"/>
+    <w:lsdException w:name="Grid Table 7 Colorful Accent 1" w:uiPriority="52"/>
+    <w:lsdException w:name="Grid Table 1 Light Accent 2" w:uiPriority="46"/>
+    <w:lsdException w:name="Grid Table 2 Accent 2" w:uiPriority="47"/>
+    <w:lsdException w:name="Grid Table 3 Accent 2" w:uiPriority="48"/>
+    <w:lsdException w:name="Grid Table 4 Accent 2" w:uiPriority="49"/>
+    <w:lsdException w:name="Grid Table 5 Dark Accent 2" w:uiPriority="50"/>
+    <w:lsdException w:name="Grid Table 6 Colorful Accent 2" w:uiPriority="51"/>
+    <w:lsdException w:name="Grid Table 7 Colorful Accent 2" w:uiPriority="52"/>
+    <w:lsdException w:name="Grid Table 1 Light Accent 3" w:uiPriority="46"/>
+    <w:lsdException w:name="Grid Table 2 Accent 3" w:uiPriority="47"/>
+    <w:lsdException w:name="Grid Table 3 Accent 3" w:uiPriority="48"/>
+    <w:lsdException w:name="Grid Table 4 Accent 3" w:uiPriority="49"/>
+    <w:lsdException w:name="Grid Table 5 Dark Accent 3" w:uiPriority="50"/>
+    <w:lsdException w:name="Grid Table 6 Colorful Accent 3" w:uiPriority="51"/>
+    <w:lsdException w:name="Grid Table 7 Colorful Accent 3" w:uiPriority="52"/>
+    <w:lsdException w:name="Grid Table 1 Light Accent 4" w:uiPriority="46"/>
+    <w:lsdException w:name="Grid Table 2 Accent 4" w:uiPriority="47"/>
+    <w:lsdException w:name="Grid Table 3 Accent 4" w:uiPriority="48"/>
+    <w:lsdException w:name="Grid Table 4 Accent 4" w:uiPriority="49"/>
+    <w:lsdException w:name="Grid Table 5 Dark Accent 4" w:uiPriority="50"/>
+    <w:lsdException w:name="Grid Table 6 Colorful Accent 4" w:uiPriority="51"/>
+    <w:lsdException w:name="Grid Table 7 Colorful Accent 4" w:uiPriority="52"/>
+    <w:lsdException w:name="Grid Table 1 Light Accent 5" w:uiPriority="46"/>
+    <w:lsdException w:name="Grid Table 2 Accent 5" w:uiPriority="47"/>
+    <w:lsdException w:name="Grid Table 3 Accent 5" w:uiPriority="48"/>
+    <w:lsdException w:name="Grid Table 4 Accent 5" w:uiPriority="49"/>
+    <w:lsdException w:name="Grid Table 5 Dark Accent 5" w:uiPriority="50"/>
+    <w:lsdException w:name="Grid Table 6 Colorful Accent 5" w:uiPriority="51"/>
+    <w:lsdException w:name="Grid Table 7 Colorful Accent 5" w:uiPriority="52"/>
+    <w:lsdException w:name="Grid Table 1 Light Accent 6" w:uiPriority="46"/>
+    <w:lsdException w:name="Grid Table 2 Accent 6" w:uiPriority="47"/>
+    <w:lsdException w:name="Grid Table 3 Accent 6" w:uiPriority="48"/>
+    <w:lsdException w:name="Grid Table 4 Accent 6" w:uiPriority="49"/>
+    <w:lsdException w:name="Grid Table 5 Dark Accent 6" w:uiPriority="50"/>
+    <w:lsdException w:name="Grid Table 6 Colorful Accent 6" w:uiPriority="51"/>
+    <w:lsdException w:name="Grid Table 7 Colorful Accent 6" w:uiPriority="52"/>
+    <w:lsdException w:name="List Table 1 Light" w:uiPriority="46"/>
+    <w:lsdException w:name="List Table 2" w:uiPriority="47"/>
+    <w:lsdException w:name="List Table 3" w:uiPriority="48"/>
+    <w:lsdException w:name="List Table 4" w:uiPriority="49"/>
+    <w:lsdException w:name="List Table 5 Dark" w:uiPriority="50"/>
+    <w:lsdException w:name="List Table 6 Colorful" w:uiPriority="51"/>
+    <w:lsdException w:name="List Table 7 Colorful" w:uiPriority="52"/>
+    <w:lsdException w:name="List Table 1 Light Accent 1" w:uiPriority="46"/>
+    <w:lsdException w:name="List Table 2 Accent 1" w:uiPriority="47"/>
+    <w:lsdException w:name="List Table 3 Accent 1" w:uiPriority="48"/>
+    <w:lsdException w:name="List Table 4 Accent 1" w:uiPriority="49"/>
+    <w:lsdException w:name="List Table 5 Dark Accent 1" w:uiPriority="50"/>
+    <w:lsdException w:name="List Table 6 Colorful Accent 1" w:uiPriority="51"/>
+    <w:lsdException w:name="List Table 7 Colorful Accent 1" w:uiPriority="52"/>
+    <w:lsdException w:name="List Table 1 Light Accent 2" w:uiPriority="46"/>
+    <w:lsdException w:name="List Table 2 Accent 2" w:uiPriority="47"/>
+    <w:lsdException w:name="List Table 3 Accent 2" w:uiPriority="48"/>
+    <w:lsdException w:name="List Table 4 Accent 2" w:uiPriority="49"/>
+    <w:lsdException w:name="List Table 5 Dark Accent 2" w:uiPriority="50"/>
+    <w:lsdException w:name="List Table 6 Colorful Accent 2" w:uiPriority="51"/>
+    <w:lsdException w:name="List Table 7 Colorful Accent 2" w:uiPriority="52"/>
+    <w:lsdException w:name="List Table 1 Light Accent 3" w:uiPriority="46"/>
+    <w:lsdException w:name="List Table 2 Accent 3" w:uiPriority="47"/>
+    <w:lsdException w:name="List Table 3 Accent 3" w:uiPriority="48"/>
+    <w:lsdException w:name="List Table 4 Accent 3" w:uiPriority="49"/>
+    <w:lsdException w:name="List Table 5 Dark Accent 3" w:uiPriority="50"/>
+    <w:lsdException w:name="List Table 6 Colorful Accent 3" w:uiPriority="51"/>
+    <w:lsdException w:name="List Table 7 Colorful Accent 3" w:uiPriority="52"/>
+    <w:lsdException w:name="List Table 1 Light Accent 4" w:uiPriority="46"/>
+    <w:lsdException w:name="List Table 2 Accent 4" w:uiPriority="47"/>
+    <w:lsdException w:name="List Table 3 Accent 4" w:uiPriority="48"/>
+    <w:lsdException w:name="List Table 4 Accent 4" w:uiPriority="49"/>
+    <w:lsdException w:name="List Table 5 Dark Accent 4" w:uiPriority="50"/>
+    <w:lsdException w:name="List Table 6 Colorful Accent 4" w:uiPriority="51"/>
+    <w:lsdException w:name="List Table 7 Colorful Accent 4" w:uiPriority="52"/>
+    <w:lsdException w:name="List Table 1 Light Accent 5" w:uiPriority="46"/>
+    <w:lsdException w:name="List Table 2 Accent 5" w:uiPriority="47"/>
+    <w:lsdException w:name="List Table 3 Accent 5" w:uiPriority="48"/>
+    <w:lsdException w:name="List Table 4 Accent 5" w:uiPriority="49"/>
+    <w:lsdException w:name="List Table 5 Dark Accent 5" w:uiPriority="50"/>
+    <w:lsdException w:name="List Table 6 Colorful Accent 5" w:uiPriority="51"/>
+    <w:lsdException w:name="List Table 7 Colorful Accent 5" w:uiPriority="52"/>
+    <w:lsdException w:name="List Table 1 Light Accent 6" w:uiPriority="46"/>
+    <w:lsdException w:name="List Table 2 Accent 6" w:uiPriority="47"/>
+    <w:lsdException w:name="List Table 3 Accent 6" w:uiPriority="48"/>
+    <w:lsdException w:name="List Table 4 Accent 6" w:uiPriority="49"/>
+    <w:lsdException w:name="List Table 5 Dark Accent 6" w:uiPriority="50"/>
+    <w:lsdException w:name="List Table 6 Colorful Accent 6" w:uiPriority="51"/>
+    <w:lsdException w:name="List Table 7 Colorful Accent 6" w:uiPriority="52"/>
+  </w:latentStyles>
+  <w:style w:type="paragraph" w:default="1" w:styleId="Normal">
+    <w:name w:val="Normal"/>
   </w:style>
   <w:style w:type="paragraph" w:styleId="Heading1">
     <w:name w:val="heading 1"/>
@@ -3266,11 +3647,11 @@
     <w:next w:val="Normal"/>
     <w:pPr>
       <w:ind w:left="23"/>
+      <w:outlineLvl w:val="0"/>
     </w:pPr>
     <w:rPr>
-      <w:rFonts w:ascii="Calibri" w:cs="Calibri" w:eastAsia="Calibri" w:hAnsi="Calibri"/>
-      <w:b w:val="1"/>
-      <w:bCs w:val="1"/>
+      <w:b/>
+      <w:bCs/>
       <w:sz w:val="20"/>
       <w:szCs w:val="20"/>
     </w:rPr>
@@ -3280,14 +3661,14 @@
     <w:basedOn w:val="Normal"/>
     <w:next w:val="Normal"/>
     <w:pPr>
-      <w:keepNext w:val="1"/>
-      <w:keepLines w:val="1"/>
-      <w:pageBreakBefore w:val="0"/>
-      <w:spacing w:after="80" w:before="360" w:lineRule="auto"/>
+      <w:keepNext/>
+      <w:keepLines/>
+      <w:spacing w:before="360" w:after="80"/>
+      <w:outlineLvl w:val="1"/>
     </w:pPr>
     <w:rPr>
-      <w:b w:val="1"/>
-      <w:bCs w:val="1"/>
+      <w:b/>
+      <w:bCs/>
       <w:sz w:val="36"/>
       <w:szCs w:val="36"/>
     </w:rPr>
@@ -3297,14 +3678,14 @@
     <w:basedOn w:val="Normal"/>
     <w:next w:val="Normal"/>
     <w:pPr>
-      <w:keepNext w:val="1"/>
-      <w:keepLines w:val="1"/>
-      <w:pageBreakBefore w:val="0"/>
-      <w:spacing w:after="80" w:before="280" w:lineRule="auto"/>
+      <w:keepNext/>
+      <w:keepLines/>
+      <w:spacing w:before="280" w:after="80"/>
+      <w:outlineLvl w:val="2"/>
     </w:pPr>
     <w:rPr>
-      <w:b w:val="1"/>
-      <w:bCs w:val="1"/>
+      <w:b/>
+      <w:bCs/>
       <w:sz w:val="28"/>
       <w:szCs w:val="28"/>
     </w:rPr>
@@ -3314,14 +3695,14 @@
     <w:basedOn w:val="Normal"/>
     <w:next w:val="Normal"/>
     <w:pPr>
-      <w:keepNext w:val="1"/>
-      <w:keepLines w:val="1"/>
-      <w:pageBreakBefore w:val="0"/>
-      <w:spacing w:after="40" w:before="240" w:lineRule="auto"/>
+      <w:keepNext/>
+      <w:keepLines/>
+      <w:spacing w:before="240" w:after="40"/>
+      <w:outlineLvl w:val="3"/>
     </w:pPr>
     <w:rPr>
-      <w:b w:val="1"/>
-      <w:bCs w:val="1"/>
+      <w:b/>
+      <w:bCs/>
       <w:sz w:val="24"/>
       <w:szCs w:val="24"/>
     </w:rPr>
@@ -3331,16 +3712,14 @@
     <w:basedOn w:val="Normal"/>
     <w:next w:val="Normal"/>
     <w:pPr>
-      <w:keepNext w:val="1"/>
-      <w:keepLines w:val="1"/>
-      <w:pageBreakBefore w:val="0"/>
-      <w:spacing w:after="40" w:before="220" w:lineRule="auto"/>
+      <w:keepNext/>
+      <w:keepLines/>
+      <w:spacing w:before="220" w:after="40"/>
+      <w:outlineLvl w:val="4"/>
     </w:pPr>
     <w:rPr>
-      <w:b w:val="1"/>
-      <w:bCs w:val="1"/>
-      <w:sz w:val="22"/>
-      <w:szCs w:val="22"/>
+      <w:b/>
+      <w:bCs/>
     </w:rPr>
   </w:style>
   <w:style w:type="paragraph" w:styleId="Heading6">
@@ -3348,31 +3727,68 @@
     <w:basedOn w:val="Normal"/>
     <w:next w:val="Normal"/>
     <w:pPr>
-      <w:keepNext w:val="1"/>
-      <w:keepLines w:val="1"/>
-      <w:pageBreakBefore w:val="0"/>
-      <w:spacing w:after="40" w:before="200" w:lineRule="auto"/>
+      <w:keepNext/>
+      <w:keepLines/>
+      <w:spacing w:before="200" w:after="40"/>
+      <w:outlineLvl w:val="5"/>
     </w:pPr>
     <w:rPr>
-      <w:b w:val="1"/>
-      <w:bCs w:val="1"/>
+      <w:b/>
+      <w:bCs/>
       <w:sz w:val="20"/>
       <w:szCs w:val="20"/>
     </w:rPr>
+  </w:style>
+  <w:style w:type="character" w:default="1" w:styleId="DefaultParagraphFont">
+    <w:name w:val="Default Paragraph Font"/>
+    <w:uiPriority w:val="1"/>
+    <w:semiHidden/>
+    <w:unhideWhenUsed/>
+  </w:style>
+  <w:style w:type="table" w:default="1" w:styleId="TableNormal">
+    <w:name w:val="Normal Table"/>
+    <w:uiPriority w:val="99"/>
+    <w:semiHidden/>
+    <w:unhideWhenUsed/>
+    <w:tblPr>
+      <w:tblInd w:w="0" w:type="dxa"/>
+      <w:tblCellMar>
+        <w:top w:w="0" w:type="dxa"/>
+        <w:left w:w="108" w:type="dxa"/>
+        <w:bottom w:w="0" w:type="dxa"/>
+        <w:right w:w="108" w:type="dxa"/>
+      </w:tblCellMar>
+    </w:tblPr>
+  </w:style>
+  <w:style w:type="numbering" w:default="1" w:styleId="NoList">
+    <w:name w:val="No List"/>
+    <w:uiPriority w:val="99"/>
+    <w:semiHidden/>
+    <w:unhideWhenUsed/>
+  </w:style>
+  <w:style w:type="table" w:customStyle="1" w:styleId="TableNormal0">
+    <w:name w:val="TableNormal"/>
+    <w:tblPr>
+      <w:tblCellMar>
+        <w:top w:w="100" w:type="dxa"/>
+        <w:left w:w="100" w:type="dxa"/>
+        <w:bottom w:w="100" w:type="dxa"/>
+        <w:right w:w="100" w:type="dxa"/>
+      </w:tblCellMar>
+    </w:tblPr>
   </w:style>
   <w:style w:type="paragraph" w:styleId="Title">
     <w:name w:val="Title"/>
     <w:basedOn w:val="Normal"/>
     <w:next w:val="Normal"/>
     <w:pPr>
-      <w:keepNext w:val="1"/>
-      <w:keepLines w:val="1"/>
-      <w:pageBreakBefore w:val="0"/>
-      <w:spacing w:after="120" w:before="480" w:lineRule="auto"/>
+      <w:keepNext/>
+      <w:keepLines/>
+      <w:spacing w:before="480" w:after="120"/>
     </w:pPr>
     <w:rPr>
-      <w:b w:val="1"/>
-      <w:bCs w:val="1"/>
+      <w:b/>
+      <w:bCs/>
       <w:sz w:val="72"/>
       <w:szCs w:val="72"/>
     </w:rPr>
@@ -3382,15 +3798,14 @@
     <w:basedOn w:val="Normal"/>
     <w:next w:val="Normal"/>
     <w:pPr>
-      <w:keepNext w:val="1"/>
-      <w:keepLines w:val="1"/>
-      <w:pageBreakBefore w:val="0"/>
-      <w:spacing w:after="80" w:before="360" w:lineRule="auto"/>
+      <w:keepNext/>
+      <w:keepLines/>
+      <w:spacing w:before="360" w:after="80"/>
     </w:pPr>
     <w:rPr>
-      <w:rFonts w:ascii="Georgia" w:cs="Georgia" w:eastAsia="Georgia" w:hAnsi="Georgia"/>
-      <w:i w:val="1"/>
-      <w:iCs w:val="1"/>
+      <w:rFonts w:ascii="Georgia" w:eastAsia="Georgia" w:hAnsi="Georgia" w:cs="Georgia"/>
+      <w:i/>
+      <w:iCs/>
       <w:color w:val="666666"/>
       <w:sz w:val="48"/>
       <w:szCs w:val="48"/>

--- a/Documents Generation/Cover_Letter.docx
+++ b/Documents Generation/Cover_Letter.docx
@@ -535,7 +535,7 @@
               </wp:anchor>
             </w:drawing>
           </mc:Choice>
-          <mc:Fallback xmlns:sl="http://schemas.openxmlformats.org/schemaLibrary/2006/main" xmlns:a="http://schemas.openxmlformats.org/drawingml/2006/main" xmlns:pic="http://schemas.openxmlformats.org/drawingml/2006/picture" xmlns:c="http://schemas.openxmlformats.org/drawingml/2006/chart" xmlns:lc="http://schemas.openxmlformats.org/drawingml/2006/lockedCanvas" xmlns:dgm="http://schemas.openxmlformats.org/drawingml/2006/diagram" xmlns:w16="http://schemas.microsoft.com/office/word/2018/wordml" xmlns:w16cex="http://schemas.microsoft.com/office/word/2018/wordml/cex" xmlns:w16cid="http://schemas.microsoft.com/office/word/2016/wordml/cid" xmlns="http://schemas.microsoft.com/office/tasks/2019/documenttasks" xmlns:cr="http://schemas.microsoft.com/office/comments/2020/reactions">
+          <mc:Fallback xmlns:cr="http://schemas.microsoft.com/office/comments/2020/reactions" xmlns="http://schemas.microsoft.com/office/tasks/2019/documenttasks" xmlns:w16cid="http://schemas.microsoft.com/office/word/2016/wordml/cid" xmlns:w16cex="http://schemas.microsoft.com/office/word/2018/wordml/cex" xmlns:w16="http://schemas.microsoft.com/office/word/2018/wordml" xmlns:dgm="http://schemas.openxmlformats.org/drawingml/2006/diagram" xmlns:lc="http://schemas.openxmlformats.org/drawingml/2006/lockedCanvas" xmlns:c="http://schemas.openxmlformats.org/drawingml/2006/chart" xmlns:pic="http://schemas.openxmlformats.org/drawingml/2006/picture" xmlns:a="http://schemas.openxmlformats.org/drawingml/2006/main" xmlns:sl="http://schemas.openxmlformats.org/schemaLibrary/2006/main">
             <w:drawing>
               <wp:anchor allowOverlap="1" behindDoc="0" distB="0" distT="0" distL="0" distR="0" hidden="0" layoutInCell="1" locked="0" relativeHeight="0" simplePos="0">
                 <wp:simplePos x="0" y="0"/>
@@ -646,7 +646,7 @@
               </wp:anchor>
             </w:drawing>
           </mc:Choice>
-          <mc:Fallback xmlns:sl="http://schemas.openxmlformats.org/schemaLibrary/2006/main" xmlns:a="http://schemas.openxmlformats.org/drawingml/2006/main" xmlns:pic="http://schemas.openxmlformats.org/drawingml/2006/picture" xmlns:c="http://schemas.openxmlformats.org/drawingml/2006/chart" xmlns:lc="http://schemas.openxmlformats.org/drawingml/2006/lockedCanvas" xmlns:dgm="http://schemas.openxmlformats.org/drawingml/2006/diagram" xmlns:w16="http://schemas.microsoft.com/office/word/2018/wordml" xmlns:w16cex="http://schemas.microsoft.com/office/word/2018/wordml/cex" xmlns:w16cid="http://schemas.microsoft.com/office/word/2016/wordml/cid" xmlns="http://schemas.microsoft.com/office/tasks/2019/documenttasks" xmlns:cr="http://schemas.microsoft.com/office/comments/2020/reactions">
+          <mc:Fallback xmlns:cr="http://schemas.microsoft.com/office/comments/2020/reactions" xmlns="http://schemas.microsoft.com/office/tasks/2019/documenttasks" xmlns:w16cid="http://schemas.microsoft.com/office/word/2016/wordml/cid" xmlns:w16cex="http://schemas.microsoft.com/office/word/2018/wordml/cex" xmlns:w16="http://schemas.microsoft.com/office/word/2018/wordml" xmlns:dgm="http://schemas.openxmlformats.org/drawingml/2006/diagram" xmlns:lc="http://schemas.openxmlformats.org/drawingml/2006/lockedCanvas" xmlns:c="http://schemas.openxmlformats.org/drawingml/2006/chart" xmlns:pic="http://schemas.openxmlformats.org/drawingml/2006/picture" xmlns:a="http://schemas.openxmlformats.org/drawingml/2006/main" xmlns:sl="http://schemas.openxmlformats.org/schemaLibrary/2006/main">
             <w:drawing>
               <wp:anchor allowOverlap="1" behindDoc="0" distB="0" distT="0" distL="0" distR="0" hidden="0" layoutInCell="1" locked="0" relativeHeight="0" simplePos="0">
                 <wp:simplePos x="0" y="0"/>
@@ -757,7 +757,7 @@
               </wp:anchor>
             </w:drawing>
           </mc:Choice>
-          <mc:Fallback xmlns:sl="http://schemas.openxmlformats.org/schemaLibrary/2006/main" xmlns:a="http://schemas.openxmlformats.org/drawingml/2006/main" xmlns:pic="http://schemas.openxmlformats.org/drawingml/2006/picture" xmlns:c="http://schemas.openxmlformats.org/drawingml/2006/chart" xmlns:lc="http://schemas.openxmlformats.org/drawingml/2006/lockedCanvas" xmlns:dgm="http://schemas.openxmlformats.org/drawingml/2006/diagram" xmlns:w16="http://schemas.microsoft.com/office/word/2018/wordml" xmlns:w16cex="http://schemas.microsoft.com/office/word/2018/wordml/cex" xmlns:w16cid="http://schemas.microsoft.com/office/word/2016/wordml/cid" xmlns="http://schemas.microsoft.com/office/tasks/2019/documenttasks" xmlns:cr="http://schemas.microsoft.com/office/comments/2020/reactions">
+          <mc:Fallback xmlns:cr="http://schemas.microsoft.com/office/comments/2020/reactions" xmlns="http://schemas.microsoft.com/office/tasks/2019/documenttasks" xmlns:w16cid="http://schemas.microsoft.com/office/word/2016/wordml/cid" xmlns:w16cex="http://schemas.microsoft.com/office/word/2018/wordml/cex" xmlns:w16="http://schemas.microsoft.com/office/word/2018/wordml" xmlns:dgm="http://schemas.openxmlformats.org/drawingml/2006/diagram" xmlns:lc="http://schemas.openxmlformats.org/drawingml/2006/lockedCanvas" xmlns:c="http://schemas.openxmlformats.org/drawingml/2006/chart" xmlns:pic="http://schemas.openxmlformats.org/drawingml/2006/picture" xmlns:a="http://schemas.openxmlformats.org/drawingml/2006/main" xmlns:sl="http://schemas.openxmlformats.org/schemaLibrary/2006/main">
             <w:drawing>
               <wp:anchor allowOverlap="1" behindDoc="0" distB="0" distT="0" distL="0" distR="0" hidden="0" layoutInCell="1" locked="0" relativeHeight="0" simplePos="0">
                 <wp:simplePos x="0" y="0"/>
@@ -868,7 +868,7 @@
               </wp:anchor>
             </w:drawing>
           </mc:Choice>
-          <mc:Fallback xmlns:sl="http://schemas.openxmlformats.org/schemaLibrary/2006/main" xmlns:a="http://schemas.openxmlformats.org/drawingml/2006/main" xmlns:pic="http://schemas.openxmlformats.org/drawingml/2006/picture" xmlns:c="http://schemas.openxmlformats.org/drawingml/2006/chart" xmlns:lc="http://schemas.openxmlformats.org/drawingml/2006/lockedCanvas" xmlns:dgm="http://schemas.openxmlformats.org/drawingml/2006/diagram" xmlns:w16="http://schemas.microsoft.com/office/word/2018/wordml" xmlns:w16cex="http://schemas.microsoft.com/office/word/2018/wordml/cex" xmlns:w16cid="http://schemas.microsoft.com/office/word/2016/wordml/cid" xmlns="http://schemas.microsoft.com/office/tasks/2019/documenttasks" xmlns:cr="http://schemas.microsoft.com/office/comments/2020/reactions">
+          <mc:Fallback xmlns:cr="http://schemas.microsoft.com/office/comments/2020/reactions" xmlns="http://schemas.microsoft.com/office/tasks/2019/documenttasks" xmlns:w16cid="http://schemas.microsoft.com/office/word/2016/wordml/cid" xmlns:w16cex="http://schemas.microsoft.com/office/word/2018/wordml/cex" xmlns:w16="http://schemas.microsoft.com/office/word/2018/wordml" xmlns:dgm="http://schemas.openxmlformats.org/drawingml/2006/diagram" xmlns:lc="http://schemas.openxmlformats.org/drawingml/2006/lockedCanvas" xmlns:c="http://schemas.openxmlformats.org/drawingml/2006/chart" xmlns:pic="http://schemas.openxmlformats.org/drawingml/2006/picture" xmlns:a="http://schemas.openxmlformats.org/drawingml/2006/main" xmlns:sl="http://schemas.openxmlformats.org/schemaLibrary/2006/main">
             <w:drawing>
               <wp:anchor allowOverlap="1" behindDoc="0" distB="0" distT="0" distL="0" distR="0" hidden="0" layoutInCell="1" locked="0" relativeHeight="0" simplePos="0">
                 <wp:simplePos x="0" y="0"/>
@@ -979,7 +979,7 @@
               </wp:anchor>
             </w:drawing>
           </mc:Choice>
-          <mc:Fallback xmlns:sl="http://schemas.openxmlformats.org/schemaLibrary/2006/main" xmlns:a="http://schemas.openxmlformats.org/drawingml/2006/main" xmlns:pic="http://schemas.openxmlformats.org/drawingml/2006/picture" xmlns:c="http://schemas.openxmlformats.org/drawingml/2006/chart" xmlns:lc="http://schemas.openxmlformats.org/drawingml/2006/lockedCanvas" xmlns:dgm="http://schemas.openxmlformats.org/drawingml/2006/diagram" xmlns:w16="http://schemas.microsoft.com/office/word/2018/wordml" xmlns:w16cex="http://schemas.microsoft.com/office/word/2018/wordml/cex" xmlns:w16cid="http://schemas.microsoft.com/office/word/2016/wordml/cid" xmlns="http://schemas.microsoft.com/office/tasks/2019/documenttasks" xmlns:cr="http://schemas.microsoft.com/office/comments/2020/reactions">
+          <mc:Fallback xmlns:cr="http://schemas.microsoft.com/office/comments/2020/reactions" xmlns="http://schemas.microsoft.com/office/tasks/2019/documenttasks" xmlns:w16cid="http://schemas.microsoft.com/office/word/2016/wordml/cid" xmlns:w16cex="http://schemas.microsoft.com/office/word/2018/wordml/cex" xmlns:w16="http://schemas.microsoft.com/office/word/2018/wordml" xmlns:dgm="http://schemas.openxmlformats.org/drawingml/2006/diagram" xmlns:lc="http://schemas.openxmlformats.org/drawingml/2006/lockedCanvas" xmlns:c="http://schemas.openxmlformats.org/drawingml/2006/chart" xmlns:pic="http://schemas.openxmlformats.org/drawingml/2006/picture" xmlns:a="http://schemas.openxmlformats.org/drawingml/2006/main" xmlns:sl="http://schemas.openxmlformats.org/schemaLibrary/2006/main">
             <w:drawing>
               <wp:anchor allowOverlap="1" behindDoc="0" distB="0" distT="0" distL="0" distR="0" hidden="0" layoutInCell="1" locked="0" relativeHeight="0" simplePos="0">
                 <wp:simplePos x="0" y="0"/>
@@ -1090,7 +1090,7 @@
               </wp:anchor>
             </w:drawing>
           </mc:Choice>
-          <mc:Fallback xmlns:sl="http://schemas.openxmlformats.org/schemaLibrary/2006/main" xmlns:a="http://schemas.openxmlformats.org/drawingml/2006/main" xmlns:pic="http://schemas.openxmlformats.org/drawingml/2006/picture" xmlns:c="http://schemas.openxmlformats.org/drawingml/2006/chart" xmlns:lc="http://schemas.openxmlformats.org/drawingml/2006/lockedCanvas" xmlns:dgm="http://schemas.openxmlformats.org/drawingml/2006/diagram" xmlns:w16="http://schemas.microsoft.com/office/word/2018/wordml" xmlns:w16cex="http://schemas.microsoft.com/office/word/2018/wordml/cex" xmlns:w16cid="http://schemas.microsoft.com/office/word/2016/wordml/cid" xmlns="http://schemas.microsoft.com/office/tasks/2019/documenttasks" xmlns:cr="http://schemas.microsoft.com/office/comments/2020/reactions">
+          <mc:Fallback xmlns:cr="http://schemas.microsoft.com/office/comments/2020/reactions" xmlns="http://schemas.microsoft.com/office/tasks/2019/documenttasks" xmlns:w16cid="http://schemas.microsoft.com/office/word/2016/wordml/cid" xmlns:w16cex="http://schemas.microsoft.com/office/word/2018/wordml/cex" xmlns:w16="http://schemas.microsoft.com/office/word/2018/wordml" xmlns:dgm="http://schemas.openxmlformats.org/drawingml/2006/diagram" xmlns:lc="http://schemas.openxmlformats.org/drawingml/2006/lockedCanvas" xmlns:c="http://schemas.openxmlformats.org/drawingml/2006/chart" xmlns:pic="http://schemas.openxmlformats.org/drawingml/2006/picture" xmlns:a="http://schemas.openxmlformats.org/drawingml/2006/main" xmlns:sl="http://schemas.openxmlformats.org/schemaLibrary/2006/main">
             <w:drawing>
               <wp:anchor allowOverlap="1" behindDoc="0" distB="0" distT="0" distL="0" distR="0" hidden="0" layoutInCell="1" locked="0" relativeHeight="0" simplePos="0">
                 <wp:simplePos x="0" y="0"/>
@@ -1392,7 +1392,7 @@
               </wp:anchor>
             </w:drawing>
           </mc:Choice>
-          <mc:Fallback xmlns:sl="http://schemas.openxmlformats.org/schemaLibrary/2006/main" xmlns:a="http://schemas.openxmlformats.org/drawingml/2006/main" xmlns:pic="http://schemas.openxmlformats.org/drawingml/2006/picture" xmlns:c="http://schemas.openxmlformats.org/drawingml/2006/chart" xmlns:lc="http://schemas.openxmlformats.org/drawingml/2006/lockedCanvas" xmlns:dgm="http://schemas.openxmlformats.org/drawingml/2006/diagram" xmlns:w16="http://schemas.microsoft.com/office/word/2018/wordml" xmlns:w16cex="http://schemas.microsoft.com/office/word/2018/wordml/cex" xmlns:w16cid="http://schemas.microsoft.com/office/word/2016/wordml/cid" xmlns="http://schemas.microsoft.com/office/tasks/2019/documenttasks" xmlns:cr="http://schemas.microsoft.com/office/comments/2020/reactions">
+          <mc:Fallback xmlns:cr="http://schemas.microsoft.com/office/comments/2020/reactions" xmlns="http://schemas.microsoft.com/office/tasks/2019/documenttasks" xmlns:w16cid="http://schemas.microsoft.com/office/word/2016/wordml/cid" xmlns:w16cex="http://schemas.microsoft.com/office/word/2018/wordml/cex" xmlns:w16="http://schemas.microsoft.com/office/word/2018/wordml" xmlns:dgm="http://schemas.openxmlformats.org/drawingml/2006/diagram" xmlns:lc="http://schemas.openxmlformats.org/drawingml/2006/lockedCanvas" xmlns:c="http://schemas.openxmlformats.org/drawingml/2006/chart" xmlns:pic="http://schemas.openxmlformats.org/drawingml/2006/picture" xmlns:a="http://schemas.openxmlformats.org/drawingml/2006/main" xmlns:sl="http://schemas.openxmlformats.org/schemaLibrary/2006/main">
             <w:drawing>
               <wp:anchor allowOverlap="1" behindDoc="1" distB="0" distT="0" distL="0" distR="0" hidden="0" layoutInCell="1" locked="0" relativeHeight="0" simplePos="0">
                 <wp:simplePos x="0" y="0"/>
@@ -1503,7 +1503,7 @@
               </wp:anchor>
             </w:drawing>
           </mc:Choice>
-          <mc:Fallback xmlns:sl="http://schemas.openxmlformats.org/schemaLibrary/2006/main" xmlns:a="http://schemas.openxmlformats.org/drawingml/2006/main" xmlns:pic="http://schemas.openxmlformats.org/drawingml/2006/picture" xmlns:c="http://schemas.openxmlformats.org/drawingml/2006/chart" xmlns:lc="http://schemas.openxmlformats.org/drawingml/2006/lockedCanvas" xmlns:dgm="http://schemas.openxmlformats.org/drawingml/2006/diagram" xmlns:w16="http://schemas.microsoft.com/office/word/2018/wordml" xmlns:w16cex="http://schemas.microsoft.com/office/word/2018/wordml/cex" xmlns:w16cid="http://schemas.microsoft.com/office/word/2016/wordml/cid" xmlns="http://schemas.microsoft.com/office/tasks/2019/documenttasks" xmlns:cr="http://schemas.microsoft.com/office/comments/2020/reactions">
+          <mc:Fallback xmlns:cr="http://schemas.microsoft.com/office/comments/2020/reactions" xmlns="http://schemas.microsoft.com/office/tasks/2019/documenttasks" xmlns:w16cid="http://schemas.microsoft.com/office/word/2016/wordml/cid" xmlns:w16cex="http://schemas.microsoft.com/office/word/2018/wordml/cex" xmlns:w16="http://schemas.microsoft.com/office/word/2018/wordml" xmlns:dgm="http://schemas.openxmlformats.org/drawingml/2006/diagram" xmlns:lc="http://schemas.openxmlformats.org/drawingml/2006/lockedCanvas" xmlns:c="http://schemas.openxmlformats.org/drawingml/2006/chart" xmlns:pic="http://schemas.openxmlformats.org/drawingml/2006/picture" xmlns:a="http://schemas.openxmlformats.org/drawingml/2006/main" xmlns:sl="http://schemas.openxmlformats.org/schemaLibrary/2006/main">
             <w:drawing>
               <wp:anchor allowOverlap="1" behindDoc="1" distB="0" distT="0" distL="0" distR="0" hidden="0" layoutInCell="1" locked="0" relativeHeight="0" simplePos="0">
                 <wp:simplePos x="0" y="0"/>
@@ -1614,7 +1614,7 @@
               </wp:anchor>
             </w:drawing>
           </mc:Choice>
-          <mc:Fallback xmlns:sl="http://schemas.openxmlformats.org/schemaLibrary/2006/main" xmlns:a="http://schemas.openxmlformats.org/drawingml/2006/main" xmlns:pic="http://schemas.openxmlformats.org/drawingml/2006/picture" xmlns:c="http://schemas.openxmlformats.org/drawingml/2006/chart" xmlns:lc="http://schemas.openxmlformats.org/drawingml/2006/lockedCanvas" xmlns:dgm="http://schemas.openxmlformats.org/drawingml/2006/diagram" xmlns:w16="http://schemas.microsoft.com/office/word/2018/wordml" xmlns:w16cex="http://schemas.microsoft.com/office/word/2018/wordml/cex" xmlns:w16cid="http://schemas.microsoft.com/office/word/2016/wordml/cid" xmlns="http://schemas.microsoft.com/office/tasks/2019/documenttasks" xmlns:cr="http://schemas.microsoft.com/office/comments/2020/reactions">
+          <mc:Fallback xmlns:cr="http://schemas.microsoft.com/office/comments/2020/reactions" xmlns="http://schemas.microsoft.com/office/tasks/2019/documenttasks" xmlns:w16cid="http://schemas.microsoft.com/office/word/2016/wordml/cid" xmlns:w16cex="http://schemas.microsoft.com/office/word/2018/wordml/cex" xmlns:w16="http://schemas.microsoft.com/office/word/2018/wordml" xmlns:dgm="http://schemas.openxmlformats.org/drawingml/2006/diagram" xmlns:lc="http://schemas.openxmlformats.org/drawingml/2006/lockedCanvas" xmlns:c="http://schemas.openxmlformats.org/drawingml/2006/chart" xmlns:pic="http://schemas.openxmlformats.org/drawingml/2006/picture" xmlns:a="http://schemas.openxmlformats.org/drawingml/2006/main" xmlns:sl="http://schemas.openxmlformats.org/schemaLibrary/2006/main">
             <w:drawing>
               <wp:anchor allowOverlap="1" behindDoc="1" distB="0" distT="0" distL="0" distR="0" hidden="0" layoutInCell="1" locked="0" relativeHeight="0" simplePos="0">
                 <wp:simplePos x="0" y="0"/>
@@ -1725,7 +1725,7 @@
               </wp:anchor>
             </w:drawing>
           </mc:Choice>
-          <mc:Fallback xmlns:sl="http://schemas.openxmlformats.org/schemaLibrary/2006/main" xmlns:a="http://schemas.openxmlformats.org/drawingml/2006/main" xmlns:pic="http://schemas.openxmlformats.org/drawingml/2006/picture" xmlns:c="http://schemas.openxmlformats.org/drawingml/2006/chart" xmlns:lc="http://schemas.openxmlformats.org/drawingml/2006/lockedCanvas" xmlns:dgm="http://schemas.openxmlformats.org/drawingml/2006/diagram" xmlns:w16="http://schemas.microsoft.com/office/word/2018/wordml" xmlns:w16cex="http://schemas.microsoft.com/office/word/2018/wordml/cex" xmlns:w16cid="http://schemas.microsoft.com/office/word/2016/wordml/cid" xmlns="http://schemas.microsoft.com/office/tasks/2019/documenttasks" xmlns:cr="http://schemas.microsoft.com/office/comments/2020/reactions">
+          <mc:Fallback xmlns:cr="http://schemas.microsoft.com/office/comments/2020/reactions" xmlns="http://schemas.microsoft.com/office/tasks/2019/documenttasks" xmlns:w16cid="http://schemas.microsoft.com/office/word/2016/wordml/cid" xmlns:w16cex="http://schemas.microsoft.com/office/word/2018/wordml/cex" xmlns:w16="http://schemas.microsoft.com/office/word/2018/wordml" xmlns:dgm="http://schemas.openxmlformats.org/drawingml/2006/diagram" xmlns:lc="http://schemas.openxmlformats.org/drawingml/2006/lockedCanvas" xmlns:c="http://schemas.openxmlformats.org/drawingml/2006/chart" xmlns:pic="http://schemas.openxmlformats.org/drawingml/2006/picture" xmlns:a="http://schemas.openxmlformats.org/drawingml/2006/main" xmlns:sl="http://schemas.openxmlformats.org/schemaLibrary/2006/main">
             <w:drawing>
               <wp:anchor allowOverlap="1" behindDoc="1" distB="0" distT="0" distL="0" distR="0" hidden="0" layoutInCell="1" locked="0" relativeHeight="0" simplePos="0">
                 <wp:simplePos x="0" y="0"/>
@@ -1836,7 +1836,7 @@
               </wp:anchor>
             </w:drawing>
           </mc:Choice>
-          <mc:Fallback xmlns:sl="http://schemas.openxmlformats.org/schemaLibrary/2006/main" xmlns:a="http://schemas.openxmlformats.org/drawingml/2006/main" xmlns:pic="http://schemas.openxmlformats.org/drawingml/2006/picture" xmlns:c="http://schemas.openxmlformats.org/drawingml/2006/chart" xmlns:lc="http://schemas.openxmlformats.org/drawingml/2006/lockedCanvas" xmlns:dgm="http://schemas.openxmlformats.org/drawingml/2006/diagram" xmlns:w16="http://schemas.microsoft.com/office/word/2018/wordml" xmlns:w16cex="http://schemas.microsoft.com/office/word/2018/wordml/cex" xmlns:w16cid="http://schemas.microsoft.com/office/word/2016/wordml/cid" xmlns="http://schemas.microsoft.com/office/tasks/2019/documenttasks" xmlns:cr="http://schemas.microsoft.com/office/comments/2020/reactions">
+          <mc:Fallback xmlns:cr="http://schemas.microsoft.com/office/comments/2020/reactions" xmlns="http://schemas.microsoft.com/office/tasks/2019/documenttasks" xmlns:w16cid="http://schemas.microsoft.com/office/word/2016/wordml/cid" xmlns:w16cex="http://schemas.microsoft.com/office/word/2018/wordml/cex" xmlns:w16="http://schemas.microsoft.com/office/word/2018/wordml" xmlns:dgm="http://schemas.openxmlformats.org/drawingml/2006/diagram" xmlns:lc="http://schemas.openxmlformats.org/drawingml/2006/lockedCanvas" xmlns:c="http://schemas.openxmlformats.org/drawingml/2006/chart" xmlns:pic="http://schemas.openxmlformats.org/drawingml/2006/picture" xmlns:a="http://schemas.openxmlformats.org/drawingml/2006/main" xmlns:sl="http://schemas.openxmlformats.org/schemaLibrary/2006/main">
             <w:drawing>
               <wp:anchor allowOverlap="1" behindDoc="1" distB="0" distT="0" distL="0" distR="0" hidden="0" layoutInCell="1" locked="0" relativeHeight="0" simplePos="0">
                 <wp:simplePos x="0" y="0"/>
@@ -1919,44 +1919,14 @@
           <w:sz w:val="20"/>
           <w:szCs w:val="20"/>
         </w:rPr>
-        <w:t>{{</w:t>
-      </w:r>
-      <w:r>
-        <w:rPr>
-          <w:sz w:val="20"/>
-          <w:szCs w:val="20"/>
-        </w:rPr>
-        <w:t>his/</w:t>
-      </w:r>
-      <w:proofErr w:type="gramStart"/>
-      <w:r>
-        <w:rPr>
-          <w:sz w:val="20"/>
-          <w:szCs w:val="20"/>
-        </w:rPr>
-        <w:t>her</w:t>
-      </w:r>
-      <w:r>
-        <w:rPr>
-          <w:sz w:val="20"/>
-          <w:szCs w:val="20"/>
-        </w:rPr>
-        <w:t>(</w:t>
-      </w:r>
-      <w:proofErr w:type="gramEnd"/>
-      <w:r>
-        <w:rPr>
-          <w:sz w:val="20"/>
-          <w:szCs w:val="20"/>
-        </w:rPr>
-        <w:t>based on the gender of client}}</w:t>
-      </w:r>
-      <w:r>
-        <w:rPr>
-          <w:sz w:val="20"/>
-          <w:szCs w:val="20"/>
-        </w:rPr>
-        <w:t xml:space="preserve"> leisure trip to </w:t>
+        <w:t xml:space="preserve">their </w:t>
+      </w:r>
+      <w:r>
+        <w:rPr>
+          <w:sz w:val="20"/>
+          <w:szCs w:val="20"/>
+        </w:rPr>
+        <w:t xml:space="preserve">leisure trip to </w:t>
       </w:r>
       <w:r>
         <w:rPr>
@@ -2286,8 +2256,6 @@
           <w:szCs w:val="20"/>
         </w:rPr>
       </w:pPr>
-      <w:bookmarkStart w:id="0" w:name="_GoBack"/>
-      <w:bookmarkEnd w:id="0"/>
     </w:p>
     <w:p>
       <w:pPr>
@@ -2297,8 +2265,16 @@
       <w:r>
         <w:t>{{</w:t>
       </w:r>
-      <w:r>
-        <w:t>maid full name</w:t>
+      <w:proofErr w:type="spellStart"/>
+      <w:r>
+        <w:t>maid_full</w:t>
+      </w:r>
+      <w:proofErr w:type="spellEnd"/>
+      <w:r>
+        <w:t>_</w:t>
+      </w:r>
+      <w:r>
+        <w:t xml:space="preserve"> name</w:t>
       </w:r>
       <w:r>
         <w:rPr>
@@ -2367,7 +2343,7 @@
               </wp:anchor>
             </w:drawing>
           </mc:Choice>
-          <mc:Fallback xmlns:sl="http://schemas.openxmlformats.org/schemaLibrary/2006/main" xmlns:a="http://schemas.openxmlformats.org/drawingml/2006/main" xmlns:pic="http://schemas.openxmlformats.org/drawingml/2006/picture" xmlns:c="http://schemas.openxmlformats.org/drawingml/2006/chart" xmlns:lc="http://schemas.openxmlformats.org/drawingml/2006/lockedCanvas" xmlns:dgm="http://schemas.openxmlformats.org/drawingml/2006/diagram" xmlns:w16="http://schemas.microsoft.com/office/word/2018/wordml" xmlns:w16cex="http://schemas.microsoft.com/office/word/2018/wordml/cex" xmlns:w16cid="http://schemas.microsoft.com/office/word/2016/wordml/cid" xmlns="http://schemas.microsoft.com/office/tasks/2019/documenttasks" xmlns:cr="http://schemas.microsoft.com/office/comments/2020/reactions">
+          <mc:Fallback xmlns:cr="http://schemas.microsoft.com/office/comments/2020/reactions" xmlns="http://schemas.microsoft.com/office/tasks/2019/documenttasks" xmlns:w16cid="http://schemas.microsoft.com/office/word/2016/wordml/cid" xmlns:w16cex="http://schemas.microsoft.com/office/word/2018/wordml/cex" xmlns:w16="http://schemas.microsoft.com/office/word/2018/wordml" xmlns:dgm="http://schemas.openxmlformats.org/drawingml/2006/diagram" xmlns:lc="http://schemas.openxmlformats.org/drawingml/2006/lockedCanvas" xmlns:c="http://schemas.openxmlformats.org/drawingml/2006/chart" xmlns:pic="http://schemas.openxmlformats.org/drawingml/2006/picture" xmlns:a="http://schemas.openxmlformats.org/drawingml/2006/main" xmlns:sl="http://schemas.openxmlformats.org/schemaLibrary/2006/main">
             <w:drawing>
               <wp:anchor allowOverlap="1" behindDoc="1" distB="0" distT="0" distL="0" distR="0" hidden="0" layoutInCell="1" locked="0" relativeHeight="0" simplePos="0">
                 <wp:simplePos x="0" y="0"/>
@@ -2478,7 +2454,7 @@
               </wp:anchor>
             </w:drawing>
           </mc:Choice>
-          <mc:Fallback xmlns:sl="http://schemas.openxmlformats.org/schemaLibrary/2006/main" xmlns:a="http://schemas.openxmlformats.org/drawingml/2006/main" xmlns:pic="http://schemas.openxmlformats.org/drawingml/2006/picture" xmlns:c="http://schemas.openxmlformats.org/drawingml/2006/chart" xmlns:lc="http://schemas.openxmlformats.org/drawingml/2006/lockedCanvas" xmlns:dgm="http://schemas.openxmlformats.org/drawingml/2006/diagram" xmlns:w16="http://schemas.microsoft.com/office/word/2018/wordml" xmlns:w16cex="http://schemas.microsoft.com/office/word/2018/wordml/cex" xmlns:w16cid="http://schemas.microsoft.com/office/word/2016/wordml/cid" xmlns="http://schemas.microsoft.com/office/tasks/2019/documenttasks" xmlns:cr="http://schemas.microsoft.com/office/comments/2020/reactions">
+          <mc:Fallback xmlns:cr="http://schemas.microsoft.com/office/comments/2020/reactions" xmlns="http://schemas.microsoft.com/office/tasks/2019/documenttasks" xmlns:w16cid="http://schemas.microsoft.com/office/word/2016/wordml/cid" xmlns:w16cex="http://schemas.microsoft.com/office/word/2018/wordml/cex" xmlns:w16="http://schemas.microsoft.com/office/word/2018/wordml" xmlns:dgm="http://schemas.openxmlformats.org/drawingml/2006/diagram" xmlns:lc="http://schemas.openxmlformats.org/drawingml/2006/lockedCanvas" xmlns:c="http://schemas.openxmlformats.org/drawingml/2006/chart" xmlns:pic="http://schemas.openxmlformats.org/drawingml/2006/picture" xmlns:a="http://schemas.openxmlformats.org/drawingml/2006/main" xmlns:sl="http://schemas.openxmlformats.org/schemaLibrary/2006/main">
             <w:drawing>
               <wp:anchor allowOverlap="1" behindDoc="1" distB="0" distT="0" distL="0" distR="0" hidden="0" layoutInCell="1" locked="0" relativeHeight="0" simplePos="0">
                 <wp:simplePos x="0" y="0"/>
@@ -2686,7 +2662,7 @@
               </wp:anchor>
             </w:drawing>
           </mc:Choice>
-          <mc:Fallback xmlns:sl="http://schemas.openxmlformats.org/schemaLibrary/2006/main" xmlns:a="http://schemas.openxmlformats.org/drawingml/2006/main" xmlns:pic="http://schemas.openxmlformats.org/drawingml/2006/picture" xmlns:c="http://schemas.openxmlformats.org/drawingml/2006/chart" xmlns:lc="http://schemas.openxmlformats.org/drawingml/2006/lockedCanvas" xmlns:dgm="http://schemas.openxmlformats.org/drawingml/2006/diagram" xmlns:w16="http://schemas.microsoft.com/office/word/2018/wordml" xmlns:w16cex="http://schemas.microsoft.com/office/word/2018/wordml/cex" xmlns:w16cid="http://schemas.microsoft.com/office/word/2016/wordml/cid" xmlns="http://schemas.microsoft.com/office/tasks/2019/documenttasks" xmlns:cr="http://schemas.microsoft.com/office/comments/2020/reactions">
+          <mc:Fallback xmlns:cr="http://schemas.microsoft.com/office/comments/2020/reactions" xmlns="http://schemas.microsoft.com/office/tasks/2019/documenttasks" xmlns:w16cid="http://schemas.microsoft.com/office/word/2016/wordml/cid" xmlns:w16cex="http://schemas.microsoft.com/office/word/2018/wordml/cex" xmlns:w16="http://schemas.microsoft.com/office/word/2018/wordml" xmlns:dgm="http://schemas.openxmlformats.org/drawingml/2006/diagram" xmlns:lc="http://schemas.openxmlformats.org/drawingml/2006/lockedCanvas" xmlns:c="http://schemas.openxmlformats.org/drawingml/2006/chart" xmlns:pic="http://schemas.openxmlformats.org/drawingml/2006/picture" xmlns:a="http://schemas.openxmlformats.org/drawingml/2006/main" xmlns:sl="http://schemas.openxmlformats.org/schemaLibrary/2006/main">
             <w:drawing>
               <wp:anchor allowOverlap="1" behindDoc="1" distB="0" distT="0" distL="0" distR="0" hidden="0" layoutInCell="1" locked="0" relativeHeight="0" simplePos="0">
                 <wp:simplePos x="0" y="0"/>
@@ -2797,7 +2773,7 @@
               </wp:anchor>
             </w:drawing>
           </mc:Choice>
-          <mc:Fallback xmlns:sl="http://schemas.openxmlformats.org/schemaLibrary/2006/main" xmlns:a="http://schemas.openxmlformats.org/drawingml/2006/main" xmlns:pic="http://schemas.openxmlformats.org/drawingml/2006/picture" xmlns:c="http://schemas.openxmlformats.org/drawingml/2006/chart" xmlns:lc="http://schemas.openxmlformats.org/drawingml/2006/lockedCanvas" xmlns:dgm="http://schemas.openxmlformats.org/drawingml/2006/diagram" xmlns:w16="http://schemas.microsoft.com/office/word/2018/wordml" xmlns:w16cex="http://schemas.microsoft.com/office/word/2018/wordml/cex" xmlns:w16cid="http://schemas.microsoft.com/office/word/2016/wordml/cid" xmlns="http://schemas.microsoft.com/office/tasks/2019/documenttasks" xmlns:cr="http://schemas.microsoft.com/office/comments/2020/reactions">
+          <mc:Fallback xmlns:cr="http://schemas.microsoft.com/office/comments/2020/reactions" xmlns="http://schemas.microsoft.com/office/tasks/2019/documenttasks" xmlns:w16cid="http://schemas.microsoft.com/office/word/2016/wordml/cid" xmlns:w16cex="http://schemas.microsoft.com/office/word/2018/wordml/cex" xmlns:w16="http://schemas.microsoft.com/office/word/2018/wordml" xmlns:dgm="http://schemas.openxmlformats.org/drawingml/2006/diagram" xmlns:lc="http://schemas.openxmlformats.org/drawingml/2006/lockedCanvas" xmlns:c="http://schemas.openxmlformats.org/drawingml/2006/chart" xmlns:pic="http://schemas.openxmlformats.org/drawingml/2006/picture" xmlns:a="http://schemas.openxmlformats.org/drawingml/2006/main" xmlns:sl="http://schemas.openxmlformats.org/schemaLibrary/2006/main">
             <w:drawing>
               <wp:anchor allowOverlap="1" behindDoc="1" distB="0" distT="0" distL="0" distR="0" hidden="0" layoutInCell="1" locked="0" relativeHeight="0" simplePos="0">
                 <wp:simplePos x="0" y="0"/>
@@ -2908,7 +2884,7 @@
               </wp:anchor>
             </w:drawing>
           </mc:Choice>
-          <mc:Fallback xmlns:sl="http://schemas.openxmlformats.org/schemaLibrary/2006/main" xmlns:a="http://schemas.openxmlformats.org/drawingml/2006/main" xmlns:pic="http://schemas.openxmlformats.org/drawingml/2006/picture" xmlns:c="http://schemas.openxmlformats.org/drawingml/2006/chart" xmlns:lc="http://schemas.openxmlformats.org/drawingml/2006/lockedCanvas" xmlns:dgm="http://schemas.openxmlformats.org/drawingml/2006/diagram" xmlns:w16="http://schemas.microsoft.com/office/word/2018/wordml" xmlns:w16cex="http://schemas.microsoft.com/office/word/2018/wordml/cex" xmlns:w16cid="http://schemas.microsoft.com/office/word/2016/wordml/cid" xmlns="http://schemas.microsoft.com/office/tasks/2019/documenttasks" xmlns:cr="http://schemas.microsoft.com/office/comments/2020/reactions">
+          <mc:Fallback xmlns:cr="http://schemas.microsoft.com/office/comments/2020/reactions" xmlns="http://schemas.microsoft.com/office/tasks/2019/documenttasks" xmlns:w16cid="http://schemas.microsoft.com/office/word/2016/wordml/cid" xmlns:w16cex="http://schemas.microsoft.com/office/word/2018/wordml/cex" xmlns:w16="http://schemas.microsoft.com/office/word/2018/wordml" xmlns:dgm="http://schemas.openxmlformats.org/drawingml/2006/diagram" xmlns:lc="http://schemas.openxmlformats.org/drawingml/2006/lockedCanvas" xmlns:c="http://schemas.openxmlformats.org/drawingml/2006/chart" xmlns:pic="http://schemas.openxmlformats.org/drawingml/2006/picture" xmlns:a="http://schemas.openxmlformats.org/drawingml/2006/main" xmlns:sl="http://schemas.openxmlformats.org/schemaLibrary/2006/main">
             <w:drawing>
               <wp:anchor allowOverlap="1" behindDoc="1" distB="0" distT="0" distL="0" distR="0" hidden="0" layoutInCell="1" locked="0" relativeHeight="0" simplePos="0">
                 <wp:simplePos x="0" y="0"/>
@@ -2978,6 +2954,8 @@
         </w:rPr>
         <w:t>}}</w:t>
       </w:r>
+      <w:bookmarkStart w:id="0" w:name="_GoBack"/>
+      <w:bookmarkEnd w:id="0"/>
     </w:p>
     <w:p>
       <w:pPr>
@@ -3181,7 +3159,7 @@
             </wp:anchor>
           </w:drawing>
         </mc:Choice>
-        <mc:Fallback xmlns:sl="http://schemas.openxmlformats.org/schemaLibrary/2006/main" xmlns:a="http://schemas.openxmlformats.org/drawingml/2006/main" xmlns:pic="http://schemas.openxmlformats.org/drawingml/2006/picture" xmlns:c="http://schemas.openxmlformats.org/drawingml/2006/chart" xmlns:lc="http://schemas.openxmlformats.org/drawingml/2006/lockedCanvas" xmlns:dgm="http://schemas.openxmlformats.org/drawingml/2006/diagram" xmlns:w16="http://schemas.microsoft.com/office/word/2018/wordml" xmlns:w16cex="http://schemas.microsoft.com/office/word/2018/wordml/cex" xmlns:w16cid="http://schemas.microsoft.com/office/word/2016/wordml/cid" xmlns="http://schemas.microsoft.com/office/tasks/2019/documenttasks" xmlns:cr="http://schemas.microsoft.com/office/comments/2020/reactions">
+        <mc:Fallback xmlns:cr="http://schemas.microsoft.com/office/comments/2020/reactions" xmlns="http://schemas.microsoft.com/office/tasks/2019/documenttasks" xmlns:w16cid="http://schemas.microsoft.com/office/word/2016/wordml/cid" xmlns:w16cex="http://schemas.microsoft.com/office/word/2018/wordml/cex" xmlns:w16="http://schemas.microsoft.com/office/word/2018/wordml" xmlns:dgm="http://schemas.openxmlformats.org/drawingml/2006/diagram" xmlns:lc="http://schemas.openxmlformats.org/drawingml/2006/lockedCanvas" xmlns:c="http://schemas.openxmlformats.org/drawingml/2006/chart" xmlns:pic="http://schemas.openxmlformats.org/drawingml/2006/picture" xmlns:a="http://schemas.openxmlformats.org/drawingml/2006/main" xmlns:sl="http://schemas.openxmlformats.org/schemaLibrary/2006/main">
           <w:drawing>
             <wp:anchor allowOverlap="1" behindDoc="1" distB="0" distT="0" distL="0" distR="0" hidden="0" layoutInCell="1" locked="0" relativeHeight="0" simplePos="0">
               <wp:simplePos x="0" y="0"/>

--- a/Documents Generation/Cover_Letter.docx
+++ b/Documents Generation/Cover_Letter.docx
@@ -535,7 +535,7 @@
               </wp:anchor>
             </w:drawing>
           </mc:Choice>
-          <mc:Fallback xmlns:cr="http://schemas.microsoft.com/office/comments/2020/reactions" xmlns="http://schemas.microsoft.com/office/tasks/2019/documenttasks" xmlns:w16cid="http://schemas.microsoft.com/office/word/2016/wordml/cid" xmlns:w16cex="http://schemas.microsoft.com/office/word/2018/wordml/cex" xmlns:w16="http://schemas.microsoft.com/office/word/2018/wordml" xmlns:dgm="http://schemas.openxmlformats.org/drawingml/2006/diagram" xmlns:lc="http://schemas.openxmlformats.org/drawingml/2006/lockedCanvas" xmlns:c="http://schemas.openxmlformats.org/drawingml/2006/chart" xmlns:pic="http://schemas.openxmlformats.org/drawingml/2006/picture" xmlns:a="http://schemas.openxmlformats.org/drawingml/2006/main" xmlns:sl="http://schemas.openxmlformats.org/schemaLibrary/2006/main">
+          <mc:Fallback xmlns:sl="http://schemas.openxmlformats.org/schemaLibrary/2006/main" xmlns:a="http://schemas.openxmlformats.org/drawingml/2006/main" xmlns:pic="http://schemas.openxmlformats.org/drawingml/2006/picture" xmlns:c="http://schemas.openxmlformats.org/drawingml/2006/chart" xmlns:lc="http://schemas.openxmlformats.org/drawingml/2006/lockedCanvas" xmlns:dgm="http://schemas.openxmlformats.org/drawingml/2006/diagram" xmlns:w16="http://schemas.microsoft.com/office/word/2018/wordml" xmlns:w16cex="http://schemas.microsoft.com/office/word/2018/wordml/cex" xmlns:w16cid="http://schemas.microsoft.com/office/word/2016/wordml/cid" xmlns="http://schemas.microsoft.com/office/tasks/2019/documenttasks" xmlns:cr="http://schemas.microsoft.com/office/comments/2020/reactions">
             <w:drawing>
               <wp:anchor allowOverlap="1" behindDoc="0" distB="0" distT="0" distL="0" distR="0" hidden="0" layoutInCell="1" locked="0" relativeHeight="0" simplePos="0">
                 <wp:simplePos x="0" y="0"/>
@@ -646,7 +646,7 @@
               </wp:anchor>
             </w:drawing>
           </mc:Choice>
-          <mc:Fallback xmlns:cr="http://schemas.microsoft.com/office/comments/2020/reactions" xmlns="http://schemas.microsoft.com/office/tasks/2019/documenttasks" xmlns:w16cid="http://schemas.microsoft.com/office/word/2016/wordml/cid" xmlns:w16cex="http://schemas.microsoft.com/office/word/2018/wordml/cex" xmlns:w16="http://schemas.microsoft.com/office/word/2018/wordml" xmlns:dgm="http://schemas.openxmlformats.org/drawingml/2006/diagram" xmlns:lc="http://schemas.openxmlformats.org/drawingml/2006/lockedCanvas" xmlns:c="http://schemas.openxmlformats.org/drawingml/2006/chart" xmlns:pic="http://schemas.openxmlformats.org/drawingml/2006/picture" xmlns:a="http://schemas.openxmlformats.org/drawingml/2006/main" xmlns:sl="http://schemas.openxmlformats.org/schemaLibrary/2006/main">
+          <mc:Fallback xmlns:sl="http://schemas.openxmlformats.org/schemaLibrary/2006/main" xmlns:a="http://schemas.openxmlformats.org/drawingml/2006/main" xmlns:pic="http://schemas.openxmlformats.org/drawingml/2006/picture" xmlns:c="http://schemas.openxmlformats.org/drawingml/2006/chart" xmlns:lc="http://schemas.openxmlformats.org/drawingml/2006/lockedCanvas" xmlns:dgm="http://schemas.openxmlformats.org/drawingml/2006/diagram" xmlns:w16="http://schemas.microsoft.com/office/word/2018/wordml" xmlns:w16cex="http://schemas.microsoft.com/office/word/2018/wordml/cex" xmlns:w16cid="http://schemas.microsoft.com/office/word/2016/wordml/cid" xmlns="http://schemas.microsoft.com/office/tasks/2019/documenttasks" xmlns:cr="http://schemas.microsoft.com/office/comments/2020/reactions">
             <w:drawing>
               <wp:anchor allowOverlap="1" behindDoc="0" distB="0" distT="0" distL="0" distR="0" hidden="0" layoutInCell="1" locked="0" relativeHeight="0" simplePos="0">
                 <wp:simplePos x="0" y="0"/>
@@ -757,7 +757,7 @@
               </wp:anchor>
             </w:drawing>
           </mc:Choice>
-          <mc:Fallback xmlns:cr="http://schemas.microsoft.com/office/comments/2020/reactions" xmlns="http://schemas.microsoft.com/office/tasks/2019/documenttasks" xmlns:w16cid="http://schemas.microsoft.com/office/word/2016/wordml/cid" xmlns:w16cex="http://schemas.microsoft.com/office/word/2018/wordml/cex" xmlns:w16="http://schemas.microsoft.com/office/word/2018/wordml" xmlns:dgm="http://schemas.openxmlformats.org/drawingml/2006/diagram" xmlns:lc="http://schemas.openxmlformats.org/drawingml/2006/lockedCanvas" xmlns:c="http://schemas.openxmlformats.org/drawingml/2006/chart" xmlns:pic="http://schemas.openxmlformats.org/drawingml/2006/picture" xmlns:a="http://schemas.openxmlformats.org/drawingml/2006/main" xmlns:sl="http://schemas.openxmlformats.org/schemaLibrary/2006/main">
+          <mc:Fallback xmlns:sl="http://schemas.openxmlformats.org/schemaLibrary/2006/main" xmlns:a="http://schemas.openxmlformats.org/drawingml/2006/main" xmlns:pic="http://schemas.openxmlformats.org/drawingml/2006/picture" xmlns:c="http://schemas.openxmlformats.org/drawingml/2006/chart" xmlns:lc="http://schemas.openxmlformats.org/drawingml/2006/lockedCanvas" xmlns:dgm="http://schemas.openxmlformats.org/drawingml/2006/diagram" xmlns:w16="http://schemas.microsoft.com/office/word/2018/wordml" xmlns:w16cex="http://schemas.microsoft.com/office/word/2018/wordml/cex" xmlns:w16cid="http://schemas.microsoft.com/office/word/2016/wordml/cid" xmlns="http://schemas.microsoft.com/office/tasks/2019/documenttasks" xmlns:cr="http://schemas.microsoft.com/office/comments/2020/reactions">
             <w:drawing>
               <wp:anchor allowOverlap="1" behindDoc="0" distB="0" distT="0" distL="0" distR="0" hidden="0" layoutInCell="1" locked="0" relativeHeight="0" simplePos="0">
                 <wp:simplePos x="0" y="0"/>
@@ -868,7 +868,7 @@
               </wp:anchor>
             </w:drawing>
           </mc:Choice>
-          <mc:Fallback xmlns:cr="http://schemas.microsoft.com/office/comments/2020/reactions" xmlns="http://schemas.microsoft.com/office/tasks/2019/documenttasks" xmlns:w16cid="http://schemas.microsoft.com/office/word/2016/wordml/cid" xmlns:w16cex="http://schemas.microsoft.com/office/word/2018/wordml/cex" xmlns:w16="http://schemas.microsoft.com/office/word/2018/wordml" xmlns:dgm="http://schemas.openxmlformats.org/drawingml/2006/diagram" xmlns:lc="http://schemas.openxmlformats.org/drawingml/2006/lockedCanvas" xmlns:c="http://schemas.openxmlformats.org/drawingml/2006/chart" xmlns:pic="http://schemas.openxmlformats.org/drawingml/2006/picture" xmlns:a="http://schemas.openxmlformats.org/drawingml/2006/main" xmlns:sl="http://schemas.openxmlformats.org/schemaLibrary/2006/main">
+          <mc:Fallback xmlns:sl="http://schemas.openxmlformats.org/schemaLibrary/2006/main" xmlns:a="http://schemas.openxmlformats.org/drawingml/2006/main" xmlns:pic="http://schemas.openxmlformats.org/drawingml/2006/picture" xmlns:c="http://schemas.openxmlformats.org/drawingml/2006/chart" xmlns:lc="http://schemas.openxmlformats.org/drawingml/2006/lockedCanvas" xmlns:dgm="http://schemas.openxmlformats.org/drawingml/2006/diagram" xmlns:w16="http://schemas.microsoft.com/office/word/2018/wordml" xmlns:w16cex="http://schemas.microsoft.com/office/word/2018/wordml/cex" xmlns:w16cid="http://schemas.microsoft.com/office/word/2016/wordml/cid" xmlns="http://schemas.microsoft.com/office/tasks/2019/documenttasks" xmlns:cr="http://schemas.microsoft.com/office/comments/2020/reactions">
             <w:drawing>
               <wp:anchor allowOverlap="1" behindDoc="0" distB="0" distT="0" distL="0" distR="0" hidden="0" layoutInCell="1" locked="0" relativeHeight="0" simplePos="0">
                 <wp:simplePos x="0" y="0"/>
@@ -979,7 +979,7 @@
               </wp:anchor>
             </w:drawing>
           </mc:Choice>
-          <mc:Fallback xmlns:cr="http://schemas.microsoft.com/office/comments/2020/reactions" xmlns="http://schemas.microsoft.com/office/tasks/2019/documenttasks" xmlns:w16cid="http://schemas.microsoft.com/office/word/2016/wordml/cid" xmlns:w16cex="http://schemas.microsoft.com/office/word/2018/wordml/cex" xmlns:w16="http://schemas.microsoft.com/office/word/2018/wordml" xmlns:dgm="http://schemas.openxmlformats.org/drawingml/2006/diagram" xmlns:lc="http://schemas.openxmlformats.org/drawingml/2006/lockedCanvas" xmlns:c="http://schemas.openxmlformats.org/drawingml/2006/chart" xmlns:pic="http://schemas.openxmlformats.org/drawingml/2006/picture" xmlns:a="http://schemas.openxmlformats.org/drawingml/2006/main" xmlns:sl="http://schemas.openxmlformats.org/schemaLibrary/2006/main">
+          <mc:Fallback xmlns:sl="http://schemas.openxmlformats.org/schemaLibrary/2006/main" xmlns:a="http://schemas.openxmlformats.org/drawingml/2006/main" xmlns:pic="http://schemas.openxmlformats.org/drawingml/2006/picture" xmlns:c="http://schemas.openxmlformats.org/drawingml/2006/chart" xmlns:lc="http://schemas.openxmlformats.org/drawingml/2006/lockedCanvas" xmlns:dgm="http://schemas.openxmlformats.org/drawingml/2006/diagram" xmlns:w16="http://schemas.microsoft.com/office/word/2018/wordml" xmlns:w16cex="http://schemas.microsoft.com/office/word/2018/wordml/cex" xmlns:w16cid="http://schemas.microsoft.com/office/word/2016/wordml/cid" xmlns="http://schemas.microsoft.com/office/tasks/2019/documenttasks" xmlns:cr="http://schemas.microsoft.com/office/comments/2020/reactions">
             <w:drawing>
               <wp:anchor allowOverlap="1" behindDoc="0" distB="0" distT="0" distL="0" distR="0" hidden="0" layoutInCell="1" locked="0" relativeHeight="0" simplePos="0">
                 <wp:simplePos x="0" y="0"/>
@@ -1090,7 +1090,7 @@
               </wp:anchor>
             </w:drawing>
           </mc:Choice>
-          <mc:Fallback xmlns:cr="http://schemas.microsoft.com/office/comments/2020/reactions" xmlns="http://schemas.microsoft.com/office/tasks/2019/documenttasks" xmlns:w16cid="http://schemas.microsoft.com/office/word/2016/wordml/cid" xmlns:w16cex="http://schemas.microsoft.com/office/word/2018/wordml/cex" xmlns:w16="http://schemas.microsoft.com/office/word/2018/wordml" xmlns:dgm="http://schemas.openxmlformats.org/drawingml/2006/diagram" xmlns:lc="http://schemas.openxmlformats.org/drawingml/2006/lockedCanvas" xmlns:c="http://schemas.openxmlformats.org/drawingml/2006/chart" xmlns:pic="http://schemas.openxmlformats.org/drawingml/2006/picture" xmlns:a="http://schemas.openxmlformats.org/drawingml/2006/main" xmlns:sl="http://schemas.openxmlformats.org/schemaLibrary/2006/main">
+          <mc:Fallback xmlns:sl="http://schemas.openxmlformats.org/schemaLibrary/2006/main" xmlns:a="http://schemas.openxmlformats.org/drawingml/2006/main" xmlns:pic="http://schemas.openxmlformats.org/drawingml/2006/picture" xmlns:c="http://schemas.openxmlformats.org/drawingml/2006/chart" xmlns:lc="http://schemas.openxmlformats.org/drawingml/2006/lockedCanvas" xmlns:dgm="http://schemas.openxmlformats.org/drawingml/2006/diagram" xmlns:w16="http://schemas.microsoft.com/office/word/2018/wordml" xmlns:w16cex="http://schemas.microsoft.com/office/word/2018/wordml/cex" xmlns:w16cid="http://schemas.microsoft.com/office/word/2016/wordml/cid" xmlns="http://schemas.microsoft.com/office/tasks/2019/documenttasks" xmlns:cr="http://schemas.microsoft.com/office/comments/2020/reactions">
             <w:drawing>
               <wp:anchor allowOverlap="1" behindDoc="0" distB="0" distT="0" distL="0" distR="0" hidden="0" layoutInCell="1" locked="0" relativeHeight="0" simplePos="0">
                 <wp:simplePos x="0" y="0"/>
@@ -1392,7 +1392,7 @@
               </wp:anchor>
             </w:drawing>
           </mc:Choice>
-          <mc:Fallback xmlns:cr="http://schemas.microsoft.com/office/comments/2020/reactions" xmlns="http://schemas.microsoft.com/office/tasks/2019/documenttasks" xmlns:w16cid="http://schemas.microsoft.com/office/word/2016/wordml/cid" xmlns:w16cex="http://schemas.microsoft.com/office/word/2018/wordml/cex" xmlns:w16="http://schemas.microsoft.com/office/word/2018/wordml" xmlns:dgm="http://schemas.openxmlformats.org/drawingml/2006/diagram" xmlns:lc="http://schemas.openxmlformats.org/drawingml/2006/lockedCanvas" xmlns:c="http://schemas.openxmlformats.org/drawingml/2006/chart" xmlns:pic="http://schemas.openxmlformats.org/drawingml/2006/picture" xmlns:a="http://schemas.openxmlformats.org/drawingml/2006/main" xmlns:sl="http://schemas.openxmlformats.org/schemaLibrary/2006/main">
+          <mc:Fallback xmlns:sl="http://schemas.openxmlformats.org/schemaLibrary/2006/main" xmlns:a="http://schemas.openxmlformats.org/drawingml/2006/main" xmlns:pic="http://schemas.openxmlformats.org/drawingml/2006/picture" xmlns:c="http://schemas.openxmlformats.org/drawingml/2006/chart" xmlns:lc="http://schemas.openxmlformats.org/drawingml/2006/lockedCanvas" xmlns:dgm="http://schemas.openxmlformats.org/drawingml/2006/diagram" xmlns:w16="http://schemas.microsoft.com/office/word/2018/wordml" xmlns:w16cex="http://schemas.microsoft.com/office/word/2018/wordml/cex" xmlns:w16cid="http://schemas.microsoft.com/office/word/2016/wordml/cid" xmlns="http://schemas.microsoft.com/office/tasks/2019/documenttasks" xmlns:cr="http://schemas.microsoft.com/office/comments/2020/reactions">
             <w:drawing>
               <wp:anchor allowOverlap="1" behindDoc="1" distB="0" distT="0" distL="0" distR="0" hidden="0" layoutInCell="1" locked="0" relativeHeight="0" simplePos="0">
                 <wp:simplePos x="0" y="0"/>
@@ -1503,7 +1503,7 @@
               </wp:anchor>
             </w:drawing>
           </mc:Choice>
-          <mc:Fallback xmlns:cr="http://schemas.microsoft.com/office/comments/2020/reactions" xmlns="http://schemas.microsoft.com/office/tasks/2019/documenttasks" xmlns:w16cid="http://schemas.microsoft.com/office/word/2016/wordml/cid" xmlns:w16cex="http://schemas.microsoft.com/office/word/2018/wordml/cex" xmlns:w16="http://schemas.microsoft.com/office/word/2018/wordml" xmlns:dgm="http://schemas.openxmlformats.org/drawingml/2006/diagram" xmlns:lc="http://schemas.openxmlformats.org/drawingml/2006/lockedCanvas" xmlns:c="http://schemas.openxmlformats.org/drawingml/2006/chart" xmlns:pic="http://schemas.openxmlformats.org/drawingml/2006/picture" xmlns:a="http://schemas.openxmlformats.org/drawingml/2006/main" xmlns:sl="http://schemas.openxmlformats.org/schemaLibrary/2006/main">
+          <mc:Fallback xmlns:sl="http://schemas.openxmlformats.org/schemaLibrary/2006/main" xmlns:a="http://schemas.openxmlformats.org/drawingml/2006/main" xmlns:pic="http://schemas.openxmlformats.org/drawingml/2006/picture" xmlns:c="http://schemas.openxmlformats.org/drawingml/2006/chart" xmlns:lc="http://schemas.openxmlformats.org/drawingml/2006/lockedCanvas" xmlns:dgm="http://schemas.openxmlformats.org/drawingml/2006/diagram" xmlns:w16="http://schemas.microsoft.com/office/word/2018/wordml" xmlns:w16cex="http://schemas.microsoft.com/office/word/2018/wordml/cex" xmlns:w16cid="http://schemas.microsoft.com/office/word/2016/wordml/cid" xmlns="http://schemas.microsoft.com/office/tasks/2019/documenttasks" xmlns:cr="http://schemas.microsoft.com/office/comments/2020/reactions">
             <w:drawing>
               <wp:anchor allowOverlap="1" behindDoc="1" distB="0" distT="0" distL="0" distR="0" hidden="0" layoutInCell="1" locked="0" relativeHeight="0" simplePos="0">
                 <wp:simplePos x="0" y="0"/>
@@ -1614,7 +1614,7 @@
               </wp:anchor>
             </w:drawing>
           </mc:Choice>
-          <mc:Fallback xmlns:cr="http://schemas.microsoft.com/office/comments/2020/reactions" xmlns="http://schemas.microsoft.com/office/tasks/2019/documenttasks" xmlns:w16cid="http://schemas.microsoft.com/office/word/2016/wordml/cid" xmlns:w16cex="http://schemas.microsoft.com/office/word/2018/wordml/cex" xmlns:w16="http://schemas.microsoft.com/office/word/2018/wordml" xmlns:dgm="http://schemas.openxmlformats.org/drawingml/2006/diagram" xmlns:lc="http://schemas.openxmlformats.org/drawingml/2006/lockedCanvas" xmlns:c="http://schemas.openxmlformats.org/drawingml/2006/chart" xmlns:pic="http://schemas.openxmlformats.org/drawingml/2006/picture" xmlns:a="http://schemas.openxmlformats.org/drawingml/2006/main" xmlns:sl="http://schemas.openxmlformats.org/schemaLibrary/2006/main">
+          <mc:Fallback xmlns:sl="http://schemas.openxmlformats.org/schemaLibrary/2006/main" xmlns:a="http://schemas.openxmlformats.org/drawingml/2006/main" xmlns:pic="http://schemas.openxmlformats.org/drawingml/2006/picture" xmlns:c="http://schemas.openxmlformats.org/drawingml/2006/chart" xmlns:lc="http://schemas.openxmlformats.org/drawingml/2006/lockedCanvas" xmlns:dgm="http://schemas.openxmlformats.org/drawingml/2006/diagram" xmlns:w16="http://schemas.microsoft.com/office/word/2018/wordml" xmlns:w16cex="http://schemas.microsoft.com/office/word/2018/wordml/cex" xmlns:w16cid="http://schemas.microsoft.com/office/word/2016/wordml/cid" xmlns="http://schemas.microsoft.com/office/tasks/2019/documenttasks" xmlns:cr="http://schemas.microsoft.com/office/comments/2020/reactions">
             <w:drawing>
               <wp:anchor allowOverlap="1" behindDoc="1" distB="0" distT="0" distL="0" distR="0" hidden="0" layoutInCell="1" locked="0" relativeHeight="0" simplePos="0">
                 <wp:simplePos x="0" y="0"/>
@@ -1725,7 +1725,7 @@
               </wp:anchor>
             </w:drawing>
           </mc:Choice>
-          <mc:Fallback xmlns:cr="http://schemas.microsoft.com/office/comments/2020/reactions" xmlns="http://schemas.microsoft.com/office/tasks/2019/documenttasks" xmlns:w16cid="http://schemas.microsoft.com/office/word/2016/wordml/cid" xmlns:w16cex="http://schemas.microsoft.com/office/word/2018/wordml/cex" xmlns:w16="http://schemas.microsoft.com/office/word/2018/wordml" xmlns:dgm="http://schemas.openxmlformats.org/drawingml/2006/diagram" xmlns:lc="http://schemas.openxmlformats.org/drawingml/2006/lockedCanvas" xmlns:c="http://schemas.openxmlformats.org/drawingml/2006/chart" xmlns:pic="http://schemas.openxmlformats.org/drawingml/2006/picture" xmlns:a="http://schemas.openxmlformats.org/drawingml/2006/main" xmlns:sl="http://schemas.openxmlformats.org/schemaLibrary/2006/main">
+          <mc:Fallback xmlns:sl="http://schemas.openxmlformats.org/schemaLibrary/2006/main" xmlns:a="http://schemas.openxmlformats.org/drawingml/2006/main" xmlns:pic="http://schemas.openxmlformats.org/drawingml/2006/picture" xmlns:c="http://schemas.openxmlformats.org/drawingml/2006/chart" xmlns:lc="http://schemas.openxmlformats.org/drawingml/2006/lockedCanvas" xmlns:dgm="http://schemas.openxmlformats.org/drawingml/2006/diagram" xmlns:w16="http://schemas.microsoft.com/office/word/2018/wordml" xmlns:w16cex="http://schemas.microsoft.com/office/word/2018/wordml/cex" xmlns:w16cid="http://schemas.microsoft.com/office/word/2016/wordml/cid" xmlns="http://schemas.microsoft.com/office/tasks/2019/documenttasks" xmlns:cr="http://schemas.microsoft.com/office/comments/2020/reactions">
             <w:drawing>
               <wp:anchor allowOverlap="1" behindDoc="1" distB="0" distT="0" distL="0" distR="0" hidden="0" layoutInCell="1" locked="0" relativeHeight="0" simplePos="0">
                 <wp:simplePos x="0" y="0"/>
@@ -1836,7 +1836,7 @@
               </wp:anchor>
             </w:drawing>
           </mc:Choice>
-          <mc:Fallback xmlns:cr="http://schemas.microsoft.com/office/comments/2020/reactions" xmlns="http://schemas.microsoft.com/office/tasks/2019/documenttasks" xmlns:w16cid="http://schemas.microsoft.com/office/word/2016/wordml/cid" xmlns:w16cex="http://schemas.microsoft.com/office/word/2018/wordml/cex" xmlns:w16="http://schemas.microsoft.com/office/word/2018/wordml" xmlns:dgm="http://schemas.openxmlformats.org/drawingml/2006/diagram" xmlns:lc="http://schemas.openxmlformats.org/drawingml/2006/lockedCanvas" xmlns:c="http://schemas.openxmlformats.org/drawingml/2006/chart" xmlns:pic="http://schemas.openxmlformats.org/drawingml/2006/picture" xmlns:a="http://schemas.openxmlformats.org/drawingml/2006/main" xmlns:sl="http://schemas.openxmlformats.org/schemaLibrary/2006/main">
+          <mc:Fallback xmlns:sl="http://schemas.openxmlformats.org/schemaLibrary/2006/main" xmlns:a="http://schemas.openxmlformats.org/drawingml/2006/main" xmlns:pic="http://schemas.openxmlformats.org/drawingml/2006/picture" xmlns:c="http://schemas.openxmlformats.org/drawingml/2006/chart" xmlns:lc="http://schemas.openxmlformats.org/drawingml/2006/lockedCanvas" xmlns:dgm="http://schemas.openxmlformats.org/drawingml/2006/diagram" xmlns:w16="http://schemas.microsoft.com/office/word/2018/wordml" xmlns:w16cex="http://schemas.microsoft.com/office/word/2018/wordml/cex" xmlns:w16cid="http://schemas.microsoft.com/office/word/2016/wordml/cid" xmlns="http://schemas.microsoft.com/office/tasks/2019/documenttasks" xmlns:cr="http://schemas.microsoft.com/office/comments/2020/reactions">
             <w:drawing>
               <wp:anchor allowOverlap="1" behindDoc="1" distB="0" distT="0" distL="0" distR="0" hidden="0" layoutInCell="1" locked="0" relativeHeight="0" simplePos="0">
                 <wp:simplePos x="0" y="0"/>
@@ -2267,15 +2267,14 @@
       </w:r>
       <w:proofErr w:type="spellStart"/>
       <w:r>
-        <w:t>maid_full</w:t>
+        <w:t>maid_full_</w:t>
+      </w:r>
+      <w:bookmarkStart w:id="0" w:name="_GoBack"/>
+      <w:bookmarkEnd w:id="0"/>
+      <w:r>
+        <w:t>name</w:t>
       </w:r>
       <w:proofErr w:type="spellEnd"/>
-      <w:r>
-        <w:t>_</w:t>
-      </w:r>
-      <w:r>
-        <w:t xml:space="preserve"> name</w:t>
-      </w:r>
       <w:r>
         <w:rPr>
           <w:noProof/>
@@ -2343,7 +2342,7 @@
               </wp:anchor>
             </w:drawing>
           </mc:Choice>
-          <mc:Fallback xmlns:cr="http://schemas.microsoft.com/office/comments/2020/reactions" xmlns="http://schemas.microsoft.com/office/tasks/2019/documenttasks" xmlns:w16cid="http://schemas.microsoft.com/office/word/2016/wordml/cid" xmlns:w16cex="http://schemas.microsoft.com/office/word/2018/wordml/cex" xmlns:w16="http://schemas.microsoft.com/office/word/2018/wordml" xmlns:dgm="http://schemas.openxmlformats.org/drawingml/2006/diagram" xmlns:lc="http://schemas.openxmlformats.org/drawingml/2006/lockedCanvas" xmlns:c="http://schemas.openxmlformats.org/drawingml/2006/chart" xmlns:pic="http://schemas.openxmlformats.org/drawingml/2006/picture" xmlns:a="http://schemas.openxmlformats.org/drawingml/2006/main" xmlns:sl="http://schemas.openxmlformats.org/schemaLibrary/2006/main">
+          <mc:Fallback xmlns:sl="http://schemas.openxmlformats.org/schemaLibrary/2006/main" xmlns:a="http://schemas.openxmlformats.org/drawingml/2006/main" xmlns:pic="http://schemas.openxmlformats.org/drawingml/2006/picture" xmlns:c="http://schemas.openxmlformats.org/drawingml/2006/chart" xmlns:lc="http://schemas.openxmlformats.org/drawingml/2006/lockedCanvas" xmlns:dgm="http://schemas.openxmlformats.org/drawingml/2006/diagram" xmlns:w16="http://schemas.microsoft.com/office/word/2018/wordml" xmlns:w16cex="http://schemas.microsoft.com/office/word/2018/wordml/cex" xmlns:w16cid="http://schemas.microsoft.com/office/word/2016/wordml/cid" xmlns="http://schemas.microsoft.com/office/tasks/2019/documenttasks" xmlns:cr="http://schemas.microsoft.com/office/comments/2020/reactions">
             <w:drawing>
               <wp:anchor allowOverlap="1" behindDoc="1" distB="0" distT="0" distL="0" distR="0" hidden="0" layoutInCell="1" locked="0" relativeHeight="0" simplePos="0">
                 <wp:simplePos x="0" y="0"/>
@@ -2454,7 +2453,7 @@
               </wp:anchor>
             </w:drawing>
           </mc:Choice>
-          <mc:Fallback xmlns:cr="http://schemas.microsoft.com/office/comments/2020/reactions" xmlns="http://schemas.microsoft.com/office/tasks/2019/documenttasks" xmlns:w16cid="http://schemas.microsoft.com/office/word/2016/wordml/cid" xmlns:w16cex="http://schemas.microsoft.com/office/word/2018/wordml/cex" xmlns:w16="http://schemas.microsoft.com/office/word/2018/wordml" xmlns:dgm="http://schemas.openxmlformats.org/drawingml/2006/diagram" xmlns:lc="http://schemas.openxmlformats.org/drawingml/2006/lockedCanvas" xmlns:c="http://schemas.openxmlformats.org/drawingml/2006/chart" xmlns:pic="http://schemas.openxmlformats.org/drawingml/2006/picture" xmlns:a="http://schemas.openxmlformats.org/drawingml/2006/main" xmlns:sl="http://schemas.openxmlformats.org/schemaLibrary/2006/main">
+          <mc:Fallback xmlns:sl="http://schemas.openxmlformats.org/schemaLibrary/2006/main" xmlns:a="http://schemas.openxmlformats.org/drawingml/2006/main" xmlns:pic="http://schemas.openxmlformats.org/drawingml/2006/picture" xmlns:c="http://schemas.openxmlformats.org/drawingml/2006/chart" xmlns:lc="http://schemas.openxmlformats.org/drawingml/2006/lockedCanvas" xmlns:dgm="http://schemas.openxmlformats.org/drawingml/2006/diagram" xmlns:w16="http://schemas.microsoft.com/office/word/2018/wordml" xmlns:w16cex="http://schemas.microsoft.com/office/word/2018/wordml/cex" xmlns:w16cid="http://schemas.microsoft.com/office/word/2016/wordml/cid" xmlns="http://schemas.microsoft.com/office/tasks/2019/documenttasks" xmlns:cr="http://schemas.microsoft.com/office/comments/2020/reactions">
             <w:drawing>
               <wp:anchor allowOverlap="1" behindDoc="1" distB="0" distT="0" distL="0" distR="0" hidden="0" layoutInCell="1" locked="0" relativeHeight="0" simplePos="0">
                 <wp:simplePos x="0" y="0"/>
@@ -2662,7 +2661,7 @@
               </wp:anchor>
             </w:drawing>
           </mc:Choice>
-          <mc:Fallback xmlns:cr="http://schemas.microsoft.com/office/comments/2020/reactions" xmlns="http://schemas.microsoft.com/office/tasks/2019/documenttasks" xmlns:w16cid="http://schemas.microsoft.com/office/word/2016/wordml/cid" xmlns:w16cex="http://schemas.microsoft.com/office/word/2018/wordml/cex" xmlns:w16="http://schemas.microsoft.com/office/word/2018/wordml" xmlns:dgm="http://schemas.openxmlformats.org/drawingml/2006/diagram" xmlns:lc="http://schemas.openxmlformats.org/drawingml/2006/lockedCanvas" xmlns:c="http://schemas.openxmlformats.org/drawingml/2006/chart" xmlns:pic="http://schemas.openxmlformats.org/drawingml/2006/picture" xmlns:a="http://schemas.openxmlformats.org/drawingml/2006/main" xmlns:sl="http://schemas.openxmlformats.org/schemaLibrary/2006/main">
+          <mc:Fallback xmlns:sl="http://schemas.openxmlformats.org/schemaLibrary/2006/main" xmlns:a="http://schemas.openxmlformats.org/drawingml/2006/main" xmlns:pic="http://schemas.openxmlformats.org/drawingml/2006/picture" xmlns:c="http://schemas.openxmlformats.org/drawingml/2006/chart" xmlns:lc="http://schemas.openxmlformats.org/drawingml/2006/lockedCanvas" xmlns:dgm="http://schemas.openxmlformats.org/drawingml/2006/diagram" xmlns:w16="http://schemas.microsoft.com/office/word/2018/wordml" xmlns:w16cex="http://schemas.microsoft.com/office/word/2018/wordml/cex" xmlns:w16cid="http://schemas.microsoft.com/office/word/2016/wordml/cid" xmlns="http://schemas.microsoft.com/office/tasks/2019/documenttasks" xmlns:cr="http://schemas.microsoft.com/office/comments/2020/reactions">
             <w:drawing>
               <wp:anchor allowOverlap="1" behindDoc="1" distB="0" distT="0" distL="0" distR="0" hidden="0" layoutInCell="1" locked="0" relativeHeight="0" simplePos="0">
                 <wp:simplePos x="0" y="0"/>
@@ -2773,7 +2772,7 @@
               </wp:anchor>
             </w:drawing>
           </mc:Choice>
-          <mc:Fallback xmlns:cr="http://schemas.microsoft.com/office/comments/2020/reactions" xmlns="http://schemas.microsoft.com/office/tasks/2019/documenttasks" xmlns:w16cid="http://schemas.microsoft.com/office/word/2016/wordml/cid" xmlns:w16cex="http://schemas.microsoft.com/office/word/2018/wordml/cex" xmlns:w16="http://schemas.microsoft.com/office/word/2018/wordml" xmlns:dgm="http://schemas.openxmlformats.org/drawingml/2006/diagram" xmlns:lc="http://schemas.openxmlformats.org/drawingml/2006/lockedCanvas" xmlns:c="http://schemas.openxmlformats.org/drawingml/2006/chart" xmlns:pic="http://schemas.openxmlformats.org/drawingml/2006/picture" xmlns:a="http://schemas.openxmlformats.org/drawingml/2006/main" xmlns:sl="http://schemas.openxmlformats.org/schemaLibrary/2006/main">
+          <mc:Fallback xmlns:sl="http://schemas.openxmlformats.org/schemaLibrary/2006/main" xmlns:a="http://schemas.openxmlformats.org/drawingml/2006/main" xmlns:pic="http://schemas.openxmlformats.org/drawingml/2006/picture" xmlns:c="http://schemas.openxmlformats.org/drawingml/2006/chart" xmlns:lc="http://schemas.openxmlformats.org/drawingml/2006/lockedCanvas" xmlns:dgm="http://schemas.openxmlformats.org/drawingml/2006/diagram" xmlns:w16="http://schemas.microsoft.com/office/word/2018/wordml" xmlns:w16cex="http://schemas.microsoft.com/office/word/2018/wordml/cex" xmlns:w16cid="http://schemas.microsoft.com/office/word/2016/wordml/cid" xmlns="http://schemas.microsoft.com/office/tasks/2019/documenttasks" xmlns:cr="http://schemas.microsoft.com/office/comments/2020/reactions">
             <w:drawing>
               <wp:anchor allowOverlap="1" behindDoc="1" distB="0" distT="0" distL="0" distR="0" hidden="0" layoutInCell="1" locked="0" relativeHeight="0" simplePos="0">
                 <wp:simplePos x="0" y="0"/>
@@ -2884,7 +2883,7 @@
               </wp:anchor>
             </w:drawing>
           </mc:Choice>
-          <mc:Fallback xmlns:cr="http://schemas.microsoft.com/office/comments/2020/reactions" xmlns="http://schemas.microsoft.com/office/tasks/2019/documenttasks" xmlns:w16cid="http://schemas.microsoft.com/office/word/2016/wordml/cid" xmlns:w16cex="http://schemas.microsoft.com/office/word/2018/wordml/cex" xmlns:w16="http://schemas.microsoft.com/office/word/2018/wordml" xmlns:dgm="http://schemas.openxmlformats.org/drawingml/2006/diagram" xmlns:lc="http://schemas.openxmlformats.org/drawingml/2006/lockedCanvas" xmlns:c="http://schemas.openxmlformats.org/drawingml/2006/chart" xmlns:pic="http://schemas.openxmlformats.org/drawingml/2006/picture" xmlns:a="http://schemas.openxmlformats.org/drawingml/2006/main" xmlns:sl="http://schemas.openxmlformats.org/schemaLibrary/2006/main">
+          <mc:Fallback xmlns:sl="http://schemas.openxmlformats.org/schemaLibrary/2006/main" xmlns:a="http://schemas.openxmlformats.org/drawingml/2006/main" xmlns:pic="http://schemas.openxmlformats.org/drawingml/2006/picture" xmlns:c="http://schemas.openxmlformats.org/drawingml/2006/chart" xmlns:lc="http://schemas.openxmlformats.org/drawingml/2006/lockedCanvas" xmlns:dgm="http://schemas.openxmlformats.org/drawingml/2006/diagram" xmlns:w16="http://schemas.microsoft.com/office/word/2018/wordml" xmlns:w16cex="http://schemas.microsoft.com/office/word/2018/wordml/cex" xmlns:w16cid="http://schemas.microsoft.com/office/word/2016/wordml/cid" xmlns="http://schemas.microsoft.com/office/tasks/2019/documenttasks" xmlns:cr="http://schemas.microsoft.com/office/comments/2020/reactions">
             <w:drawing>
               <wp:anchor allowOverlap="1" behindDoc="1" distB="0" distT="0" distL="0" distR="0" hidden="0" layoutInCell="1" locked="0" relativeHeight="0" simplePos="0">
                 <wp:simplePos x="0" y="0"/>
@@ -2954,8 +2953,6 @@
         </w:rPr>
         <w:t>}}</w:t>
       </w:r>
-      <w:bookmarkStart w:id="0" w:name="_GoBack"/>
-      <w:bookmarkEnd w:id="0"/>
     </w:p>
     <w:p>
       <w:pPr>
@@ -3159,7 +3156,7 @@
             </wp:anchor>
           </w:drawing>
         </mc:Choice>
-        <mc:Fallback xmlns:cr="http://schemas.microsoft.com/office/comments/2020/reactions" xmlns="http://schemas.microsoft.com/office/tasks/2019/documenttasks" xmlns:w16cid="http://schemas.microsoft.com/office/word/2016/wordml/cid" xmlns:w16cex="http://schemas.microsoft.com/office/word/2018/wordml/cex" xmlns:w16="http://schemas.microsoft.com/office/word/2018/wordml" xmlns:dgm="http://schemas.openxmlformats.org/drawingml/2006/diagram" xmlns:lc="http://schemas.openxmlformats.org/drawingml/2006/lockedCanvas" xmlns:c="http://schemas.openxmlformats.org/drawingml/2006/chart" xmlns:pic="http://schemas.openxmlformats.org/drawingml/2006/picture" xmlns:a="http://schemas.openxmlformats.org/drawingml/2006/main" xmlns:sl="http://schemas.openxmlformats.org/schemaLibrary/2006/main">
+        <mc:Fallback xmlns:sl="http://schemas.openxmlformats.org/schemaLibrary/2006/main" xmlns:a="http://schemas.openxmlformats.org/drawingml/2006/main" xmlns:pic="http://schemas.openxmlformats.org/drawingml/2006/picture" xmlns:c="http://schemas.openxmlformats.org/drawingml/2006/chart" xmlns:lc="http://schemas.openxmlformats.org/drawingml/2006/lockedCanvas" xmlns:dgm="http://schemas.openxmlformats.org/drawingml/2006/diagram" xmlns:w16="http://schemas.microsoft.com/office/word/2018/wordml" xmlns:w16cex="http://schemas.microsoft.com/office/word/2018/wordml/cex" xmlns:w16cid="http://schemas.microsoft.com/office/word/2016/wordml/cid" xmlns="http://schemas.microsoft.com/office/tasks/2019/documenttasks" xmlns:cr="http://schemas.microsoft.com/office/comments/2020/reactions">
           <w:drawing>
             <wp:anchor allowOverlap="1" behindDoc="1" distB="0" distT="0" distL="0" distR="0" hidden="0" layoutInCell="1" locked="0" relativeHeight="0" simplePos="0">
               <wp:simplePos x="0" y="0"/>

--- a/Documents Generation/Cover_Letter.docx
+++ b/Documents Generation/Cover_Letter.docx
@@ -103,7 +103,43 @@
           <w:sz w:val="20"/>
           <w:szCs w:val="20"/>
         </w:rPr>
-        <w:t>Embassy of Germany / France Abu Dhabi, United Arab Emirates</w:t>
+        <w:t xml:space="preserve">Embassy of </w:t>
+      </w:r>
+      <w:r>
+        <w:rPr>
+          <w:color w:val="000000"/>
+          <w:sz w:val="20"/>
+          <w:szCs w:val="20"/>
+        </w:rPr>
+        <w:t>{{schengen_country}}</w:t>
+      </w:r>
+      <w:bookmarkStart w:id="0" w:name="_GoBack"/>
+      <w:bookmarkEnd w:id="0"/>
+    </w:p>
+    <w:p>
+      <w:pPr>
+        <w:pBdr>
+          <w:top w:val="nil"/>
+          <w:left w:val="nil"/>
+          <w:bottom w:val="nil"/>
+          <w:right w:val="nil"/>
+          <w:between w:val="nil"/>
+        </w:pBdr>
+        <w:spacing w:before="55" w:line="291" w:lineRule="auto"/>
+        <w:ind w:left="23" w:right="6029"/>
+        <w:rPr>
+          <w:color w:val="000000"/>
+          <w:sz w:val="20"/>
+          <w:szCs w:val="20"/>
+        </w:rPr>
+      </w:pPr>
+      <w:r>
+        <w:rPr>
+          <w:color w:val="000000"/>
+          <w:sz w:val="20"/>
+          <w:szCs w:val="20"/>
+        </w:rPr>
+        <w:t>Abu Dhabi, United Arab Emirates</w:t>
       </w:r>
     </w:p>
     <w:p>
@@ -535,7 +571,7 @@
               </wp:anchor>
             </w:drawing>
           </mc:Choice>
-          <mc:Fallback xmlns:sl="http://schemas.openxmlformats.org/schemaLibrary/2006/main" xmlns:a="http://schemas.openxmlformats.org/drawingml/2006/main" xmlns:pic="http://schemas.openxmlformats.org/drawingml/2006/picture" xmlns:c="http://schemas.openxmlformats.org/drawingml/2006/chart" xmlns:lc="http://schemas.openxmlformats.org/drawingml/2006/lockedCanvas" xmlns:dgm="http://schemas.openxmlformats.org/drawingml/2006/diagram" xmlns:w16="http://schemas.microsoft.com/office/word/2018/wordml" xmlns:w16cex="http://schemas.microsoft.com/office/word/2018/wordml/cex" xmlns:w16cid="http://schemas.microsoft.com/office/word/2016/wordml/cid" xmlns="http://schemas.microsoft.com/office/tasks/2019/documenttasks" xmlns:cr="http://schemas.microsoft.com/office/comments/2020/reactions">
+          <mc:Fallback xmlns:cr="http://schemas.microsoft.com/office/comments/2020/reactions" xmlns="http://schemas.microsoft.com/office/tasks/2019/documenttasks" xmlns:w16cid="http://schemas.microsoft.com/office/word/2016/wordml/cid" xmlns:w16cex="http://schemas.microsoft.com/office/word/2018/wordml/cex" xmlns:w16="http://schemas.microsoft.com/office/word/2018/wordml" xmlns:dgm="http://schemas.openxmlformats.org/drawingml/2006/diagram" xmlns:lc="http://schemas.openxmlformats.org/drawingml/2006/lockedCanvas" xmlns:c="http://schemas.openxmlformats.org/drawingml/2006/chart" xmlns:pic="http://schemas.openxmlformats.org/drawingml/2006/picture" xmlns:a="http://schemas.openxmlformats.org/drawingml/2006/main" xmlns:sl="http://schemas.openxmlformats.org/schemaLibrary/2006/main">
             <w:drawing>
               <wp:anchor allowOverlap="1" behindDoc="0" distB="0" distT="0" distL="0" distR="0" hidden="0" layoutInCell="1" locked="0" relativeHeight="0" simplePos="0">
                 <wp:simplePos x="0" y="0"/>
@@ -646,7 +682,7 @@
               </wp:anchor>
             </w:drawing>
           </mc:Choice>
-          <mc:Fallback xmlns:sl="http://schemas.openxmlformats.org/schemaLibrary/2006/main" xmlns:a="http://schemas.openxmlformats.org/drawingml/2006/main" xmlns:pic="http://schemas.openxmlformats.org/drawingml/2006/picture" xmlns:c="http://schemas.openxmlformats.org/drawingml/2006/chart" xmlns:lc="http://schemas.openxmlformats.org/drawingml/2006/lockedCanvas" xmlns:dgm="http://schemas.openxmlformats.org/drawingml/2006/diagram" xmlns:w16="http://schemas.microsoft.com/office/word/2018/wordml" xmlns:w16cex="http://schemas.microsoft.com/office/word/2018/wordml/cex" xmlns:w16cid="http://schemas.microsoft.com/office/word/2016/wordml/cid" xmlns="http://schemas.microsoft.com/office/tasks/2019/documenttasks" xmlns:cr="http://schemas.microsoft.com/office/comments/2020/reactions">
+          <mc:Fallback xmlns:cr="http://schemas.microsoft.com/office/comments/2020/reactions" xmlns="http://schemas.microsoft.com/office/tasks/2019/documenttasks" xmlns:w16cid="http://schemas.microsoft.com/office/word/2016/wordml/cid" xmlns:w16cex="http://schemas.microsoft.com/office/word/2018/wordml/cex" xmlns:w16="http://schemas.microsoft.com/office/word/2018/wordml" xmlns:dgm="http://schemas.openxmlformats.org/drawingml/2006/diagram" xmlns:lc="http://schemas.openxmlformats.org/drawingml/2006/lockedCanvas" xmlns:c="http://schemas.openxmlformats.org/drawingml/2006/chart" xmlns:pic="http://schemas.openxmlformats.org/drawingml/2006/picture" xmlns:a="http://schemas.openxmlformats.org/drawingml/2006/main" xmlns:sl="http://schemas.openxmlformats.org/schemaLibrary/2006/main">
             <w:drawing>
               <wp:anchor allowOverlap="1" behindDoc="0" distB="0" distT="0" distL="0" distR="0" hidden="0" layoutInCell="1" locked="0" relativeHeight="0" simplePos="0">
                 <wp:simplePos x="0" y="0"/>
@@ -757,7 +793,7 @@
               </wp:anchor>
             </w:drawing>
           </mc:Choice>
-          <mc:Fallback xmlns:sl="http://schemas.openxmlformats.org/schemaLibrary/2006/main" xmlns:a="http://schemas.openxmlformats.org/drawingml/2006/main" xmlns:pic="http://schemas.openxmlformats.org/drawingml/2006/picture" xmlns:c="http://schemas.openxmlformats.org/drawingml/2006/chart" xmlns:lc="http://schemas.openxmlformats.org/drawingml/2006/lockedCanvas" xmlns:dgm="http://schemas.openxmlformats.org/drawingml/2006/diagram" xmlns:w16="http://schemas.microsoft.com/office/word/2018/wordml" xmlns:w16cex="http://schemas.microsoft.com/office/word/2018/wordml/cex" xmlns:w16cid="http://schemas.microsoft.com/office/word/2016/wordml/cid" xmlns="http://schemas.microsoft.com/office/tasks/2019/documenttasks" xmlns:cr="http://schemas.microsoft.com/office/comments/2020/reactions">
+          <mc:Fallback xmlns:cr="http://schemas.microsoft.com/office/comments/2020/reactions" xmlns="http://schemas.microsoft.com/office/tasks/2019/documenttasks" xmlns:w16cid="http://schemas.microsoft.com/office/word/2016/wordml/cid" xmlns:w16cex="http://schemas.microsoft.com/office/word/2018/wordml/cex" xmlns:w16="http://schemas.microsoft.com/office/word/2018/wordml" xmlns:dgm="http://schemas.openxmlformats.org/drawingml/2006/diagram" xmlns:lc="http://schemas.openxmlformats.org/drawingml/2006/lockedCanvas" xmlns:c="http://schemas.openxmlformats.org/drawingml/2006/chart" xmlns:pic="http://schemas.openxmlformats.org/drawingml/2006/picture" xmlns:a="http://schemas.openxmlformats.org/drawingml/2006/main" xmlns:sl="http://schemas.openxmlformats.org/schemaLibrary/2006/main">
             <w:drawing>
               <wp:anchor allowOverlap="1" behindDoc="0" distB="0" distT="0" distL="0" distR="0" hidden="0" layoutInCell="1" locked="0" relativeHeight="0" simplePos="0">
                 <wp:simplePos x="0" y="0"/>
@@ -868,7 +904,7 @@
               </wp:anchor>
             </w:drawing>
           </mc:Choice>
-          <mc:Fallback xmlns:sl="http://schemas.openxmlformats.org/schemaLibrary/2006/main" xmlns:a="http://schemas.openxmlformats.org/drawingml/2006/main" xmlns:pic="http://schemas.openxmlformats.org/drawingml/2006/picture" xmlns:c="http://schemas.openxmlformats.org/drawingml/2006/chart" xmlns:lc="http://schemas.openxmlformats.org/drawingml/2006/lockedCanvas" xmlns:dgm="http://schemas.openxmlformats.org/drawingml/2006/diagram" xmlns:w16="http://schemas.microsoft.com/office/word/2018/wordml" xmlns:w16cex="http://schemas.microsoft.com/office/word/2018/wordml/cex" xmlns:w16cid="http://schemas.microsoft.com/office/word/2016/wordml/cid" xmlns="http://schemas.microsoft.com/office/tasks/2019/documenttasks" xmlns:cr="http://schemas.microsoft.com/office/comments/2020/reactions">
+          <mc:Fallback xmlns:cr="http://schemas.microsoft.com/office/comments/2020/reactions" xmlns="http://schemas.microsoft.com/office/tasks/2019/documenttasks" xmlns:w16cid="http://schemas.microsoft.com/office/word/2016/wordml/cid" xmlns:w16cex="http://schemas.microsoft.com/office/word/2018/wordml/cex" xmlns:w16="http://schemas.microsoft.com/office/word/2018/wordml" xmlns:dgm="http://schemas.openxmlformats.org/drawingml/2006/diagram" xmlns:lc="http://schemas.openxmlformats.org/drawingml/2006/lockedCanvas" xmlns:c="http://schemas.openxmlformats.org/drawingml/2006/chart" xmlns:pic="http://schemas.openxmlformats.org/drawingml/2006/picture" xmlns:a="http://schemas.openxmlformats.org/drawingml/2006/main" xmlns:sl="http://schemas.openxmlformats.org/schemaLibrary/2006/main">
             <w:drawing>
               <wp:anchor allowOverlap="1" behindDoc="0" distB="0" distT="0" distL="0" distR="0" hidden="0" layoutInCell="1" locked="0" relativeHeight="0" simplePos="0">
                 <wp:simplePos x="0" y="0"/>
@@ -979,7 +1015,7 @@
               </wp:anchor>
             </w:drawing>
           </mc:Choice>
-          <mc:Fallback xmlns:sl="http://schemas.openxmlformats.org/schemaLibrary/2006/main" xmlns:a="http://schemas.openxmlformats.org/drawingml/2006/main" xmlns:pic="http://schemas.openxmlformats.org/drawingml/2006/picture" xmlns:c="http://schemas.openxmlformats.org/drawingml/2006/chart" xmlns:lc="http://schemas.openxmlformats.org/drawingml/2006/lockedCanvas" xmlns:dgm="http://schemas.openxmlformats.org/drawingml/2006/diagram" xmlns:w16="http://schemas.microsoft.com/office/word/2018/wordml" xmlns:w16cex="http://schemas.microsoft.com/office/word/2018/wordml/cex" xmlns:w16cid="http://schemas.microsoft.com/office/word/2016/wordml/cid" xmlns="http://schemas.microsoft.com/office/tasks/2019/documenttasks" xmlns:cr="http://schemas.microsoft.com/office/comments/2020/reactions">
+          <mc:Fallback xmlns:cr="http://schemas.microsoft.com/office/comments/2020/reactions" xmlns="http://schemas.microsoft.com/office/tasks/2019/documenttasks" xmlns:w16cid="http://schemas.microsoft.com/office/word/2016/wordml/cid" xmlns:w16cex="http://schemas.microsoft.com/office/word/2018/wordml/cex" xmlns:w16="http://schemas.microsoft.com/office/word/2018/wordml" xmlns:dgm="http://schemas.openxmlformats.org/drawingml/2006/diagram" xmlns:lc="http://schemas.openxmlformats.org/drawingml/2006/lockedCanvas" xmlns:c="http://schemas.openxmlformats.org/drawingml/2006/chart" xmlns:pic="http://schemas.openxmlformats.org/drawingml/2006/picture" xmlns:a="http://schemas.openxmlformats.org/drawingml/2006/main" xmlns:sl="http://schemas.openxmlformats.org/schemaLibrary/2006/main">
             <w:drawing>
               <wp:anchor allowOverlap="1" behindDoc="0" distB="0" distT="0" distL="0" distR="0" hidden="0" layoutInCell="1" locked="0" relativeHeight="0" simplePos="0">
                 <wp:simplePos x="0" y="0"/>
@@ -1090,7 +1126,7 @@
               </wp:anchor>
             </w:drawing>
           </mc:Choice>
-          <mc:Fallback xmlns:sl="http://schemas.openxmlformats.org/schemaLibrary/2006/main" xmlns:a="http://schemas.openxmlformats.org/drawingml/2006/main" xmlns:pic="http://schemas.openxmlformats.org/drawingml/2006/picture" xmlns:c="http://schemas.openxmlformats.org/drawingml/2006/chart" xmlns:lc="http://schemas.openxmlformats.org/drawingml/2006/lockedCanvas" xmlns:dgm="http://schemas.openxmlformats.org/drawingml/2006/diagram" xmlns:w16="http://schemas.microsoft.com/office/word/2018/wordml" xmlns:w16cex="http://schemas.microsoft.com/office/word/2018/wordml/cex" xmlns:w16cid="http://schemas.microsoft.com/office/word/2016/wordml/cid" xmlns="http://schemas.microsoft.com/office/tasks/2019/documenttasks" xmlns:cr="http://schemas.microsoft.com/office/comments/2020/reactions">
+          <mc:Fallback xmlns:cr="http://schemas.microsoft.com/office/comments/2020/reactions" xmlns="http://schemas.microsoft.com/office/tasks/2019/documenttasks" xmlns:w16cid="http://schemas.microsoft.com/office/word/2016/wordml/cid" xmlns:w16cex="http://schemas.microsoft.com/office/word/2018/wordml/cex" xmlns:w16="http://schemas.microsoft.com/office/word/2018/wordml" xmlns:dgm="http://schemas.openxmlformats.org/drawingml/2006/diagram" xmlns:lc="http://schemas.openxmlformats.org/drawingml/2006/lockedCanvas" xmlns:c="http://schemas.openxmlformats.org/drawingml/2006/chart" xmlns:pic="http://schemas.openxmlformats.org/drawingml/2006/picture" xmlns:a="http://schemas.openxmlformats.org/drawingml/2006/main" xmlns:sl="http://schemas.openxmlformats.org/schemaLibrary/2006/main">
             <w:drawing>
               <wp:anchor allowOverlap="1" behindDoc="0" distB="0" distT="0" distL="0" distR="0" hidden="0" layoutInCell="1" locked="0" relativeHeight="0" simplePos="0">
                 <wp:simplePos x="0" y="0"/>
@@ -1392,7 +1428,7 @@
               </wp:anchor>
             </w:drawing>
           </mc:Choice>
-          <mc:Fallback xmlns:sl="http://schemas.openxmlformats.org/schemaLibrary/2006/main" xmlns:a="http://schemas.openxmlformats.org/drawingml/2006/main" xmlns:pic="http://schemas.openxmlformats.org/drawingml/2006/picture" xmlns:c="http://schemas.openxmlformats.org/drawingml/2006/chart" xmlns:lc="http://schemas.openxmlformats.org/drawingml/2006/lockedCanvas" xmlns:dgm="http://schemas.openxmlformats.org/drawingml/2006/diagram" xmlns:w16="http://schemas.microsoft.com/office/word/2018/wordml" xmlns:w16cex="http://schemas.microsoft.com/office/word/2018/wordml/cex" xmlns:w16cid="http://schemas.microsoft.com/office/word/2016/wordml/cid" xmlns="http://schemas.microsoft.com/office/tasks/2019/documenttasks" xmlns:cr="http://schemas.microsoft.com/office/comments/2020/reactions">
+          <mc:Fallback xmlns:cr="http://schemas.microsoft.com/office/comments/2020/reactions" xmlns="http://schemas.microsoft.com/office/tasks/2019/documenttasks" xmlns:w16cid="http://schemas.microsoft.com/office/word/2016/wordml/cid" xmlns:w16cex="http://schemas.microsoft.com/office/word/2018/wordml/cex" xmlns:w16="http://schemas.microsoft.com/office/word/2018/wordml" xmlns:dgm="http://schemas.openxmlformats.org/drawingml/2006/diagram" xmlns:lc="http://schemas.openxmlformats.org/drawingml/2006/lockedCanvas" xmlns:c="http://schemas.openxmlformats.org/drawingml/2006/chart" xmlns:pic="http://schemas.openxmlformats.org/drawingml/2006/picture" xmlns:a="http://schemas.openxmlformats.org/drawingml/2006/main" xmlns:sl="http://schemas.openxmlformats.org/schemaLibrary/2006/main">
             <w:drawing>
               <wp:anchor allowOverlap="1" behindDoc="1" distB="0" distT="0" distL="0" distR="0" hidden="0" layoutInCell="1" locked="0" relativeHeight="0" simplePos="0">
                 <wp:simplePos x="0" y="0"/>
@@ -1503,7 +1539,7 @@
               </wp:anchor>
             </w:drawing>
           </mc:Choice>
-          <mc:Fallback xmlns:sl="http://schemas.openxmlformats.org/schemaLibrary/2006/main" xmlns:a="http://schemas.openxmlformats.org/drawingml/2006/main" xmlns:pic="http://schemas.openxmlformats.org/drawingml/2006/picture" xmlns:c="http://schemas.openxmlformats.org/drawingml/2006/chart" xmlns:lc="http://schemas.openxmlformats.org/drawingml/2006/lockedCanvas" xmlns:dgm="http://schemas.openxmlformats.org/drawingml/2006/diagram" xmlns:w16="http://schemas.microsoft.com/office/word/2018/wordml" xmlns:w16cex="http://schemas.microsoft.com/office/word/2018/wordml/cex" xmlns:w16cid="http://schemas.microsoft.com/office/word/2016/wordml/cid" xmlns="http://schemas.microsoft.com/office/tasks/2019/documenttasks" xmlns:cr="http://schemas.microsoft.com/office/comments/2020/reactions">
+          <mc:Fallback xmlns:cr="http://schemas.microsoft.com/office/comments/2020/reactions" xmlns="http://schemas.microsoft.com/office/tasks/2019/documenttasks" xmlns:w16cid="http://schemas.microsoft.com/office/word/2016/wordml/cid" xmlns:w16cex="http://schemas.microsoft.com/office/word/2018/wordml/cex" xmlns:w16="http://schemas.microsoft.com/office/word/2018/wordml" xmlns:dgm="http://schemas.openxmlformats.org/drawingml/2006/diagram" xmlns:lc="http://schemas.openxmlformats.org/drawingml/2006/lockedCanvas" xmlns:c="http://schemas.openxmlformats.org/drawingml/2006/chart" xmlns:pic="http://schemas.openxmlformats.org/drawingml/2006/picture" xmlns:a="http://schemas.openxmlformats.org/drawingml/2006/main" xmlns:sl="http://schemas.openxmlformats.org/schemaLibrary/2006/main">
             <w:drawing>
               <wp:anchor allowOverlap="1" behindDoc="1" distB="0" distT="0" distL="0" distR="0" hidden="0" layoutInCell="1" locked="0" relativeHeight="0" simplePos="0">
                 <wp:simplePos x="0" y="0"/>
@@ -1614,7 +1650,7 @@
               </wp:anchor>
             </w:drawing>
           </mc:Choice>
-          <mc:Fallback xmlns:sl="http://schemas.openxmlformats.org/schemaLibrary/2006/main" xmlns:a="http://schemas.openxmlformats.org/drawingml/2006/main" xmlns:pic="http://schemas.openxmlformats.org/drawingml/2006/picture" xmlns:c="http://schemas.openxmlformats.org/drawingml/2006/chart" xmlns:lc="http://schemas.openxmlformats.org/drawingml/2006/lockedCanvas" xmlns:dgm="http://schemas.openxmlformats.org/drawingml/2006/diagram" xmlns:w16="http://schemas.microsoft.com/office/word/2018/wordml" xmlns:w16cex="http://schemas.microsoft.com/office/word/2018/wordml/cex" xmlns:w16cid="http://schemas.microsoft.com/office/word/2016/wordml/cid" xmlns="http://schemas.microsoft.com/office/tasks/2019/documenttasks" xmlns:cr="http://schemas.microsoft.com/office/comments/2020/reactions">
+          <mc:Fallback xmlns:cr="http://schemas.microsoft.com/office/comments/2020/reactions" xmlns="http://schemas.microsoft.com/office/tasks/2019/documenttasks" xmlns:w16cid="http://schemas.microsoft.com/office/word/2016/wordml/cid" xmlns:w16cex="http://schemas.microsoft.com/office/word/2018/wordml/cex" xmlns:w16="http://schemas.microsoft.com/office/word/2018/wordml" xmlns:dgm="http://schemas.openxmlformats.org/drawingml/2006/diagram" xmlns:lc="http://schemas.openxmlformats.org/drawingml/2006/lockedCanvas" xmlns:c="http://schemas.openxmlformats.org/drawingml/2006/chart" xmlns:pic="http://schemas.openxmlformats.org/drawingml/2006/picture" xmlns:a="http://schemas.openxmlformats.org/drawingml/2006/main" xmlns:sl="http://schemas.openxmlformats.org/schemaLibrary/2006/main">
             <w:drawing>
               <wp:anchor allowOverlap="1" behindDoc="1" distB="0" distT="0" distL="0" distR="0" hidden="0" layoutInCell="1" locked="0" relativeHeight="0" simplePos="0">
                 <wp:simplePos x="0" y="0"/>
@@ -1725,7 +1761,7 @@
               </wp:anchor>
             </w:drawing>
           </mc:Choice>
-          <mc:Fallback xmlns:sl="http://schemas.openxmlformats.org/schemaLibrary/2006/main" xmlns:a="http://schemas.openxmlformats.org/drawingml/2006/main" xmlns:pic="http://schemas.openxmlformats.org/drawingml/2006/picture" xmlns:c="http://schemas.openxmlformats.org/drawingml/2006/chart" xmlns:lc="http://schemas.openxmlformats.org/drawingml/2006/lockedCanvas" xmlns:dgm="http://schemas.openxmlformats.org/drawingml/2006/diagram" xmlns:w16="http://schemas.microsoft.com/office/word/2018/wordml" xmlns:w16cex="http://schemas.microsoft.com/office/word/2018/wordml/cex" xmlns:w16cid="http://schemas.microsoft.com/office/word/2016/wordml/cid" xmlns="http://schemas.microsoft.com/office/tasks/2019/documenttasks" xmlns:cr="http://schemas.microsoft.com/office/comments/2020/reactions">
+          <mc:Fallback xmlns:cr="http://schemas.microsoft.com/office/comments/2020/reactions" xmlns="http://schemas.microsoft.com/office/tasks/2019/documenttasks" xmlns:w16cid="http://schemas.microsoft.com/office/word/2016/wordml/cid" xmlns:w16cex="http://schemas.microsoft.com/office/word/2018/wordml/cex" xmlns:w16="http://schemas.microsoft.com/office/word/2018/wordml" xmlns:dgm="http://schemas.openxmlformats.org/drawingml/2006/diagram" xmlns:lc="http://schemas.openxmlformats.org/drawingml/2006/lockedCanvas" xmlns:c="http://schemas.openxmlformats.org/drawingml/2006/chart" xmlns:pic="http://schemas.openxmlformats.org/drawingml/2006/picture" xmlns:a="http://schemas.openxmlformats.org/drawingml/2006/main" xmlns:sl="http://schemas.openxmlformats.org/schemaLibrary/2006/main">
             <w:drawing>
               <wp:anchor allowOverlap="1" behindDoc="1" distB="0" distT="0" distL="0" distR="0" hidden="0" layoutInCell="1" locked="0" relativeHeight="0" simplePos="0">
                 <wp:simplePos x="0" y="0"/>
@@ -1836,7 +1872,7 @@
               </wp:anchor>
             </w:drawing>
           </mc:Choice>
-          <mc:Fallback xmlns:sl="http://schemas.openxmlformats.org/schemaLibrary/2006/main" xmlns:a="http://schemas.openxmlformats.org/drawingml/2006/main" xmlns:pic="http://schemas.openxmlformats.org/drawingml/2006/picture" xmlns:c="http://schemas.openxmlformats.org/drawingml/2006/chart" xmlns:lc="http://schemas.openxmlformats.org/drawingml/2006/lockedCanvas" xmlns:dgm="http://schemas.openxmlformats.org/drawingml/2006/diagram" xmlns:w16="http://schemas.microsoft.com/office/word/2018/wordml" xmlns:w16cex="http://schemas.microsoft.com/office/word/2018/wordml/cex" xmlns:w16cid="http://schemas.microsoft.com/office/word/2016/wordml/cid" xmlns="http://schemas.microsoft.com/office/tasks/2019/documenttasks" xmlns:cr="http://schemas.microsoft.com/office/comments/2020/reactions">
+          <mc:Fallback xmlns:cr="http://schemas.microsoft.com/office/comments/2020/reactions" xmlns="http://schemas.microsoft.com/office/tasks/2019/documenttasks" xmlns:w16cid="http://schemas.microsoft.com/office/word/2016/wordml/cid" xmlns:w16cex="http://schemas.microsoft.com/office/word/2018/wordml/cex" xmlns:w16="http://schemas.microsoft.com/office/word/2018/wordml" xmlns:dgm="http://schemas.openxmlformats.org/drawingml/2006/diagram" xmlns:lc="http://schemas.openxmlformats.org/drawingml/2006/lockedCanvas" xmlns:c="http://schemas.openxmlformats.org/drawingml/2006/chart" xmlns:pic="http://schemas.openxmlformats.org/drawingml/2006/picture" xmlns:a="http://schemas.openxmlformats.org/drawingml/2006/main" xmlns:sl="http://schemas.openxmlformats.org/schemaLibrary/2006/main">
             <w:drawing>
               <wp:anchor allowOverlap="1" behindDoc="1" distB="0" distT="0" distL="0" distR="0" hidden="0" layoutInCell="1" locked="0" relativeHeight="0" simplePos="0">
                 <wp:simplePos x="0" y="0"/>
@@ -1962,7 +1998,21 @@
           <w:sz w:val="20"/>
           <w:szCs w:val="20"/>
         </w:rPr>
-        <w:t xml:space="preserve">, in my capacity as a domestic worker, and to assist him/her during the stay. I confirm that I will </w:t>
+        <w:t xml:space="preserve">, in my capacity as a domestic worker, and to assist </w:t>
+      </w:r>
+      <w:r>
+        <w:rPr>
+          <w:sz w:val="20"/>
+          <w:szCs w:val="20"/>
+        </w:rPr>
+        <w:t>them</w:t>
+      </w:r>
+      <w:r>
+        <w:rPr>
+          <w:sz w:val="20"/>
+          <w:szCs w:val="20"/>
+        </w:rPr>
+        <w:t xml:space="preserve"> during the stay. I confirm that I will </w:t>
       </w:r>
       <w:r>
         <w:rPr>
@@ -2269,8 +2319,6 @@
       <w:r>
         <w:t>maid_full_</w:t>
       </w:r>
-      <w:bookmarkStart w:id="0" w:name="_GoBack"/>
-      <w:bookmarkEnd w:id="0"/>
       <w:r>
         <w:t>name</w:t>
       </w:r>
@@ -2342,7 +2390,7 @@
               </wp:anchor>
             </w:drawing>
           </mc:Choice>
-          <mc:Fallback xmlns:sl="http://schemas.openxmlformats.org/schemaLibrary/2006/main" xmlns:a="http://schemas.openxmlformats.org/drawingml/2006/main" xmlns:pic="http://schemas.openxmlformats.org/drawingml/2006/picture" xmlns:c="http://schemas.openxmlformats.org/drawingml/2006/chart" xmlns:lc="http://schemas.openxmlformats.org/drawingml/2006/lockedCanvas" xmlns:dgm="http://schemas.openxmlformats.org/drawingml/2006/diagram" xmlns:w16="http://schemas.microsoft.com/office/word/2018/wordml" xmlns:w16cex="http://schemas.microsoft.com/office/word/2018/wordml/cex" xmlns:w16cid="http://schemas.microsoft.com/office/word/2016/wordml/cid" xmlns="http://schemas.microsoft.com/office/tasks/2019/documenttasks" xmlns:cr="http://schemas.microsoft.com/office/comments/2020/reactions">
+          <mc:Fallback xmlns:cr="http://schemas.microsoft.com/office/comments/2020/reactions" xmlns="http://schemas.microsoft.com/office/tasks/2019/documenttasks" xmlns:w16cid="http://schemas.microsoft.com/office/word/2016/wordml/cid" xmlns:w16cex="http://schemas.microsoft.com/office/word/2018/wordml/cex" xmlns:w16="http://schemas.microsoft.com/office/word/2018/wordml" xmlns:dgm="http://schemas.openxmlformats.org/drawingml/2006/diagram" xmlns:lc="http://schemas.openxmlformats.org/drawingml/2006/lockedCanvas" xmlns:c="http://schemas.openxmlformats.org/drawingml/2006/chart" xmlns:pic="http://schemas.openxmlformats.org/drawingml/2006/picture" xmlns:a="http://schemas.openxmlformats.org/drawingml/2006/main" xmlns:sl="http://schemas.openxmlformats.org/schemaLibrary/2006/main">
             <w:drawing>
               <wp:anchor allowOverlap="1" behindDoc="1" distB="0" distT="0" distL="0" distR="0" hidden="0" layoutInCell="1" locked="0" relativeHeight="0" simplePos="0">
                 <wp:simplePos x="0" y="0"/>
@@ -2453,7 +2501,7 @@
               </wp:anchor>
             </w:drawing>
           </mc:Choice>
-          <mc:Fallback xmlns:sl="http://schemas.openxmlformats.org/schemaLibrary/2006/main" xmlns:a="http://schemas.openxmlformats.org/drawingml/2006/main" xmlns:pic="http://schemas.openxmlformats.org/drawingml/2006/picture" xmlns:c="http://schemas.openxmlformats.org/drawingml/2006/chart" xmlns:lc="http://schemas.openxmlformats.org/drawingml/2006/lockedCanvas" xmlns:dgm="http://schemas.openxmlformats.org/drawingml/2006/diagram" xmlns:w16="http://schemas.microsoft.com/office/word/2018/wordml" xmlns:w16cex="http://schemas.microsoft.com/office/word/2018/wordml/cex" xmlns:w16cid="http://schemas.microsoft.com/office/word/2016/wordml/cid" xmlns="http://schemas.microsoft.com/office/tasks/2019/documenttasks" xmlns:cr="http://schemas.microsoft.com/office/comments/2020/reactions">
+          <mc:Fallback xmlns:cr="http://schemas.microsoft.com/office/comments/2020/reactions" xmlns="http://schemas.microsoft.com/office/tasks/2019/documenttasks" xmlns:w16cid="http://schemas.microsoft.com/office/word/2016/wordml/cid" xmlns:w16cex="http://schemas.microsoft.com/office/word/2018/wordml/cex" xmlns:w16="http://schemas.microsoft.com/office/word/2018/wordml" xmlns:dgm="http://schemas.openxmlformats.org/drawingml/2006/diagram" xmlns:lc="http://schemas.openxmlformats.org/drawingml/2006/lockedCanvas" xmlns:c="http://schemas.openxmlformats.org/drawingml/2006/chart" xmlns:pic="http://schemas.openxmlformats.org/drawingml/2006/picture" xmlns:a="http://schemas.openxmlformats.org/drawingml/2006/main" xmlns:sl="http://schemas.openxmlformats.org/schemaLibrary/2006/main">
             <w:drawing>
               <wp:anchor allowOverlap="1" behindDoc="1" distB="0" distT="0" distL="0" distR="0" hidden="0" layoutInCell="1" locked="0" relativeHeight="0" simplePos="0">
                 <wp:simplePos x="0" y="0"/>
@@ -2661,7 +2709,7 @@
               </wp:anchor>
             </w:drawing>
           </mc:Choice>
-          <mc:Fallback xmlns:sl="http://schemas.openxmlformats.org/schemaLibrary/2006/main" xmlns:a="http://schemas.openxmlformats.org/drawingml/2006/main" xmlns:pic="http://schemas.openxmlformats.org/drawingml/2006/picture" xmlns:c="http://schemas.openxmlformats.org/drawingml/2006/chart" xmlns:lc="http://schemas.openxmlformats.org/drawingml/2006/lockedCanvas" xmlns:dgm="http://schemas.openxmlformats.org/drawingml/2006/diagram" xmlns:w16="http://schemas.microsoft.com/office/word/2018/wordml" xmlns:w16cex="http://schemas.microsoft.com/office/word/2018/wordml/cex" xmlns:w16cid="http://schemas.microsoft.com/office/word/2016/wordml/cid" xmlns="http://schemas.microsoft.com/office/tasks/2019/documenttasks" xmlns:cr="http://schemas.microsoft.com/office/comments/2020/reactions">
+          <mc:Fallback xmlns:cr="http://schemas.microsoft.com/office/comments/2020/reactions" xmlns="http://schemas.microsoft.com/office/tasks/2019/documenttasks" xmlns:w16cid="http://schemas.microsoft.com/office/word/2016/wordml/cid" xmlns:w16cex="http://schemas.microsoft.com/office/word/2018/wordml/cex" xmlns:w16="http://schemas.microsoft.com/office/word/2018/wordml" xmlns:dgm="http://schemas.openxmlformats.org/drawingml/2006/diagram" xmlns:lc="http://schemas.openxmlformats.org/drawingml/2006/lockedCanvas" xmlns:c="http://schemas.openxmlformats.org/drawingml/2006/chart" xmlns:pic="http://schemas.openxmlformats.org/drawingml/2006/picture" xmlns:a="http://schemas.openxmlformats.org/drawingml/2006/main" xmlns:sl="http://schemas.openxmlformats.org/schemaLibrary/2006/main">
             <w:drawing>
               <wp:anchor allowOverlap="1" behindDoc="1" distB="0" distT="0" distL="0" distR="0" hidden="0" layoutInCell="1" locked="0" relativeHeight="0" simplePos="0">
                 <wp:simplePos x="0" y="0"/>
@@ -2772,7 +2820,7 @@
               </wp:anchor>
             </w:drawing>
           </mc:Choice>
-          <mc:Fallback xmlns:sl="http://schemas.openxmlformats.org/schemaLibrary/2006/main" xmlns:a="http://schemas.openxmlformats.org/drawingml/2006/main" xmlns:pic="http://schemas.openxmlformats.org/drawingml/2006/picture" xmlns:c="http://schemas.openxmlformats.org/drawingml/2006/chart" xmlns:lc="http://schemas.openxmlformats.org/drawingml/2006/lockedCanvas" xmlns:dgm="http://schemas.openxmlformats.org/drawingml/2006/diagram" xmlns:w16="http://schemas.microsoft.com/office/word/2018/wordml" xmlns:w16cex="http://schemas.microsoft.com/office/word/2018/wordml/cex" xmlns:w16cid="http://schemas.microsoft.com/office/word/2016/wordml/cid" xmlns="http://schemas.microsoft.com/office/tasks/2019/documenttasks" xmlns:cr="http://schemas.microsoft.com/office/comments/2020/reactions">
+          <mc:Fallback xmlns:cr="http://schemas.microsoft.com/office/comments/2020/reactions" xmlns="http://schemas.microsoft.com/office/tasks/2019/documenttasks" xmlns:w16cid="http://schemas.microsoft.com/office/word/2016/wordml/cid" xmlns:w16cex="http://schemas.microsoft.com/office/word/2018/wordml/cex" xmlns:w16="http://schemas.microsoft.com/office/word/2018/wordml" xmlns:dgm="http://schemas.openxmlformats.org/drawingml/2006/diagram" xmlns:lc="http://schemas.openxmlformats.org/drawingml/2006/lockedCanvas" xmlns:c="http://schemas.openxmlformats.org/drawingml/2006/chart" xmlns:pic="http://schemas.openxmlformats.org/drawingml/2006/picture" xmlns:a="http://schemas.openxmlformats.org/drawingml/2006/main" xmlns:sl="http://schemas.openxmlformats.org/schemaLibrary/2006/main">
             <w:drawing>
               <wp:anchor allowOverlap="1" behindDoc="1" distB="0" distT="0" distL="0" distR="0" hidden="0" layoutInCell="1" locked="0" relativeHeight="0" simplePos="0">
                 <wp:simplePos x="0" y="0"/>
@@ -2883,7 +2931,7 @@
               </wp:anchor>
             </w:drawing>
           </mc:Choice>
-          <mc:Fallback xmlns:sl="http://schemas.openxmlformats.org/schemaLibrary/2006/main" xmlns:a="http://schemas.openxmlformats.org/drawingml/2006/main" xmlns:pic="http://schemas.openxmlformats.org/drawingml/2006/picture" xmlns:c="http://schemas.openxmlformats.org/drawingml/2006/chart" xmlns:lc="http://schemas.openxmlformats.org/drawingml/2006/lockedCanvas" xmlns:dgm="http://schemas.openxmlformats.org/drawingml/2006/diagram" xmlns:w16="http://schemas.microsoft.com/office/word/2018/wordml" xmlns:w16cex="http://schemas.microsoft.com/office/word/2018/wordml/cex" xmlns:w16cid="http://schemas.microsoft.com/office/word/2016/wordml/cid" xmlns="http://schemas.microsoft.com/office/tasks/2019/documenttasks" xmlns:cr="http://schemas.microsoft.com/office/comments/2020/reactions">
+          <mc:Fallback xmlns:cr="http://schemas.microsoft.com/office/comments/2020/reactions" xmlns="http://schemas.microsoft.com/office/tasks/2019/documenttasks" xmlns:w16cid="http://schemas.microsoft.com/office/word/2016/wordml/cid" xmlns:w16cex="http://schemas.microsoft.com/office/word/2018/wordml/cex" xmlns:w16="http://schemas.microsoft.com/office/word/2018/wordml" xmlns:dgm="http://schemas.openxmlformats.org/drawingml/2006/diagram" xmlns:lc="http://schemas.openxmlformats.org/drawingml/2006/lockedCanvas" xmlns:c="http://schemas.openxmlformats.org/drawingml/2006/chart" xmlns:pic="http://schemas.openxmlformats.org/drawingml/2006/picture" xmlns:a="http://schemas.openxmlformats.org/drawingml/2006/main" xmlns:sl="http://schemas.openxmlformats.org/schemaLibrary/2006/main">
             <w:drawing>
               <wp:anchor allowOverlap="1" behindDoc="1" distB="0" distT="0" distL="0" distR="0" hidden="0" layoutInCell="1" locked="0" relativeHeight="0" simplePos="0">
                 <wp:simplePos x="0" y="0"/>
@@ -3156,7 +3204,7 @@
             </wp:anchor>
           </w:drawing>
         </mc:Choice>
-        <mc:Fallback xmlns:sl="http://schemas.openxmlformats.org/schemaLibrary/2006/main" xmlns:a="http://schemas.openxmlformats.org/drawingml/2006/main" xmlns:pic="http://schemas.openxmlformats.org/drawingml/2006/picture" xmlns:c="http://schemas.openxmlformats.org/drawingml/2006/chart" xmlns:lc="http://schemas.openxmlformats.org/drawingml/2006/lockedCanvas" xmlns:dgm="http://schemas.openxmlformats.org/drawingml/2006/diagram" xmlns:w16="http://schemas.microsoft.com/office/word/2018/wordml" xmlns:w16cex="http://schemas.microsoft.com/office/word/2018/wordml/cex" xmlns:w16cid="http://schemas.microsoft.com/office/word/2016/wordml/cid" xmlns="http://schemas.microsoft.com/office/tasks/2019/documenttasks" xmlns:cr="http://schemas.microsoft.com/office/comments/2020/reactions">
+        <mc:Fallback xmlns:cr="http://schemas.microsoft.com/office/comments/2020/reactions" xmlns="http://schemas.microsoft.com/office/tasks/2019/documenttasks" xmlns:w16cid="http://schemas.microsoft.com/office/word/2016/wordml/cid" xmlns:w16cex="http://schemas.microsoft.com/office/word/2018/wordml/cex" xmlns:w16="http://schemas.microsoft.com/office/word/2018/wordml" xmlns:dgm="http://schemas.openxmlformats.org/drawingml/2006/diagram" xmlns:lc="http://schemas.openxmlformats.org/drawingml/2006/lockedCanvas" xmlns:c="http://schemas.openxmlformats.org/drawingml/2006/chart" xmlns:pic="http://schemas.openxmlformats.org/drawingml/2006/picture" xmlns:a="http://schemas.openxmlformats.org/drawingml/2006/main" xmlns:sl="http://schemas.openxmlformats.org/schemaLibrary/2006/main">
           <w:drawing>
             <wp:anchor allowOverlap="1" behindDoc="1" distB="0" distT="0" distL="0" distR="0" hidden="0" layoutInCell="1" locked="0" relativeHeight="0" simplePos="0">
               <wp:simplePos x="0" y="0"/>

--- a/Documents Generation/Cover_Letter.docx
+++ b/Documents Generation/Cover_Letter.docx
@@ -1216,7 +1216,7 @@
           <w:sz w:val="20"/>
           <w:szCs w:val="20"/>
         </w:rPr>
-        <w:t>under the sponsorship of</w:t>
+        <w:t>under Maids.cc working at the house of</w:t>
       </w:r>
       <w:r>
         <w:rPr>
@@ -3093,6 +3093,11 @@
     </w:p>
     <w:sectPr>
       <w:footerReference w:type="default" r:id="rId7"/>
+      <w:headerReference w:type="default" r:id="rId10"/>
+      <w:headerReference w:type="first" r:id="rId11"/>
+      <w:footerReference w:type="first" r:id="rId12"/>
+      <w:headerReference w:type="even" r:id="rId13"/>
+      <w:footerReference w:type="even" r:id="rId14"/>
       <w:pgSz w:w="11910" w:h="16840"/>
       <w:pgMar w:top="1420" w:right="1417" w:bottom="1080" w:left="1417" w:header="0" w:footer="891" w:gutter="0"/>
       <w:pgNumType w:start="1"/>
@@ -3252,6 +3257,26 @@
 </w:ftr>
 </file>
 
+<file path=word/footer2.xml><?xml version="1.0" encoding="utf-8"?>
+<w:ftr xmlns:m="http://schemas.openxmlformats.org/officeDocument/2006/math" xmlns:mc="http://schemas.openxmlformats.org/markup-compatibility/2006" xmlns:mo="http://schemas.microsoft.com/office/mac/office/2008/main" xmlns:mv="urn:schemas-microsoft-com:mac:vml" xmlns:o="urn:schemas-microsoft-com:office:office" xmlns:r="http://schemas.openxmlformats.org/officeDocument/2006/relationships" xmlns:v="urn:schemas-microsoft-com:vml" xmlns:w10="urn:schemas-microsoft-com:office:word" xmlns:w14="http://schemas.microsoft.com/office/word/2010/wordml" xmlns:w="http://schemas.openxmlformats.org/wordprocessingml/2006/main" xmlns:wne="http://schemas.microsoft.com/office/word/2006/wordml" xmlns:wp14="http://schemas.microsoft.com/office/word/2010/wordprocessingDrawing" xmlns:wp="http://schemas.openxmlformats.org/drawingml/2006/wordprocessingDrawing" xmlns:wpc="http://schemas.microsoft.com/office/word/2010/wordprocessingCanvas" xmlns:wpg="http://schemas.microsoft.com/office/word/2010/wordprocessingGroup" xmlns:wpi="http://schemas.microsoft.com/office/word/2010/wordprocessingInk" xmlns:wps="http://schemas.microsoft.com/office/word/2010/wordprocessingShape" mc:Ignorable="w14 wp14">
+  <w:p>
+    <w:pPr>
+      <w:pStyle w:val="Footer"/>
+    </w:pPr>
+  </w:p>
+</w:ftr>
+</file>
+
+<file path=word/footer3.xml><?xml version="1.0" encoding="utf-8"?>
+<w:ftr xmlns:m="http://schemas.openxmlformats.org/officeDocument/2006/math" xmlns:mc="http://schemas.openxmlformats.org/markup-compatibility/2006" xmlns:mo="http://schemas.microsoft.com/office/mac/office/2008/main" xmlns:mv="urn:schemas-microsoft-com:mac:vml" xmlns:o="urn:schemas-microsoft-com:office:office" xmlns:r="http://schemas.openxmlformats.org/officeDocument/2006/relationships" xmlns:v="urn:schemas-microsoft-com:vml" xmlns:w10="urn:schemas-microsoft-com:office:word" xmlns:w14="http://schemas.microsoft.com/office/word/2010/wordml" xmlns:w="http://schemas.openxmlformats.org/wordprocessingml/2006/main" xmlns:wne="http://schemas.microsoft.com/office/word/2006/wordml" xmlns:wp14="http://schemas.microsoft.com/office/word/2010/wordprocessingDrawing" xmlns:wp="http://schemas.openxmlformats.org/drawingml/2006/wordprocessingDrawing" xmlns:wpc="http://schemas.microsoft.com/office/word/2010/wordprocessingCanvas" xmlns:wpg="http://schemas.microsoft.com/office/word/2010/wordprocessingGroup" xmlns:wpi="http://schemas.microsoft.com/office/word/2010/wordprocessingInk" xmlns:wps="http://schemas.microsoft.com/office/word/2010/wordprocessingShape" mc:Ignorable="w14 wp14">
+  <w:p>
+    <w:pPr>
+      <w:pStyle w:val="Footer"/>
+    </w:pPr>
+  </w:p>
+</w:ftr>
+</file>
+
 <file path=word/footnotes.xml><?xml version="1.0" encoding="utf-8"?>
 <w:footnotes xmlns:wpc="http://schemas.microsoft.com/office/word/2010/wordprocessingCanvas" xmlns:cx="http://schemas.microsoft.com/office/drawing/2014/chartex" xmlns:mc="http://schemas.openxmlformats.org/markup-compatibility/2006" xmlns:o="urn:schemas-microsoft-com:office:office" xmlns:r="http://schemas.openxmlformats.org/officeDocument/2006/relationships" xmlns:m="http://schemas.openxmlformats.org/officeDocument/2006/math" xmlns:v="urn:schemas-microsoft-com:vml" xmlns:wp14="http://schemas.microsoft.com/office/word/2010/wordprocessingDrawing" xmlns:wp="http://schemas.openxmlformats.org/drawingml/2006/wordprocessingDrawing" xmlns:w10="urn:schemas-microsoft-com:office:word" xmlns:w="http://schemas.openxmlformats.org/wordprocessingml/2006/main" xmlns:w14="http://schemas.microsoft.com/office/word/2010/wordml" xmlns:w15="http://schemas.microsoft.com/office/word/2012/wordml" xmlns:w16se="http://schemas.microsoft.com/office/word/2015/wordml/symex" xmlns:wpg="http://schemas.microsoft.com/office/word/2010/wordprocessingGroup" xmlns:wpi="http://schemas.microsoft.com/office/word/2010/wordprocessingInk" xmlns:wne="http://schemas.microsoft.com/office/word/2006/wordml" xmlns:wps="http://schemas.microsoft.com/office/word/2010/wordprocessingShape" mc:Ignorable="w14 w15 w16se wp14">
   <w:footnote w:type="separator" w:id="-1">
@@ -3269,6 +3294,36 @@
     </w:p>
   </w:footnote>
 </w:footnotes>
+</file>
+
+<file path=word/header1.xml><?xml version="1.0" encoding="utf-8"?>
+<w:hdr xmlns:m="http://schemas.openxmlformats.org/officeDocument/2006/math" xmlns:mc="http://schemas.openxmlformats.org/markup-compatibility/2006" xmlns:mo="http://schemas.microsoft.com/office/mac/office/2008/main" xmlns:mv="urn:schemas-microsoft-com:mac:vml" xmlns:o="urn:schemas-microsoft-com:office:office" xmlns:r="http://schemas.openxmlformats.org/officeDocument/2006/relationships" xmlns:v="urn:schemas-microsoft-com:vml" xmlns:w10="urn:schemas-microsoft-com:office:word" xmlns:w14="http://schemas.microsoft.com/office/word/2010/wordml" xmlns:w="http://schemas.openxmlformats.org/wordprocessingml/2006/main" xmlns:wne="http://schemas.microsoft.com/office/word/2006/wordml" xmlns:wp14="http://schemas.microsoft.com/office/word/2010/wordprocessingDrawing" xmlns:wp="http://schemas.openxmlformats.org/drawingml/2006/wordprocessingDrawing" xmlns:wpc="http://schemas.microsoft.com/office/word/2010/wordprocessingCanvas" xmlns:wpg="http://schemas.microsoft.com/office/word/2010/wordprocessingGroup" xmlns:wpi="http://schemas.microsoft.com/office/word/2010/wordprocessingInk" xmlns:wps="http://schemas.microsoft.com/office/word/2010/wordprocessingShape" mc:Ignorable="w14 wp14">
+  <w:p>
+    <w:pPr>
+      <w:pStyle w:val="Header"/>
+    </w:pPr>
+  </w:p>
+</w:hdr>
+</file>
+
+<file path=word/header2.xml><?xml version="1.0" encoding="utf-8"?>
+<w:hdr xmlns:m="http://schemas.openxmlformats.org/officeDocument/2006/math" xmlns:mc="http://schemas.openxmlformats.org/markup-compatibility/2006" xmlns:mo="http://schemas.microsoft.com/office/mac/office/2008/main" xmlns:mv="urn:schemas-microsoft-com:mac:vml" xmlns:o="urn:schemas-microsoft-com:office:office" xmlns:r="http://schemas.openxmlformats.org/officeDocument/2006/relationships" xmlns:v="urn:schemas-microsoft-com:vml" xmlns:w10="urn:schemas-microsoft-com:office:word" xmlns:w14="http://schemas.microsoft.com/office/word/2010/wordml" xmlns:w="http://schemas.openxmlformats.org/wordprocessingml/2006/main" xmlns:wne="http://schemas.microsoft.com/office/word/2006/wordml" xmlns:wp14="http://schemas.microsoft.com/office/word/2010/wordprocessingDrawing" xmlns:wp="http://schemas.openxmlformats.org/drawingml/2006/wordprocessingDrawing" xmlns:wpc="http://schemas.microsoft.com/office/word/2010/wordprocessingCanvas" xmlns:wpg="http://schemas.microsoft.com/office/word/2010/wordprocessingGroup" xmlns:wpi="http://schemas.microsoft.com/office/word/2010/wordprocessingInk" xmlns:wps="http://schemas.microsoft.com/office/word/2010/wordprocessingShape" mc:Ignorable="w14 wp14">
+  <w:p>
+    <w:pPr>
+      <w:pStyle w:val="Header"/>
+    </w:pPr>
+  </w:p>
+</w:hdr>
+</file>
+
+<file path=word/header3.xml><?xml version="1.0" encoding="utf-8"?>
+<w:hdr xmlns:m="http://schemas.openxmlformats.org/officeDocument/2006/math" xmlns:mc="http://schemas.openxmlformats.org/markup-compatibility/2006" xmlns:mo="http://schemas.microsoft.com/office/mac/office/2008/main" xmlns:mv="urn:schemas-microsoft-com:mac:vml" xmlns:o="urn:schemas-microsoft-com:office:office" xmlns:r="http://schemas.openxmlformats.org/officeDocument/2006/relationships" xmlns:v="urn:schemas-microsoft-com:vml" xmlns:w10="urn:schemas-microsoft-com:office:word" xmlns:w14="http://schemas.microsoft.com/office/word/2010/wordml" xmlns:w="http://schemas.openxmlformats.org/wordprocessingml/2006/main" xmlns:wne="http://schemas.microsoft.com/office/word/2006/wordml" xmlns:wp14="http://schemas.microsoft.com/office/word/2010/wordprocessingDrawing" xmlns:wp="http://schemas.openxmlformats.org/drawingml/2006/wordprocessingDrawing" xmlns:wpc="http://schemas.microsoft.com/office/word/2010/wordprocessingCanvas" xmlns:wpg="http://schemas.microsoft.com/office/word/2010/wordprocessingGroup" xmlns:wpi="http://schemas.microsoft.com/office/word/2010/wordprocessingInk" xmlns:wps="http://schemas.microsoft.com/office/word/2010/wordprocessingShape" mc:Ignorable="w14 wp14">
+  <w:p>
+    <w:pPr>
+      <w:pStyle w:val="Header"/>
+    </w:pPr>
+  </w:p>
+</w:hdr>
 </file>
 
 <file path=word/styles.xml><?xml version="1.0" encoding="utf-8"?>

--- a/Documents Generation/Cover_Letter.docx
+++ b/Documents Generation/Cover_Letter.docx
@@ -390,7 +390,7 @@
           <w:sz w:val="20"/>
           <w:szCs w:val="20"/>
         </w:rPr>
-        <w:t>schengen_country</w:t>
+        <w:t>destinations</w:t>
       </w:r>
       <w:proofErr w:type="spellEnd"/>
       <w:r>
@@ -1981,7 +1981,7 @@
           <w:sz w:val="20"/>
           <w:szCs w:val="20"/>
         </w:rPr>
-        <w:t>schengen_country</w:t>
+        <w:t>destinations</w:t>
       </w:r>
       <w:proofErr w:type="spellEnd"/>
       <w:r>
